--- a/data/HR-files/Munkaruha és védőeszköz nyilvántartás.docx
+++ b/data/HR-files/Munkaruha és védőeszköz nyilvántartás.docx
@@ -12,7 +12,7 @@
         <w:ind w:left="-357"/>
         <w:jc w:val="center"/>
         <w:rPr>
-          <w:rFonts w:ascii="Poppins" w:hAnsi="Poppins" w:cs="Poppins"/>
+          <w:rFonts w:ascii="Poppins" w:hAnsi="Poppins" w:cs="Poppins" w:eastAsia="Poppins"/>
           <w:b/>
           <w:sz w:val="28"/>
           <w:szCs w:val="28"/>
@@ -20,7 +20,7 @@
       </w:pPr>
       <w:r>
         <w:rPr>
-          <w:rFonts w:ascii="Poppins" w:hAnsi="Poppins" w:cs="Poppins"/>
+          <w:rFonts w:ascii="Poppins" w:hAnsi="Poppins" w:cs="Poppins" w:eastAsia="Poppins"/>
           <w:b/>
           <w:sz w:val="28"/>
           <w:szCs w:val="28"/>
@@ -60,7 +60,7 @@
             <w:pPr>
               <w:spacing w:before="60" w:after="60" w:line="256" w:lineRule="auto"/>
               <w:rPr>
-                <w:rFonts w:ascii="Poppins" w:hAnsi="Poppins" w:cs="Poppins"/>
+                <w:rFonts w:ascii="Poppins" w:hAnsi="Poppins" w:cs="Poppins" w:eastAsia="Poppins"/>
                 <w:b/>
                 <w:sz w:val="18"/>
                 <w:szCs w:val="18"/>
@@ -68,7 +68,7 @@
             </w:pPr>
             <w:r>
               <w:rPr>
-                <w:rFonts w:ascii="Poppins" w:hAnsi="Poppins" w:cs="Poppins"/>
+                <w:rFonts w:ascii="Poppins" w:hAnsi="Poppins" w:cs="Poppins" w:eastAsia="Poppins"/>
                 <w:b/>
                 <w:sz w:val="18"/>
                 <w:szCs w:val="18"/>
@@ -86,7 +86,7 @@
             <w:pPr>
               <w:spacing w:before="60" w:after="60"/>
               <w:rPr>
-                <w:rFonts w:ascii="Poppins" w:hAnsi="Poppins" w:cs="Poppins"/>
+                <w:rFonts w:ascii="Poppins" w:hAnsi="Poppins" w:cs="Poppins" w:eastAsia="Poppins"/>
                 <w:b/>
                 <w:sz w:val="18"/>
                 <w:szCs w:val="18"/>
@@ -94,7 +94,7 @@
             </w:pPr>
             <w:r>
               <w:rPr>
-                <w:rFonts w:ascii="Poppins" w:hAnsi="Poppins" w:cs="Poppins"/>
+                <w:rFonts w:ascii="Poppins" w:hAnsi="Poppins" w:cs="Poppins" w:eastAsia="Poppins"/>
                 <w:b/>
                 <w:sz w:val="18"/>
                 <w:szCs w:val="18"/>
@@ -118,7 +118,7 @@
             <w:pPr>
               <w:spacing w:before="60" w:after="60" w:line="256" w:lineRule="auto"/>
               <w:rPr>
-                <w:rFonts w:ascii="Poppins" w:hAnsi="Poppins" w:cs="Poppins"/>
+                <w:rFonts w:ascii="Poppins" w:hAnsi="Poppins" w:cs="Poppins" w:eastAsia="Poppins"/>
                 <w:b/>
                 <w:sz w:val="18"/>
                 <w:szCs w:val="18"/>
@@ -126,7 +126,7 @@
             </w:pPr>
             <w:r>
               <w:rPr>
-                <w:rFonts w:ascii="Poppins" w:hAnsi="Poppins" w:cs="Poppins"/>
+                <w:rFonts w:ascii="Poppins" w:hAnsi="Poppins" w:cs="Poppins" w:eastAsia="Poppins"/>
                 <w:b/>
                 <w:sz w:val="18"/>
                 <w:szCs w:val="18"/>
@@ -135,7 +135,7 @@
             </w:r>
             <w:r>
               <w:rPr>
-                <w:rFonts w:ascii="Poppins" w:hAnsi="Poppins" w:cs="Poppins"/>
+                <w:rFonts w:ascii="Poppins" w:hAnsi="Poppins" w:cs="Poppins" w:eastAsia="Poppins"/>
                 <w:b/>
                 <w:sz w:val="18"/>
                 <w:szCs w:val="18"/>
@@ -153,7 +153,7 @@
             <w:pPr>
               <w:spacing w:before="60" w:after="60"/>
               <w:rPr>
-                <w:rFonts w:ascii="Poppins" w:hAnsi="Poppins" w:cs="Poppins"/>
+                <w:rFonts w:ascii="Poppins" w:hAnsi="Poppins" w:cs="Poppins" w:eastAsia="Poppins"/>
                 <w:b/>
                 <w:sz w:val="18"/>
                 <w:szCs w:val="18"/>
@@ -161,7 +161,7 @@
             </w:pPr>
             <w:r>
               <w:rPr>
-                <w:rFonts w:ascii="Poppins" w:hAnsi="Poppins" w:cs="Poppins"/>
+                <w:rFonts w:ascii="Poppins" w:hAnsi="Poppins" w:cs="Poppins" w:eastAsia="Poppins"/>
                 <w:b/>
                 <w:sz w:val="18"/>
                 <w:szCs w:val="18"/>
@@ -185,7 +185,7 @@
             <w:pPr>
               <w:spacing w:before="60" w:after="60"/>
               <w:rPr>
-                <w:rFonts w:ascii="Poppins" w:hAnsi="Poppins" w:cs="Poppins"/>
+                <w:rFonts w:ascii="Poppins" w:hAnsi="Poppins" w:cs="Poppins" w:eastAsia="Poppins"/>
                 <w:b/>
                 <w:sz w:val="18"/>
                 <w:szCs w:val="18"/>
@@ -193,7 +193,7 @@
             </w:pPr>
             <w:r>
               <w:rPr>
-                <w:rFonts w:ascii="Poppins" w:hAnsi="Poppins" w:cs="Poppins"/>
+                <w:rFonts w:ascii="Poppins" w:hAnsi="Poppins" w:cs="Poppins" w:eastAsia="Poppins"/>
                 <w:b/>
                 <w:sz w:val="18"/>
                 <w:szCs w:val="18"/>
@@ -211,7 +211,7 @@
             <w:pPr>
               <w:spacing w:before="60" w:after="60"/>
               <w:rPr>
-                <w:rFonts w:ascii="Poppins" w:hAnsi="Poppins" w:cs="Poppins"/>
+                <w:rFonts w:ascii="Poppins" w:hAnsi="Poppins" w:cs="Poppins" w:eastAsia="Poppins"/>
                 <w:b/>
                 <w:sz w:val="18"/>
                 <w:szCs w:val="18"/>
@@ -219,7 +219,7 @@
             </w:pPr>
             <w:r>
               <w:rPr>
-                <w:rFonts w:ascii="Poppins" w:hAnsi="Poppins" w:cs="Poppins"/>
+                <w:rFonts w:ascii="Poppins" w:hAnsi="Poppins" w:cs="Poppins" w:eastAsia="Poppins"/>
                 <w:b/>
                 <w:sz w:val="18"/>
                 <w:szCs w:val="18"/>
@@ -231,7 +231,7 @@
             <w:pPr>
               <w:spacing w:before="60" w:after="60"/>
               <w:rPr>
-                <w:rFonts w:ascii="Poppins" w:hAnsi="Poppins" w:cs="Poppins"/>
+                <w:rFonts w:ascii="Poppins" w:hAnsi="Poppins" w:cs="Poppins" w:eastAsia="Poppins"/>
                 <w:b/>
                 <w:sz w:val="18"/>
                 <w:szCs w:val="18"/>
@@ -239,7 +239,7 @@
             </w:pPr>
             <w:r>
               <w:rPr>
-                <w:rFonts w:ascii="Poppins" w:hAnsi="Poppins" w:cs="Poppins"/>
+                <w:rFonts w:ascii="Poppins" w:hAnsi="Poppins" w:cs="Poppins" w:eastAsia="Poppins"/>
                 <w:b/>
                 <w:sz w:val="18"/>
                 <w:szCs w:val="18"/>
@@ -248,7 +248,7 @@
             </w:r>
             <w:r>
               <w:rPr>
-                <w:rFonts w:ascii="Poppins" w:hAnsi="Poppins" w:cs="Poppins"/>
+                <w:rFonts w:ascii="Poppins" w:hAnsi="Poppins" w:cs="Poppins" w:eastAsia="Poppins"/>
                 <w:b/>
                 <w:sz w:val="18"/>
                 <w:szCs w:val="18"/>
@@ -257,7 +257,7 @@
             </w:r>
             <w:r>
               <w:rPr>
-                <w:rFonts w:ascii="Poppins" w:hAnsi="Poppins" w:cs="Poppins"/>
+                <w:rFonts w:ascii="Poppins" w:hAnsi="Poppins" w:cs="Poppins" w:eastAsia="Poppins"/>
                 <w:b/>
                 <w:sz w:val="18"/>
                 <w:szCs w:val="18"/>
@@ -281,7 +281,7 @@
             <w:pPr>
               <w:spacing w:before="60" w:after="60"/>
               <w:rPr>
-                <w:rFonts w:ascii="Poppins" w:hAnsi="Poppins" w:cs="Poppins"/>
+                <w:rFonts w:ascii="Poppins" w:hAnsi="Poppins" w:cs="Poppins" w:eastAsia="Poppins"/>
                 <w:b/>
                 <w:sz w:val="18"/>
                 <w:szCs w:val="18"/>
@@ -289,7 +289,7 @@
             </w:pPr>
             <w:r>
               <w:rPr>
-                <w:rFonts w:ascii="Poppins" w:hAnsi="Poppins" w:cs="Poppins"/>
+                <w:rFonts w:ascii="Poppins" w:hAnsi="Poppins" w:cs="Poppins" w:eastAsia="Poppins"/>
                 <w:b/>
                 <w:sz w:val="18"/>
                 <w:szCs w:val="18"/>
@@ -307,7 +307,7 @@
             <w:pPr>
               <w:spacing w:before="60" w:after="60"/>
               <w:rPr>
-                <w:rFonts w:ascii="Poppins" w:hAnsi="Poppins" w:cs="Poppins"/>
+                <w:rFonts w:ascii="Poppins" w:hAnsi="Poppins" w:cs="Poppins" w:eastAsia="Poppins"/>
                 <w:b/>
                 <w:sz w:val="18"/>
                 <w:szCs w:val="18"/>
@@ -315,7 +315,7 @@
             </w:pPr>
             <w:r>
               <w:rPr>
-                <w:rFonts w:ascii="Poppins" w:hAnsi="Poppins" w:cs="Poppins"/>
+                <w:rFonts w:ascii="Poppins" w:hAnsi="Poppins" w:cs="Poppins" w:eastAsia="Poppins"/>
                 <w:b/>
                 <w:sz w:val="18"/>
                 <w:szCs w:val="18"/>
@@ -333,7 +333,7 @@
         </w:tabs>
         <w:spacing w:before="120"/>
         <w:rPr>
-          <w:rFonts w:ascii="Poppins" w:hAnsi="Poppins" w:cs="Poppins"/>
+          <w:rFonts w:ascii="Poppins" w:hAnsi="Poppins" w:cs="Poppins" w:eastAsia="Poppins"/>
           <w:b/>
           <w:i/>
           <w:sz w:val="18"/>
@@ -374,7 +374,7 @@
             <w:pPr>
               <w:spacing w:before="60" w:after="60" w:line="256" w:lineRule="auto"/>
               <w:rPr>
-                <w:rFonts w:ascii="Poppins" w:hAnsi="Poppins" w:cs="Poppins"/>
+                <w:rFonts w:ascii="Poppins" w:hAnsi="Poppins" w:cs="Poppins" w:eastAsia="Poppins"/>
                 <w:b/>
                 <w:sz w:val="18"/>
                 <w:szCs w:val="18"/>
@@ -383,7 +383,7 @@
             </w:pPr>
             <w:r>
               <w:rPr>
-                <w:rFonts w:ascii="Poppins" w:hAnsi="Poppins" w:cs="Poppins"/>
+                <w:rFonts w:ascii="Poppins" w:hAnsi="Poppins" w:cs="Poppins" w:eastAsia="Poppins"/>
                 <w:b/>
                 <w:sz w:val="18"/>
                 <w:szCs w:val="18"/>
@@ -402,7 +402,7 @@
             <w:pPr>
               <w:spacing w:before="60" w:after="60"/>
               <w:rPr>
-                <w:rFonts w:ascii="Poppins" w:hAnsi="Poppins" w:cs="Poppins"/>
+                <w:rFonts w:ascii="Poppins" w:hAnsi="Poppins" w:cs="Poppins" w:eastAsia="Poppins"/>
                 <w:b/>
                 <w:sz w:val="18"/>
                 <w:szCs w:val="18"/>
@@ -425,7 +425,7 @@
             <w:pPr>
               <w:spacing w:before="60" w:after="60"/>
               <w:rPr>
-                <w:rFonts w:ascii="Poppins" w:hAnsi="Poppins" w:cs="Poppins"/>
+                <w:rFonts w:ascii="Poppins" w:hAnsi="Poppins" w:cs="Poppins" w:eastAsia="Poppins"/>
                 <w:b/>
                 <w:sz w:val="18"/>
                 <w:szCs w:val="18"/>
@@ -434,7 +434,7 @@
             </w:pPr>
             <w:r>
               <w:rPr>
-                <w:rFonts w:ascii="Poppins" w:hAnsi="Poppins" w:cs="Poppins"/>
+                <w:rFonts w:ascii="Poppins" w:hAnsi="Poppins" w:cs="Poppins" w:eastAsia="Poppins"/>
                 <w:b/>
                 <w:sz w:val="18"/>
                 <w:szCs w:val="18"/>
@@ -453,7 +453,7 @@
             <w:pPr>
               <w:spacing w:before="60" w:after="60"/>
               <w:rPr>
-                <w:rFonts w:ascii="Poppins" w:hAnsi="Poppins" w:cs="Poppins"/>
+                <w:rFonts w:ascii="Poppins" w:hAnsi="Poppins" w:cs="Poppins" w:eastAsia="Poppins"/>
                 <w:b/>
                 <w:sz w:val="18"/>
                 <w:szCs w:val="18"/>
@@ -476,7 +476,7 @@
             <w:pPr>
               <w:spacing w:before="60" w:after="60"/>
               <w:rPr>
-                <w:rFonts w:ascii="Poppins" w:hAnsi="Poppins" w:cs="Poppins"/>
+                <w:rFonts w:ascii="Poppins" w:hAnsi="Poppins" w:cs="Poppins" w:eastAsia="Poppins"/>
                 <w:b/>
                 <w:sz w:val="18"/>
                 <w:szCs w:val="18"/>
@@ -485,7 +485,7 @@
             </w:pPr>
             <w:r>
               <w:rPr>
-                <w:rFonts w:ascii="Poppins" w:hAnsi="Poppins" w:cs="Poppins"/>
+                <w:rFonts w:ascii="Poppins" w:hAnsi="Poppins" w:cs="Poppins" w:eastAsia="Poppins"/>
                 <w:b/>
                 <w:sz w:val="18"/>
                 <w:szCs w:val="18"/>
@@ -504,7 +504,7 @@
             <w:pPr>
               <w:spacing w:before="60" w:after="60"/>
               <w:rPr>
-                <w:rFonts w:ascii="Poppins" w:hAnsi="Poppins" w:cs="Poppins"/>
+                <w:rFonts w:ascii="Poppins" w:hAnsi="Poppins" w:cs="Poppins" w:eastAsia="Poppins"/>
                 <w:b/>
                 <w:sz w:val="18"/>
                 <w:szCs w:val="18"/>
@@ -522,7 +522,7 @@
         <w:spacing w:before="240" w:after="240"/>
         <w:jc w:val="center"/>
         <w:rPr>
-          <w:rFonts w:ascii="Poppins" w:hAnsi="Poppins" w:cs="Poppins"/>
+          <w:rFonts w:ascii="Poppins" w:hAnsi="Poppins" w:cs="Poppins" w:eastAsia="Poppins"/>
           <w:b/>
           <w:i/>
           <w:sz w:val="18"/>
@@ -531,7 +531,7 @@
       </w:pPr>
       <w:r>
         <w:rPr>
-          <w:rFonts w:ascii="Poppins" w:hAnsi="Poppins" w:cs="Poppins"/>
+          <w:rFonts w:ascii="Poppins" w:hAnsi="Poppins" w:cs="Poppins" w:eastAsia="Poppins"/>
           <w:b/>
           <w:i/>
           <w:sz w:val="18"/>
@@ -541,7 +541,7 @@
       </w:r>
       <w:r>
         <w:rPr>
-          <w:rFonts w:ascii="Poppins" w:hAnsi="Poppins" w:cs="Poppins"/>
+          <w:rFonts w:ascii="Poppins" w:hAnsi="Poppins" w:cs="Poppins" w:eastAsia="Poppins"/>
           <w:b/>
           <w:i/>
           <w:sz w:val="18"/>
@@ -560,14 +560,14 @@
         <w:autoSpaceDN/>
         <w:jc w:val="both"/>
         <w:rPr>
-          <w:rFonts w:ascii="Poppins" w:hAnsi="Poppins" w:cs="Poppins"/>
+          <w:rFonts w:ascii="Poppins" w:hAnsi="Poppins" w:cs="Poppins" w:eastAsia="Poppins"/>
           <w:sz w:val="18"/>
           <w:szCs w:val="18"/>
         </w:rPr>
       </w:pPr>
       <w:r>
         <w:rPr>
-          <w:rFonts w:ascii="Poppins" w:hAnsi="Poppins" w:cs="Poppins"/>
+          <w:rFonts w:ascii="Poppins" w:hAnsi="Poppins" w:cs="Poppins" w:eastAsia="Poppins"/>
           <w:sz w:val="18"/>
           <w:szCs w:val="18"/>
         </w:rPr>
@@ -575,7 +575,7 @@
       </w:r>
       <w:r>
         <w:rPr>
-          <w:rFonts w:ascii="Poppins" w:hAnsi="Poppins" w:cs="Poppins"/>
+          <w:rFonts w:ascii="Poppins" w:hAnsi="Poppins" w:cs="Poppins" w:eastAsia="Poppins"/>
           <w:sz w:val="18"/>
           <w:szCs w:val="18"/>
         </w:rPr>
@@ -583,7 +583,7 @@
       </w:r>
       <w:r>
         <w:rPr>
-          <w:rFonts w:ascii="Poppins" w:hAnsi="Poppins" w:cs="Poppins"/>
+          <w:rFonts w:ascii="Poppins" w:hAnsi="Poppins" w:cs="Poppins" w:eastAsia="Poppins"/>
           <w:sz w:val="18"/>
           <w:szCs w:val="18"/>
         </w:rPr>
@@ -600,14 +600,14 @@
         <w:autoSpaceDN/>
         <w:jc w:val="both"/>
         <w:rPr>
-          <w:rFonts w:ascii="Poppins" w:hAnsi="Poppins" w:cs="Poppins"/>
+          <w:rFonts w:ascii="Poppins" w:hAnsi="Poppins" w:cs="Poppins" w:eastAsia="Poppins"/>
           <w:sz w:val="18"/>
           <w:szCs w:val="18"/>
         </w:rPr>
       </w:pPr>
       <w:r>
         <w:rPr>
-          <w:rFonts w:ascii="Poppins" w:hAnsi="Poppins" w:cs="Poppins"/>
+          <w:rFonts w:ascii="Poppins" w:hAnsi="Poppins" w:cs="Poppins" w:eastAsia="Poppins"/>
           <w:sz w:val="18"/>
           <w:szCs w:val="18"/>
         </w:rPr>
@@ -615,7 +615,7 @@
       </w:r>
       <w:r>
         <w:rPr>
-          <w:rFonts w:ascii="Poppins" w:hAnsi="Poppins" w:cs="Poppins"/>
+          <w:rFonts w:ascii="Poppins" w:hAnsi="Poppins" w:cs="Poppins" w:eastAsia="Poppins"/>
           <w:sz w:val="18"/>
           <w:szCs w:val="18"/>
         </w:rPr>
@@ -623,7 +623,7 @@
       </w:r>
       <w:r>
         <w:rPr>
-          <w:rFonts w:ascii="Poppins" w:hAnsi="Poppins" w:cs="Poppins"/>
+          <w:rFonts w:ascii="Poppins" w:hAnsi="Poppins" w:cs="Poppins" w:eastAsia="Poppins"/>
           <w:sz w:val="18"/>
           <w:szCs w:val="18"/>
         </w:rPr>
@@ -640,14 +640,14 @@
         <w:autoSpaceDN/>
         <w:jc w:val="both"/>
         <w:rPr>
-          <w:rFonts w:ascii="Poppins" w:hAnsi="Poppins" w:cs="Poppins"/>
+          <w:rFonts w:ascii="Poppins" w:hAnsi="Poppins" w:cs="Poppins" w:eastAsia="Poppins"/>
           <w:sz w:val="18"/>
           <w:szCs w:val="18"/>
         </w:rPr>
       </w:pPr>
       <w:r>
         <w:rPr>
-          <w:rFonts w:ascii="Poppins" w:hAnsi="Poppins" w:cs="Poppins"/>
+          <w:rFonts w:ascii="Poppins" w:hAnsi="Poppins" w:cs="Poppins" w:eastAsia="Poppins"/>
           <w:sz w:val="18"/>
           <w:szCs w:val="18"/>
         </w:rPr>
@@ -655,7 +655,7 @@
       </w:r>
       <w:r>
         <w:rPr>
-          <w:rFonts w:ascii="Poppins" w:hAnsi="Poppins" w:cs="Poppins"/>
+          <w:rFonts w:ascii="Poppins" w:hAnsi="Poppins" w:cs="Poppins" w:eastAsia="Poppins"/>
           <w:sz w:val="18"/>
           <w:szCs w:val="18"/>
         </w:rPr>
@@ -663,7 +663,7 @@
       </w:r>
       <w:r>
         <w:rPr>
-          <w:rFonts w:ascii="Poppins" w:hAnsi="Poppins" w:cs="Poppins"/>
+          <w:rFonts w:ascii="Poppins" w:hAnsi="Poppins" w:cs="Poppins" w:eastAsia="Poppins"/>
           <w:sz w:val="18"/>
           <w:szCs w:val="18"/>
         </w:rPr>
@@ -679,7 +679,7 @@
         <w:ind w:left="-357"/>
         <w:jc w:val="center"/>
         <w:rPr>
-          <w:rFonts w:ascii="Poppins" w:hAnsi="Poppins" w:cs="Poppins"/>
+          <w:rFonts w:ascii="Poppins" w:hAnsi="Poppins" w:cs="Poppins" w:eastAsia="Poppins"/>
           <w:b/>
           <w:i/>
           <w:sz w:val="18"/>
@@ -688,7 +688,7 @@
       </w:pPr>
       <w:r>
         <w:rPr>
-          <w:rFonts w:ascii="Poppins" w:hAnsi="Poppins" w:cs="Poppins"/>
+          <w:rFonts w:ascii="Poppins" w:hAnsi="Poppins" w:cs="Poppins" w:eastAsia="Poppins"/>
           <w:b/>
           <w:i/>
           <w:sz w:val="18"/>
@@ -702,14 +702,14 @@
         <w:pStyle w:val="Stlus6"/>
         <w:spacing w:before="120" w:after="120"/>
         <w:rPr>
-          <w:rFonts w:ascii="Poppins" w:hAnsi="Poppins" w:cs="Poppins"/>
+          <w:rFonts w:ascii="Poppins" w:hAnsi="Poppins" w:cs="Poppins" w:eastAsia="Poppins"/>
           <w:sz w:val="18"/>
           <w:szCs w:val="18"/>
         </w:rPr>
       </w:pPr>
       <w:r>
         <w:rPr>
-          <w:rFonts w:ascii="Poppins" w:hAnsi="Poppins" w:cs="Poppins"/>
+          <w:rFonts w:ascii="Poppins" w:hAnsi="Poppins" w:cs="Poppins" w:eastAsia="Poppins"/>
           <w:sz w:val="18"/>
           <w:szCs w:val="18"/>
         </w:rPr>
@@ -731,14 +731,14 @@
         <w:ind w:left="340"/>
         <w:jc w:val="both"/>
         <w:rPr>
-          <w:rFonts w:ascii="Poppins" w:hAnsi="Poppins" w:cs="Poppins"/>
+          <w:rFonts w:ascii="Poppins" w:hAnsi="Poppins" w:cs="Poppins" w:eastAsia="Poppins"/>
           <w:sz w:val="18"/>
           <w:szCs w:val="18"/>
         </w:rPr>
       </w:pPr>
       <w:r>
         <w:rPr>
-          <w:rFonts w:ascii="Poppins" w:hAnsi="Poppins" w:cs="Poppins"/>
+          <w:rFonts w:ascii="Poppins" w:hAnsi="Poppins" w:cs="Poppins" w:eastAsia="Poppins"/>
           <w:sz w:val="18"/>
           <w:szCs w:val="18"/>
         </w:rPr>
@@ -746,7 +746,7 @@
       </w:r>
       <w:r>
         <w:rPr>
-          <w:rFonts w:ascii="Poppins" w:hAnsi="Poppins" w:cs="Poppins"/>
+          <w:rFonts w:ascii="Poppins" w:hAnsi="Poppins" w:cs="Poppins" w:eastAsia="Poppins"/>
           <w:sz w:val="18"/>
           <w:szCs w:val="18"/>
         </w:rPr>
@@ -754,7 +754,7 @@
       </w:r>
       <w:r>
         <w:rPr>
-          <w:rFonts w:ascii="Poppins" w:hAnsi="Poppins" w:cs="Poppins"/>
+          <w:rFonts w:ascii="Poppins" w:hAnsi="Poppins" w:cs="Poppins" w:eastAsia="Poppins"/>
           <w:sz w:val="18"/>
           <w:szCs w:val="18"/>
         </w:rPr>
@@ -775,14 +775,14 @@
         <w:ind w:left="340"/>
         <w:jc w:val="both"/>
         <w:rPr>
-          <w:rFonts w:ascii="Poppins" w:hAnsi="Poppins" w:cs="Poppins"/>
+          <w:rFonts w:ascii="Poppins" w:hAnsi="Poppins" w:cs="Poppins" w:eastAsia="Poppins"/>
           <w:sz w:val="18"/>
           <w:szCs w:val="18"/>
         </w:rPr>
       </w:pPr>
       <w:r>
         <w:rPr>
-          <w:rFonts w:ascii="Poppins" w:hAnsi="Poppins" w:cs="Poppins"/>
+          <w:rFonts w:ascii="Poppins" w:hAnsi="Poppins" w:cs="Poppins" w:eastAsia="Poppins"/>
           <w:sz w:val="18"/>
           <w:szCs w:val="18"/>
         </w:rPr>
@@ -804,14 +804,14 @@
         <w:ind w:left="340"/>
         <w:jc w:val="both"/>
         <w:rPr>
-          <w:rFonts w:ascii="Poppins" w:hAnsi="Poppins" w:cs="Poppins"/>
+          <w:rFonts w:ascii="Poppins" w:hAnsi="Poppins" w:cs="Poppins" w:eastAsia="Poppins"/>
           <w:sz w:val="18"/>
           <w:szCs w:val="18"/>
         </w:rPr>
       </w:pPr>
       <w:r>
         <w:rPr>
-          <w:rFonts w:ascii="Poppins" w:hAnsi="Poppins" w:cs="Poppins"/>
+          <w:rFonts w:ascii="Poppins" w:hAnsi="Poppins" w:cs="Poppins" w:eastAsia="Poppins"/>
           <w:sz w:val="18"/>
           <w:szCs w:val="18"/>
         </w:rPr>
@@ -832,14 +832,14 @@
         <w:ind w:left="340"/>
         <w:jc w:val="both"/>
         <w:rPr>
-          <w:rFonts w:ascii="Poppins" w:hAnsi="Poppins" w:cs="Poppins"/>
+          <w:rFonts w:ascii="Poppins" w:hAnsi="Poppins" w:cs="Poppins" w:eastAsia="Poppins"/>
           <w:sz w:val="18"/>
           <w:szCs w:val="18"/>
         </w:rPr>
       </w:pPr>
       <w:r>
         <w:rPr>
-          <w:rFonts w:ascii="Poppins" w:hAnsi="Poppins" w:cs="Poppins"/>
+          <w:rFonts w:ascii="Poppins" w:hAnsi="Poppins" w:cs="Poppins" w:eastAsia="Poppins"/>
           <w:sz w:val="18"/>
           <w:szCs w:val="18"/>
         </w:rPr>
@@ -847,7 +847,7 @@
       </w:r>
       <w:r>
         <w:rPr>
-          <w:rFonts w:ascii="Poppins" w:hAnsi="Poppins" w:cs="Poppins"/>
+          <w:rFonts w:ascii="Poppins" w:hAnsi="Poppins" w:cs="Poppins" w:eastAsia="Poppins"/>
           <w:sz w:val="18"/>
           <w:szCs w:val="18"/>
         </w:rPr>
@@ -855,7 +855,7 @@
       </w:r>
       <w:r>
         <w:rPr>
-          <w:rFonts w:ascii="Poppins" w:hAnsi="Poppins" w:cs="Poppins"/>
+          <w:rFonts w:ascii="Poppins" w:hAnsi="Poppins" w:cs="Poppins" w:eastAsia="Poppins"/>
           <w:sz w:val="18"/>
           <w:szCs w:val="18"/>
         </w:rPr>
@@ -863,7 +863,7 @@
       </w:r>
       <w:r>
         <w:rPr>
-          <w:rFonts w:ascii="Poppins" w:hAnsi="Poppins" w:cs="Poppins"/>
+          <w:rFonts w:ascii="Poppins" w:hAnsi="Poppins" w:cs="Poppins" w:eastAsia="Poppins"/>
           <w:sz w:val="18"/>
           <w:szCs w:val="18"/>
         </w:rPr>
@@ -871,7 +871,7 @@
       </w:r>
       <w:r>
         <w:rPr>
-          <w:rFonts w:ascii="Poppins" w:hAnsi="Poppins" w:cs="Poppins"/>
+          <w:rFonts w:ascii="Poppins" w:hAnsi="Poppins" w:cs="Poppins" w:eastAsia="Poppins"/>
           <w:sz w:val="18"/>
           <w:szCs w:val="18"/>
         </w:rPr>
@@ -892,14 +892,14 @@
         <w:ind w:left="340"/>
         <w:jc w:val="both"/>
         <w:rPr>
-          <w:rFonts w:ascii="Poppins" w:hAnsi="Poppins" w:cs="Poppins"/>
+          <w:rFonts w:ascii="Poppins" w:hAnsi="Poppins" w:cs="Poppins" w:eastAsia="Poppins"/>
           <w:sz w:val="18"/>
           <w:szCs w:val="18"/>
         </w:rPr>
       </w:pPr>
       <w:r>
         <w:rPr>
-          <w:rFonts w:ascii="Poppins" w:hAnsi="Poppins" w:cs="Poppins"/>
+          <w:rFonts w:ascii="Poppins" w:hAnsi="Poppins" w:cs="Poppins" w:eastAsia="Poppins"/>
           <w:sz w:val="18"/>
           <w:szCs w:val="18"/>
         </w:rPr>
@@ -907,7 +907,7 @@
       </w:r>
       <w:r>
         <w:rPr>
-          <w:rFonts w:ascii="Poppins" w:hAnsi="Poppins" w:cs="Poppins"/>
+          <w:rFonts w:ascii="Poppins" w:hAnsi="Poppins" w:cs="Poppins" w:eastAsia="Poppins"/>
           <w:sz w:val="18"/>
           <w:szCs w:val="18"/>
         </w:rPr>
@@ -915,7 +915,7 @@
       </w:r>
       <w:r>
         <w:rPr>
-          <w:rFonts w:ascii="Poppins" w:hAnsi="Poppins" w:cs="Poppins"/>
+          <w:rFonts w:ascii="Poppins" w:hAnsi="Poppins" w:cs="Poppins" w:eastAsia="Poppins"/>
           <w:sz w:val="18"/>
           <w:szCs w:val="18"/>
         </w:rPr>
@@ -936,14 +936,14 @@
         <w:ind w:left="340"/>
         <w:jc w:val="both"/>
         <w:rPr>
-          <w:rFonts w:ascii="Poppins" w:hAnsi="Poppins" w:cs="Poppins"/>
+          <w:rFonts w:ascii="Poppins" w:hAnsi="Poppins" w:cs="Poppins" w:eastAsia="Poppins"/>
           <w:sz w:val="18"/>
           <w:szCs w:val="18"/>
         </w:rPr>
       </w:pPr>
       <w:r>
         <w:rPr>
-          <w:rFonts w:ascii="Poppins" w:hAnsi="Poppins" w:cs="Poppins"/>
+          <w:rFonts w:ascii="Poppins" w:hAnsi="Poppins" w:cs="Poppins" w:eastAsia="Poppins"/>
           <w:sz w:val="18"/>
           <w:szCs w:val="18"/>
         </w:rPr>
@@ -951,7 +951,7 @@
       </w:r>
       <w:r>
         <w:rPr>
-          <w:rFonts w:ascii="Poppins" w:hAnsi="Poppins" w:cs="Poppins"/>
+          <w:rFonts w:ascii="Poppins" w:hAnsi="Poppins" w:cs="Poppins" w:eastAsia="Poppins"/>
           <w:sz w:val="18"/>
           <w:szCs w:val="18"/>
         </w:rPr>
@@ -959,7 +959,7 @@
       </w:r>
       <w:r>
         <w:rPr>
-          <w:rFonts w:ascii="Poppins" w:hAnsi="Poppins" w:cs="Poppins"/>
+          <w:rFonts w:ascii="Poppins" w:hAnsi="Poppins" w:cs="Poppins" w:eastAsia="Poppins"/>
           <w:sz w:val="18"/>
           <w:szCs w:val="18"/>
         </w:rPr>
@@ -980,14 +980,14 @@
         <w:ind w:left="340"/>
         <w:jc w:val="both"/>
         <w:rPr>
-          <w:rFonts w:ascii="Poppins" w:hAnsi="Poppins" w:cs="Poppins"/>
+          <w:rFonts w:ascii="Poppins" w:hAnsi="Poppins" w:cs="Poppins" w:eastAsia="Poppins"/>
           <w:sz w:val="18"/>
           <w:szCs w:val="18"/>
         </w:rPr>
       </w:pPr>
       <w:r>
         <w:rPr>
-          <w:rFonts w:ascii="Poppins" w:hAnsi="Poppins" w:cs="Poppins"/>
+          <w:rFonts w:ascii="Poppins" w:hAnsi="Poppins" w:cs="Poppins" w:eastAsia="Poppins"/>
           <w:sz w:val="18"/>
           <w:szCs w:val="18"/>
         </w:rPr>
@@ -995,7 +995,7 @@
       </w:r>
       <w:r>
         <w:rPr>
-          <w:rFonts w:ascii="Poppins" w:hAnsi="Poppins" w:cs="Poppins"/>
+          <w:rFonts w:ascii="Poppins" w:hAnsi="Poppins" w:cs="Poppins" w:eastAsia="Poppins"/>
           <w:sz w:val="18"/>
           <w:szCs w:val="18"/>
         </w:rPr>
@@ -1003,7 +1003,7 @@
       </w:r>
       <w:r>
         <w:rPr>
-          <w:rFonts w:ascii="Poppins" w:hAnsi="Poppins" w:cs="Poppins"/>
+          <w:rFonts w:ascii="Poppins" w:hAnsi="Poppins" w:cs="Poppins" w:eastAsia="Poppins"/>
           <w:sz w:val="18"/>
           <w:szCs w:val="18"/>
         </w:rPr>
@@ -1015,7 +1015,7 @@
         <w:pStyle w:val="Szvegtrzs"/>
         <w:spacing w:before="120" w:after="120"/>
         <w:rPr>
-          <w:rFonts w:ascii="Poppins" w:hAnsi="Poppins" w:cs="Poppins"/>
+          <w:rFonts w:ascii="Poppins" w:hAnsi="Poppins" w:cs="Poppins" w:eastAsia="Poppins"/>
           <w:b/>
           <w:i/>
           <w:sz w:val="18"/>
@@ -1024,7 +1024,7 @@
       </w:pPr>
       <w:r>
         <w:rPr>
-          <w:rFonts w:ascii="Poppins" w:hAnsi="Poppins" w:cs="Poppins"/>
+          <w:rFonts w:ascii="Poppins" w:hAnsi="Poppins" w:cs="Poppins" w:eastAsia="Poppins"/>
           <w:b/>
           <w:i/>
           <w:sz w:val="18"/>
@@ -1034,7 +1034,7 @@
       </w:r>
       <w:r>
         <w:rPr>
-          <w:rFonts w:ascii="Poppins" w:hAnsi="Poppins" w:cs="Poppins"/>
+          <w:rFonts w:ascii="Poppins" w:hAnsi="Poppins" w:cs="Poppins" w:eastAsia="Poppins"/>
           <w:b/>
           <w:i/>
           <w:sz w:val="18"/>
@@ -1044,7 +1044,7 @@
       </w:r>
       <w:r>
         <w:rPr>
-          <w:rFonts w:ascii="Poppins" w:hAnsi="Poppins" w:cs="Poppins"/>
+          <w:rFonts w:ascii="Poppins" w:hAnsi="Poppins" w:cs="Poppins" w:eastAsia="Poppins"/>
           <w:b/>
           <w:i/>
           <w:sz w:val="18"/>
@@ -1058,14 +1058,14 @@
         <w:pStyle w:val="Szvegtrzs"/>
         <w:spacing w:before="120" w:after="120"/>
         <w:rPr>
-          <w:rFonts w:ascii="Poppins" w:hAnsi="Poppins" w:cs="Poppins"/>
+          <w:rFonts w:ascii="Poppins" w:hAnsi="Poppins" w:cs="Poppins" w:eastAsia="Poppins"/>
           <w:sz w:val="18"/>
           <w:szCs w:val="18"/>
         </w:rPr>
       </w:pPr>
       <w:r>
         <w:rPr>
-          <w:rFonts w:ascii="Poppins" w:hAnsi="Poppins" w:cs="Poppins"/>
+          <w:rFonts w:ascii="Poppins" w:hAnsi="Poppins" w:cs="Poppins" w:eastAsia="Poppins"/>
           <w:b/>
           <w:bCs/>
           <w:sz w:val="18"/>
@@ -1075,7 +1075,7 @@
       </w:r>
       <w:r>
         <w:rPr>
-          <w:rFonts w:ascii="Poppins" w:hAnsi="Poppins" w:cs="Poppins"/>
+          <w:rFonts w:ascii="Poppins" w:hAnsi="Poppins" w:cs="Poppins" w:eastAsia="Poppins"/>
           <w:b/>
           <w:bCs/>
           <w:sz w:val="18"/>
@@ -1085,7 +1085,7 @@
       </w:r>
       <w:r>
         <w:rPr>
-          <w:rFonts w:ascii="Poppins" w:hAnsi="Poppins" w:cs="Poppins"/>
+          <w:rFonts w:ascii="Poppins" w:hAnsi="Poppins" w:cs="Poppins" w:eastAsia="Poppins"/>
           <w:sz w:val="18"/>
           <w:szCs w:val="18"/>
         </w:rPr>
@@ -1096,14 +1096,14 @@
       <w:pPr>
         <w:jc w:val="both"/>
         <w:rPr>
-          <w:rFonts w:ascii="Poppins" w:hAnsi="Poppins" w:cs="Poppins"/>
+          <w:rFonts w:ascii="Poppins" w:hAnsi="Poppins" w:cs="Poppins" w:eastAsia="Poppins"/>
           <w:sz w:val="18"/>
           <w:szCs w:val="18"/>
         </w:rPr>
       </w:pPr>
       <w:r>
         <w:rPr>
-          <w:rFonts w:ascii="Poppins" w:hAnsi="Poppins" w:cs="Poppins"/>
+          <w:rFonts w:ascii="Poppins" w:hAnsi="Poppins" w:cs="Poppins" w:eastAsia="Poppins"/>
           <w:sz w:val="18"/>
           <w:szCs w:val="18"/>
         </w:rPr>
@@ -1111,7 +1111,7 @@
       </w:r>
       <w:r>
         <w:rPr>
-          <w:rFonts w:ascii="Poppins" w:hAnsi="Poppins" w:cs="Poppins"/>
+          <w:rFonts w:ascii="Poppins" w:hAnsi="Poppins" w:cs="Poppins" w:eastAsia="Poppins"/>
           <w:sz w:val="18"/>
           <w:szCs w:val="18"/>
         </w:rPr>
@@ -1119,7 +1119,7 @@
       </w:r>
       <w:r>
         <w:rPr>
-          <w:rFonts w:ascii="Poppins" w:hAnsi="Poppins" w:cs="Poppins"/>
+          <w:rFonts w:ascii="Poppins" w:hAnsi="Poppins" w:cs="Poppins" w:eastAsia="Poppins"/>
           <w:sz w:val="18"/>
           <w:szCs w:val="18"/>
         </w:rPr>
@@ -1127,7 +1127,7 @@
       </w:r>
       <w:r>
         <w:rPr>
-          <w:rFonts w:ascii="Poppins" w:hAnsi="Poppins" w:cs="Poppins"/>
+          <w:rFonts w:ascii="Poppins" w:hAnsi="Poppins" w:cs="Poppins" w:eastAsia="Poppins"/>
           <w:sz w:val="18"/>
           <w:szCs w:val="18"/>
         </w:rPr>
@@ -1135,7 +1135,7 @@
       </w:r>
       <w:r>
         <w:rPr>
-          <w:rFonts w:ascii="Poppins" w:hAnsi="Poppins" w:cs="Poppins"/>
+          <w:rFonts w:ascii="Poppins" w:hAnsi="Poppins" w:cs="Poppins" w:eastAsia="Poppins"/>
           <w:sz w:val="18"/>
           <w:szCs w:val="18"/>
           <w:highlight w:val="yellow"/>
@@ -1153,7 +1153,7 @@
         <w:spacing w:before="120" w:after="120"/>
         <w:jc w:val="both"/>
         <w:rPr>
-          <w:rFonts w:ascii="Poppins" w:hAnsi="Poppins" w:cs="Poppins"/>
+          <w:rFonts w:ascii="Poppins" w:hAnsi="Poppins" w:cs="Poppins" w:eastAsia="Poppins"/>
           <w:sz w:val="18"/>
           <w:szCs w:val="18"/>
         </w:rPr>
@@ -1169,7 +1169,7 @@
         <w:spacing w:before="120" w:after="120"/>
         <w:jc w:val="both"/>
         <w:rPr>
-          <w:rFonts w:ascii="Poppins" w:hAnsi="Poppins" w:cs="Poppins"/>
+          <w:rFonts w:ascii="Poppins" w:hAnsi="Poppins" w:cs="Poppins" w:eastAsia="Poppins"/>
           <w:sz w:val="18"/>
           <w:szCs w:val="18"/>
         </w:rPr>
@@ -1185,14 +1185,14 @@
         <w:spacing w:before="120" w:after="120"/>
         <w:jc w:val="both"/>
         <w:rPr>
-          <w:rFonts w:ascii="Poppins" w:hAnsi="Poppins" w:cs="Poppins"/>
+          <w:rFonts w:ascii="Poppins" w:hAnsi="Poppins" w:cs="Poppins" w:eastAsia="Poppins"/>
           <w:sz w:val="18"/>
           <w:szCs w:val="18"/>
         </w:rPr>
       </w:pPr>
       <w:r>
         <w:rPr>
-          <w:rFonts w:ascii="Poppins" w:hAnsi="Poppins" w:cs="Poppins"/>
+          <w:rFonts w:ascii="Poppins" w:hAnsi="Poppins" w:cs="Poppins" w:eastAsia="Poppins"/>
           <w:sz w:val="18"/>
           <w:szCs w:val="18"/>
         </w:rPr>
@@ -1201,7 +1201,7 @@
       </w:r>
       <w:r>
         <w:rPr>
-          <w:rFonts w:ascii="Poppins" w:hAnsi="Poppins" w:cs="Poppins"/>
+          <w:rFonts w:ascii="Poppins" w:hAnsi="Poppins" w:cs="Poppins" w:eastAsia="Poppins"/>
           <w:sz w:val="18"/>
           <w:szCs w:val="18"/>
         </w:rPr>
@@ -1209,7 +1209,7 @@
       </w:r>
       <w:r>
         <w:rPr>
-          <w:rFonts w:ascii="Poppins" w:hAnsi="Poppins" w:cs="Poppins"/>
+          <w:rFonts w:ascii="Poppins" w:hAnsi="Poppins" w:cs="Poppins" w:eastAsia="Poppins"/>
           <w:sz w:val="18"/>
           <w:szCs w:val="18"/>
         </w:rPr>
@@ -1217,7 +1217,7 @@
       </w:r>
       <w:r>
         <w:rPr>
-          <w:rFonts w:ascii="Poppins" w:hAnsi="Poppins" w:cs="Poppins"/>
+          <w:rFonts w:ascii="Poppins" w:hAnsi="Poppins" w:cs="Poppins" w:eastAsia="Poppins"/>
           <w:sz w:val="18"/>
           <w:szCs w:val="18"/>
         </w:rPr>
@@ -1235,14 +1235,14 @@
         <w:spacing w:before="120" w:after="120"/>
         <w:jc w:val="both"/>
         <w:rPr>
-          <w:rFonts w:ascii="Poppins" w:hAnsi="Poppins" w:cs="Poppins"/>
+          <w:rFonts w:ascii="Poppins" w:hAnsi="Poppins" w:cs="Poppins" w:eastAsia="Poppins"/>
           <w:sz w:val="18"/>
           <w:szCs w:val="18"/>
         </w:rPr>
       </w:pPr>
       <w:r>
         <w:rPr>
-          <w:rFonts w:ascii="Poppins" w:hAnsi="Poppins" w:cs="Poppins"/>
+          <w:rFonts w:ascii="Poppins" w:hAnsi="Poppins" w:cs="Poppins" w:eastAsia="Poppins"/>
           <w:sz w:val="18"/>
           <w:szCs w:val="18"/>
         </w:rPr>
@@ -1251,7 +1251,7 @@
       </w:r>
       <w:r>
         <w:rPr>
-          <w:rFonts w:ascii="Poppins" w:hAnsi="Poppins" w:cs="Poppins"/>
+          <w:rFonts w:ascii="Poppins" w:hAnsi="Poppins" w:cs="Poppins" w:eastAsia="Poppins"/>
           <w:sz w:val="18"/>
           <w:szCs w:val="18"/>
         </w:rPr>
@@ -1259,7 +1259,7 @@
       </w:r>
       <w:r>
         <w:rPr>
-          <w:rFonts w:ascii="Poppins" w:hAnsi="Poppins" w:cs="Poppins"/>
+          <w:rFonts w:ascii="Poppins" w:hAnsi="Poppins" w:cs="Poppins" w:eastAsia="Poppins"/>
           <w:sz w:val="18"/>
           <w:szCs w:val="18"/>
         </w:rPr>
@@ -1267,7 +1267,7 @@
       </w:r>
       <w:r>
         <w:rPr>
-          <w:rFonts w:ascii="Poppins" w:hAnsi="Poppins" w:cs="Poppins"/>
+          <w:rFonts w:ascii="Poppins" w:hAnsi="Poppins" w:cs="Poppins" w:eastAsia="Poppins"/>
           <w:sz w:val="18"/>
           <w:szCs w:val="18"/>
         </w:rPr>
@@ -1275,7 +1275,7 @@
       </w:r>
       <w:r>
         <w:rPr>
-          <w:rFonts w:ascii="Poppins" w:hAnsi="Poppins" w:cs="Poppins"/>
+          <w:rFonts w:ascii="Poppins" w:hAnsi="Poppins" w:cs="Poppins" w:eastAsia="Poppins"/>
           <w:sz w:val="18"/>
           <w:szCs w:val="18"/>
         </w:rPr>
@@ -1283,7 +1283,7 @@
       </w:r>
       <w:r>
         <w:rPr>
-          <w:rFonts w:ascii="Poppins" w:hAnsi="Poppins" w:cs="Poppins"/>
+          <w:rFonts w:ascii="Poppins" w:hAnsi="Poppins" w:cs="Poppins" w:eastAsia="Poppins"/>
           <w:sz w:val="18"/>
           <w:szCs w:val="18"/>
         </w:rPr>
@@ -1300,14 +1300,14 @@
         <w:spacing w:before="120" w:after="120"/>
         <w:jc w:val="both"/>
         <w:rPr>
-          <w:rFonts w:ascii="Poppins" w:hAnsi="Poppins" w:cs="Poppins"/>
+          <w:rFonts w:ascii="Poppins" w:hAnsi="Poppins" w:cs="Poppins" w:eastAsia="Poppins"/>
           <w:sz w:val="18"/>
           <w:szCs w:val="18"/>
         </w:rPr>
       </w:pPr>
       <w:r>
         <w:rPr>
-          <w:rFonts w:ascii="Poppins" w:hAnsi="Poppins" w:cs="Poppins"/>
+          <w:rFonts w:ascii="Poppins" w:hAnsi="Poppins" w:cs="Poppins" w:eastAsia="Poppins"/>
           <w:sz w:val="18"/>
           <w:szCs w:val="18"/>
         </w:rPr>
@@ -1315,7 +1315,7 @@
       </w:r>
       <w:r>
         <w:rPr>
-          <w:rFonts w:ascii="Poppins" w:hAnsi="Poppins" w:cs="Poppins"/>
+          <w:rFonts w:ascii="Poppins" w:hAnsi="Poppins" w:cs="Poppins" w:eastAsia="Poppins"/>
           <w:sz w:val="18"/>
           <w:szCs w:val="18"/>
         </w:rPr>
@@ -1332,7 +1332,7 @@
         <w:spacing w:before="120" w:after="120"/>
         <w:jc w:val="both"/>
         <w:rPr>
-          <w:rFonts w:ascii="Poppins" w:hAnsi="Poppins" w:cs="Poppins"/>
+          <w:rFonts w:ascii="Poppins" w:hAnsi="Poppins" w:cs="Poppins" w:eastAsia="Poppins"/>
           <w:sz w:val="18"/>
           <w:szCs w:val="18"/>
         </w:rPr>
@@ -1348,14 +1348,14 @@
         <w:spacing w:before="120" w:after="120"/>
         <w:jc w:val="center"/>
         <w:rPr>
-          <w:rFonts w:ascii="Poppins" w:hAnsi="Poppins" w:cs="Poppins"/>
+          <w:rFonts w:ascii="Poppins" w:hAnsi="Poppins" w:cs="Poppins" w:eastAsia="Poppins"/>
           <w:sz w:val="28"/>
           <w:szCs w:val="28"/>
         </w:rPr>
       </w:pPr>
       <w:r>
         <w:rPr>
-          <w:rFonts w:ascii="Poppins" w:hAnsi="Poppins" w:cs="Poppins"/>
+          <w:rFonts w:ascii="Poppins" w:hAnsi="Poppins" w:cs="Poppins" w:eastAsia="Poppins"/>
           <w:b/>
           <w:i/>
           <w:sz w:val="28"/>
@@ -1366,7 +1366,7 @@
       </w:r>
       <w:r>
         <w:rPr>
-          <w:rFonts w:ascii="Poppins" w:hAnsi="Poppins" w:cs="Poppins"/>
+          <w:rFonts w:ascii="Poppins" w:hAnsi="Poppins" w:cs="Poppins" w:eastAsia="Poppins"/>
           <w:b/>
           <w:i/>
           <w:sz w:val="28"/>
@@ -1384,7 +1384,7 @@
         <w:spacing w:line="240" w:lineRule="atLeast"/>
         <w:jc w:val="both"/>
         <w:rPr>
-          <w:rFonts w:ascii="Poppins" w:hAnsi="Poppins" w:cs="Poppins"/>
+          <w:rFonts w:ascii="Poppins" w:hAnsi="Poppins" w:cs="Poppins" w:eastAsia="Poppins"/>
           <w:b/>
           <w:i/>
           <w:sz w:val="18"/>
@@ -1417,7 +1417,7 @@
               <w:spacing w:before="60" w:after="60"/>
               <w:jc w:val="center"/>
               <w:rPr>
-                <w:rFonts w:ascii="Poppins" w:hAnsi="Poppins" w:cs="Poppins"/>
+                <w:rFonts w:ascii="Poppins" w:hAnsi="Poppins" w:cs="Poppins" w:eastAsia="Poppins"/>
                 <w:bCs/>
                 <w:iCs/>
                 <w:sz w:val="18"/>
@@ -1427,7 +1427,7 @@
             </w:pPr>
             <w:r>
               <w:rPr>
-                <w:rFonts w:ascii="Poppins" w:hAnsi="Poppins" w:cs="Poppins"/>
+                <w:rFonts w:ascii="Poppins" w:hAnsi="Poppins" w:cs="Poppins" w:eastAsia="Poppins"/>
                 <w:b/>
                 <w:sz w:val="18"/>
                 <w:szCs w:val="18"/>
@@ -1450,7 +1450,7 @@
               <w:spacing w:line="240" w:lineRule="atLeast"/>
               <w:jc w:val="both"/>
               <w:rPr>
-                <w:rFonts w:ascii="Poppins" w:hAnsi="Poppins" w:cs="Poppins"/>
+                <w:rFonts w:ascii="Poppins" w:hAnsi="Poppins" w:cs="Poppins" w:eastAsia="Poppins"/>
                 <w:b/>
                 <w:iCs/>
                 <w:sz w:val="18"/>
@@ -1470,7 +1470,7 @@
         <w:spacing w:line="240" w:lineRule="atLeast"/>
         <w:jc w:val="both"/>
         <w:rPr>
-          <w:rFonts w:ascii="Poppins" w:hAnsi="Poppins" w:cs="Poppins"/>
+          <w:rFonts w:ascii="Poppins" w:hAnsi="Poppins" w:cs="Poppins" w:eastAsia="Poppins"/>
           <w:b/>
           <w:i/>
           <w:sz w:val="18"/>
@@ -1487,7 +1487,7 @@
         <w:spacing w:line="240" w:lineRule="atLeast"/>
         <w:jc w:val="both"/>
         <w:rPr>
-          <w:rFonts w:ascii="Poppins" w:hAnsi="Poppins" w:cs="Poppins"/>
+          <w:rFonts w:ascii="Poppins" w:hAnsi="Poppins" w:cs="Poppins" w:eastAsia="Poppins"/>
           <w:sz w:val="18"/>
           <w:szCs w:val="18"/>
         </w:rPr>
@@ -1532,7 +1532,7 @@
               <w:spacing w:before="60" w:after="60"/>
               <w:jc w:val="center"/>
               <w:rPr>
-                <w:rFonts w:ascii="Poppins" w:hAnsi="Poppins" w:cs="Poppins"/>
+                <w:rFonts w:ascii="Poppins" w:hAnsi="Poppins" w:cs="Poppins" w:eastAsia="Poppins"/>
                 <w:b/>
                 <w:sz w:val="18"/>
                 <w:szCs w:val="18"/>
@@ -1540,7 +1540,7 @@
             </w:pPr>
             <w:r>
               <w:rPr>
-                <w:rFonts w:ascii="Poppins" w:hAnsi="Poppins" w:cs="Poppins"/>
+                <w:rFonts w:ascii="Poppins" w:hAnsi="Poppins" w:cs="Poppins" w:eastAsia="Poppins"/>
                 <w:b/>
                 <w:sz w:val="18"/>
                 <w:szCs w:val="18"/>
@@ -1549,7 +1549,7 @@
             </w:r>
             <w:r>
               <w:rPr>
-                <w:rFonts w:ascii="Poppins" w:hAnsi="Poppins" w:cs="Poppins"/>
+                <w:rFonts w:ascii="Poppins" w:hAnsi="Poppins" w:cs="Poppins" w:eastAsia="Poppins"/>
                 <w:b/>
                 <w:sz w:val="18"/>
                 <w:szCs w:val="18"/>
@@ -1572,7 +1572,7 @@
               <w:spacing w:before="60" w:after="60"/>
               <w:jc w:val="center"/>
               <w:rPr>
-                <w:rFonts w:ascii="Poppins" w:hAnsi="Poppins" w:cs="Poppins"/>
+                <w:rFonts w:ascii="Poppins" w:hAnsi="Poppins" w:cs="Poppins" w:eastAsia="Poppins"/>
                 <w:b/>
                 <w:sz w:val="18"/>
                 <w:szCs w:val="18"/>
@@ -1580,7 +1580,7 @@
             </w:pPr>
             <w:r>
               <w:rPr>
-                <w:rFonts w:ascii="Poppins" w:hAnsi="Poppins" w:cs="Poppins"/>
+                <w:rFonts w:ascii="Poppins" w:hAnsi="Poppins" w:cs="Poppins" w:eastAsia="Poppins"/>
                 <w:b/>
                 <w:sz w:val="18"/>
                 <w:szCs w:val="18"/>
@@ -1589,7 +1589,7 @@
             </w:r>
             <w:r>
               <w:rPr>
-                <w:rFonts w:ascii="Poppins" w:hAnsi="Poppins" w:cs="Poppins"/>
+                <w:rFonts w:ascii="Poppins" w:hAnsi="Poppins" w:cs="Poppins" w:eastAsia="Poppins"/>
                 <w:b/>
                 <w:sz w:val="18"/>
                 <w:szCs w:val="18"/>
@@ -1598,7 +1598,7 @@
             </w:r>
             <w:r>
               <w:rPr>
-                <w:rFonts w:ascii="Poppins" w:hAnsi="Poppins" w:cs="Poppins"/>
+                <w:rFonts w:ascii="Poppins" w:hAnsi="Poppins" w:cs="Poppins" w:eastAsia="Poppins"/>
                 <w:b/>
                 <w:sz w:val="18"/>
                 <w:szCs w:val="18"/>
@@ -1621,7 +1621,7 @@
               <w:spacing w:before="60" w:after="60"/>
               <w:jc w:val="center"/>
               <w:rPr>
-                <w:rFonts w:ascii="Poppins" w:hAnsi="Poppins" w:cs="Poppins"/>
+                <w:rFonts w:ascii="Poppins" w:hAnsi="Poppins" w:cs="Poppins" w:eastAsia="Poppins"/>
                 <w:b/>
                 <w:sz w:val="18"/>
                 <w:szCs w:val="18"/>
@@ -1629,7 +1629,7 @@
             </w:pPr>
             <w:r>
               <w:rPr>
-                <w:rFonts w:ascii="Poppins" w:hAnsi="Poppins" w:cs="Poppins"/>
+                <w:rFonts w:ascii="Poppins" w:hAnsi="Poppins" w:cs="Poppins" w:eastAsia="Poppins"/>
                 <w:b/>
                 <w:sz w:val="18"/>
                 <w:szCs w:val="18"/>
@@ -1652,7 +1652,7 @@
               <w:spacing w:before="60" w:after="60"/>
               <w:jc w:val="center"/>
               <w:rPr>
-                <w:rFonts w:ascii="Poppins" w:hAnsi="Poppins" w:cs="Poppins"/>
+                <w:rFonts w:ascii="Poppins" w:hAnsi="Poppins" w:cs="Poppins" w:eastAsia="Poppins"/>
                 <w:b/>
                 <w:sz w:val="18"/>
                 <w:szCs w:val="18"/>
@@ -1660,7 +1660,7 @@
             </w:pPr>
             <w:r>
               <w:rPr>
-                <w:rFonts w:ascii="Poppins" w:hAnsi="Poppins" w:cs="Poppins"/>
+                <w:rFonts w:ascii="Poppins" w:hAnsi="Poppins" w:cs="Poppins" w:eastAsia="Poppins"/>
                 <w:b/>
                 <w:sz w:val="18"/>
                 <w:szCs w:val="18"/>
@@ -1683,7 +1683,7 @@
               <w:spacing w:before="60" w:after="60"/>
               <w:jc w:val="center"/>
               <w:rPr>
-                <w:rFonts w:ascii="Poppins" w:hAnsi="Poppins" w:cs="Poppins"/>
+                <w:rFonts w:ascii="Poppins" w:hAnsi="Poppins" w:cs="Poppins" w:eastAsia="Poppins"/>
                 <w:b/>
                 <w:sz w:val="18"/>
                 <w:szCs w:val="18"/>
@@ -1691,7 +1691,7 @@
             </w:pPr>
             <w:r>
               <w:rPr>
-                <w:rFonts w:ascii="Poppins" w:hAnsi="Poppins" w:cs="Poppins"/>
+                <w:rFonts w:ascii="Poppins" w:hAnsi="Poppins" w:cs="Poppins" w:eastAsia="Poppins"/>
                 <w:b/>
                 <w:sz w:val="18"/>
                 <w:szCs w:val="18"/>
@@ -1725,7 +1725,7 @@
               <w:spacing w:before="60" w:after="60"/>
               <w:jc w:val="center"/>
               <w:rPr>
-                <w:rFonts w:ascii="Poppins" w:hAnsi="Poppins" w:cs="Poppins"/>
+                <w:rFonts w:ascii="Poppins" w:hAnsi="Poppins" w:cs="Poppins" w:eastAsia="Poppins"/>
                 <w:sz w:val="18"/>
                 <w:szCs w:val="18"/>
               </w:rPr>
@@ -1744,7 +1744,7 @@
               <w:spacing w:before="60" w:after="60"/>
               <w:jc w:val="both"/>
               <w:rPr>
-                <w:rFonts w:ascii="Poppins" w:hAnsi="Poppins" w:cs="Poppins"/>
+                <w:rFonts w:ascii="Poppins" w:hAnsi="Poppins" w:cs="Poppins" w:eastAsia="Poppins"/>
                 <w:sz w:val="18"/>
                 <w:szCs w:val="18"/>
               </w:rPr>
@@ -1764,7 +1764,7 @@
               <w:spacing w:before="60" w:after="60"/>
               <w:jc w:val="center"/>
               <w:rPr>
-                <w:rFonts w:ascii="Poppins" w:hAnsi="Poppins" w:cs="Poppins"/>
+                <w:rFonts w:ascii="Poppins" w:hAnsi="Poppins" w:cs="Poppins" w:eastAsia="Poppins"/>
                 <w:sz w:val="18"/>
                 <w:szCs w:val="18"/>
               </w:rPr>
@@ -1783,7 +1783,7 @@
               <w:spacing w:before="60" w:after="60"/>
               <w:jc w:val="both"/>
               <w:rPr>
-                <w:rFonts w:ascii="Poppins" w:hAnsi="Poppins" w:cs="Poppins"/>
+                <w:rFonts w:ascii="Poppins" w:hAnsi="Poppins" w:cs="Poppins" w:eastAsia="Poppins"/>
                 <w:sz w:val="18"/>
                 <w:szCs w:val="18"/>
               </w:rPr>
@@ -1802,7 +1802,7 @@
               <w:spacing w:before="60" w:after="60"/>
               <w:jc w:val="both"/>
               <w:rPr>
-                <w:rFonts w:ascii="Poppins" w:hAnsi="Poppins" w:cs="Poppins"/>
+                <w:rFonts w:ascii="Poppins" w:hAnsi="Poppins" w:cs="Poppins" w:eastAsia="Poppins"/>
                 <w:sz w:val="18"/>
                 <w:szCs w:val="18"/>
               </w:rPr>
@@ -1834,7 +1834,7 @@
               <w:spacing w:before="60" w:after="60"/>
               <w:jc w:val="center"/>
               <w:rPr>
-                <w:rFonts w:ascii="Poppins" w:hAnsi="Poppins" w:cs="Poppins"/>
+                <w:rFonts w:ascii="Poppins" w:hAnsi="Poppins" w:cs="Poppins" w:eastAsia="Poppins"/>
                 <w:sz w:val="18"/>
                 <w:szCs w:val="18"/>
               </w:rPr>
@@ -1853,7 +1853,7 @@
               <w:spacing w:before="60" w:after="60"/>
               <w:jc w:val="both"/>
               <w:rPr>
-                <w:rFonts w:ascii="Poppins" w:hAnsi="Poppins" w:cs="Poppins"/>
+                <w:rFonts w:ascii="Poppins" w:hAnsi="Poppins" w:cs="Poppins" w:eastAsia="Poppins"/>
                 <w:sz w:val="18"/>
                 <w:szCs w:val="18"/>
               </w:rPr>
@@ -1873,7 +1873,7 @@
               <w:spacing w:before="60" w:after="60"/>
               <w:jc w:val="center"/>
               <w:rPr>
-                <w:rFonts w:ascii="Poppins" w:hAnsi="Poppins" w:cs="Poppins"/>
+                <w:rFonts w:ascii="Poppins" w:hAnsi="Poppins" w:cs="Poppins" w:eastAsia="Poppins"/>
                 <w:sz w:val="18"/>
                 <w:szCs w:val="18"/>
               </w:rPr>
@@ -1892,7 +1892,7 @@
               <w:spacing w:before="60" w:after="60"/>
               <w:jc w:val="both"/>
               <w:rPr>
-                <w:rFonts w:ascii="Poppins" w:hAnsi="Poppins" w:cs="Poppins"/>
+                <w:rFonts w:ascii="Poppins" w:hAnsi="Poppins" w:cs="Poppins" w:eastAsia="Poppins"/>
                 <w:sz w:val="18"/>
                 <w:szCs w:val="18"/>
               </w:rPr>
@@ -1911,7 +1911,7 @@
               <w:spacing w:before="60" w:after="60"/>
               <w:jc w:val="both"/>
               <w:rPr>
-                <w:rFonts w:ascii="Poppins" w:hAnsi="Poppins" w:cs="Poppins"/>
+                <w:rFonts w:ascii="Poppins" w:hAnsi="Poppins" w:cs="Poppins" w:eastAsia="Poppins"/>
                 <w:sz w:val="18"/>
                 <w:szCs w:val="18"/>
               </w:rPr>
@@ -1943,7 +1943,7 @@
               <w:spacing w:before="60" w:after="60"/>
               <w:jc w:val="center"/>
               <w:rPr>
-                <w:rFonts w:ascii="Poppins" w:hAnsi="Poppins" w:cs="Poppins"/>
+                <w:rFonts w:ascii="Poppins" w:hAnsi="Poppins" w:cs="Poppins" w:eastAsia="Poppins"/>
                 <w:sz w:val="18"/>
                 <w:szCs w:val="18"/>
               </w:rPr>
@@ -1962,7 +1962,7 @@
               <w:spacing w:before="60" w:after="60"/>
               <w:jc w:val="both"/>
               <w:rPr>
-                <w:rFonts w:ascii="Poppins" w:hAnsi="Poppins" w:cs="Poppins"/>
+                <w:rFonts w:ascii="Poppins" w:hAnsi="Poppins" w:cs="Poppins" w:eastAsia="Poppins"/>
                 <w:sz w:val="18"/>
                 <w:szCs w:val="18"/>
               </w:rPr>
@@ -1982,7 +1982,7 @@
               <w:spacing w:before="60" w:after="60"/>
               <w:jc w:val="center"/>
               <w:rPr>
-                <w:rFonts w:ascii="Poppins" w:hAnsi="Poppins" w:cs="Poppins"/>
+                <w:rFonts w:ascii="Poppins" w:hAnsi="Poppins" w:cs="Poppins" w:eastAsia="Poppins"/>
                 <w:sz w:val="18"/>
                 <w:szCs w:val="18"/>
               </w:rPr>
@@ -2001,7 +2001,7 @@
               <w:spacing w:before="60" w:after="60"/>
               <w:jc w:val="both"/>
               <w:rPr>
-                <w:rFonts w:ascii="Poppins" w:hAnsi="Poppins" w:cs="Poppins"/>
+                <w:rFonts w:ascii="Poppins" w:hAnsi="Poppins" w:cs="Poppins" w:eastAsia="Poppins"/>
                 <w:sz w:val="18"/>
                 <w:szCs w:val="18"/>
               </w:rPr>
@@ -2020,7 +2020,7 @@
               <w:spacing w:before="60" w:after="60"/>
               <w:jc w:val="both"/>
               <w:rPr>
-                <w:rFonts w:ascii="Poppins" w:hAnsi="Poppins" w:cs="Poppins"/>
+                <w:rFonts w:ascii="Poppins" w:hAnsi="Poppins" w:cs="Poppins" w:eastAsia="Poppins"/>
                 <w:sz w:val="18"/>
                 <w:szCs w:val="18"/>
               </w:rPr>
@@ -2052,7 +2052,7 @@
               <w:spacing w:before="60" w:after="60"/>
               <w:jc w:val="center"/>
               <w:rPr>
-                <w:rFonts w:ascii="Poppins" w:hAnsi="Poppins" w:cs="Poppins"/>
+                <w:rFonts w:ascii="Poppins" w:hAnsi="Poppins" w:cs="Poppins" w:eastAsia="Poppins"/>
                 <w:sz w:val="18"/>
                 <w:szCs w:val="18"/>
               </w:rPr>
@@ -2071,7 +2071,7 @@
               <w:spacing w:before="60" w:after="60"/>
               <w:jc w:val="both"/>
               <w:rPr>
-                <w:rFonts w:ascii="Poppins" w:hAnsi="Poppins" w:cs="Poppins"/>
+                <w:rFonts w:ascii="Poppins" w:hAnsi="Poppins" w:cs="Poppins" w:eastAsia="Poppins"/>
                 <w:sz w:val="18"/>
                 <w:szCs w:val="18"/>
               </w:rPr>
@@ -2091,7 +2091,7 @@
               <w:spacing w:before="60" w:after="60"/>
               <w:jc w:val="center"/>
               <w:rPr>
-                <w:rFonts w:ascii="Poppins" w:hAnsi="Poppins" w:cs="Poppins"/>
+                <w:rFonts w:ascii="Poppins" w:hAnsi="Poppins" w:cs="Poppins" w:eastAsia="Poppins"/>
                 <w:sz w:val="18"/>
                 <w:szCs w:val="18"/>
               </w:rPr>
@@ -2110,7 +2110,7 @@
               <w:spacing w:before="60" w:after="60"/>
               <w:jc w:val="both"/>
               <w:rPr>
-                <w:rFonts w:ascii="Poppins" w:hAnsi="Poppins" w:cs="Poppins"/>
+                <w:rFonts w:ascii="Poppins" w:hAnsi="Poppins" w:cs="Poppins" w:eastAsia="Poppins"/>
                 <w:sz w:val="18"/>
                 <w:szCs w:val="18"/>
               </w:rPr>
@@ -2129,7 +2129,7 @@
               <w:spacing w:before="60" w:after="60"/>
               <w:jc w:val="both"/>
               <w:rPr>
-                <w:rFonts w:ascii="Poppins" w:hAnsi="Poppins" w:cs="Poppins"/>
+                <w:rFonts w:ascii="Poppins" w:hAnsi="Poppins" w:cs="Poppins" w:eastAsia="Poppins"/>
                 <w:sz w:val="18"/>
                 <w:szCs w:val="18"/>
               </w:rPr>
@@ -2161,7 +2161,7 @@
               <w:spacing w:before="60" w:after="60"/>
               <w:jc w:val="center"/>
               <w:rPr>
-                <w:rFonts w:ascii="Poppins" w:hAnsi="Poppins" w:cs="Poppins"/>
+                <w:rFonts w:ascii="Poppins" w:hAnsi="Poppins" w:cs="Poppins" w:eastAsia="Poppins"/>
                 <w:sz w:val="18"/>
                 <w:szCs w:val="18"/>
               </w:rPr>
@@ -2180,7 +2180,7 @@
               <w:spacing w:before="60" w:after="60"/>
               <w:jc w:val="both"/>
               <w:rPr>
-                <w:rFonts w:ascii="Poppins" w:hAnsi="Poppins" w:cs="Poppins"/>
+                <w:rFonts w:ascii="Poppins" w:hAnsi="Poppins" w:cs="Poppins" w:eastAsia="Poppins"/>
                 <w:sz w:val="18"/>
                 <w:szCs w:val="18"/>
               </w:rPr>
@@ -2200,7 +2200,7 @@
               <w:spacing w:before="60" w:after="60"/>
               <w:jc w:val="center"/>
               <w:rPr>
-                <w:rFonts w:ascii="Poppins" w:hAnsi="Poppins" w:cs="Poppins"/>
+                <w:rFonts w:ascii="Poppins" w:hAnsi="Poppins" w:cs="Poppins" w:eastAsia="Poppins"/>
                 <w:sz w:val="18"/>
                 <w:szCs w:val="18"/>
               </w:rPr>
@@ -2219,7 +2219,7 @@
               <w:spacing w:before="60" w:after="60"/>
               <w:jc w:val="both"/>
               <w:rPr>
-                <w:rFonts w:ascii="Poppins" w:hAnsi="Poppins" w:cs="Poppins"/>
+                <w:rFonts w:ascii="Poppins" w:hAnsi="Poppins" w:cs="Poppins" w:eastAsia="Poppins"/>
                 <w:sz w:val="18"/>
                 <w:szCs w:val="18"/>
               </w:rPr>
@@ -2238,7 +2238,7 @@
               <w:spacing w:before="60" w:after="60"/>
               <w:jc w:val="both"/>
               <w:rPr>
-                <w:rFonts w:ascii="Poppins" w:hAnsi="Poppins" w:cs="Poppins"/>
+                <w:rFonts w:ascii="Poppins" w:hAnsi="Poppins" w:cs="Poppins" w:eastAsia="Poppins"/>
                 <w:sz w:val="18"/>
                 <w:szCs w:val="18"/>
               </w:rPr>
@@ -2270,7 +2270,7 @@
               <w:spacing w:before="60" w:after="60"/>
               <w:jc w:val="center"/>
               <w:rPr>
-                <w:rFonts w:ascii="Poppins" w:hAnsi="Poppins" w:cs="Poppins"/>
+                <w:rFonts w:ascii="Poppins" w:hAnsi="Poppins" w:cs="Poppins" w:eastAsia="Poppins"/>
                 <w:sz w:val="18"/>
                 <w:szCs w:val="18"/>
               </w:rPr>
@@ -2289,7 +2289,7 @@
               <w:spacing w:before="60" w:after="60"/>
               <w:jc w:val="both"/>
               <w:rPr>
-                <w:rFonts w:ascii="Poppins" w:hAnsi="Poppins" w:cs="Poppins"/>
+                <w:rFonts w:ascii="Poppins" w:hAnsi="Poppins" w:cs="Poppins" w:eastAsia="Poppins"/>
                 <w:sz w:val="18"/>
                 <w:szCs w:val="18"/>
               </w:rPr>
@@ -2309,7 +2309,7 @@
               <w:spacing w:before="60" w:after="60"/>
               <w:jc w:val="center"/>
               <w:rPr>
-                <w:rFonts w:ascii="Poppins" w:hAnsi="Poppins" w:cs="Poppins"/>
+                <w:rFonts w:ascii="Poppins" w:hAnsi="Poppins" w:cs="Poppins" w:eastAsia="Poppins"/>
                 <w:sz w:val="18"/>
                 <w:szCs w:val="18"/>
               </w:rPr>
@@ -2328,7 +2328,7 @@
               <w:spacing w:before="60" w:after="60"/>
               <w:jc w:val="both"/>
               <w:rPr>
-                <w:rFonts w:ascii="Poppins" w:hAnsi="Poppins" w:cs="Poppins"/>
+                <w:rFonts w:ascii="Poppins" w:hAnsi="Poppins" w:cs="Poppins" w:eastAsia="Poppins"/>
                 <w:sz w:val="18"/>
                 <w:szCs w:val="18"/>
               </w:rPr>
@@ -2347,7 +2347,7 @@
               <w:spacing w:before="60" w:after="60"/>
               <w:jc w:val="both"/>
               <w:rPr>
-                <w:rFonts w:ascii="Poppins" w:hAnsi="Poppins" w:cs="Poppins"/>
+                <w:rFonts w:ascii="Poppins" w:hAnsi="Poppins" w:cs="Poppins" w:eastAsia="Poppins"/>
                 <w:sz w:val="18"/>
                 <w:szCs w:val="18"/>
               </w:rPr>
@@ -2379,7 +2379,7 @@
               <w:spacing w:before="60" w:after="60"/>
               <w:jc w:val="center"/>
               <w:rPr>
-                <w:rFonts w:ascii="Poppins" w:hAnsi="Poppins" w:cs="Poppins"/>
+                <w:rFonts w:ascii="Poppins" w:hAnsi="Poppins" w:cs="Poppins" w:eastAsia="Poppins"/>
                 <w:sz w:val="18"/>
                 <w:szCs w:val="18"/>
               </w:rPr>
@@ -2398,7 +2398,7 @@
               <w:spacing w:before="60" w:after="60"/>
               <w:jc w:val="both"/>
               <w:rPr>
-                <w:rFonts w:ascii="Poppins" w:hAnsi="Poppins" w:cs="Poppins"/>
+                <w:rFonts w:ascii="Poppins" w:hAnsi="Poppins" w:cs="Poppins" w:eastAsia="Poppins"/>
                 <w:sz w:val="18"/>
                 <w:szCs w:val="18"/>
               </w:rPr>
@@ -2418,7 +2418,7 @@
               <w:spacing w:before="60" w:after="60"/>
               <w:jc w:val="center"/>
               <w:rPr>
-                <w:rFonts w:ascii="Poppins" w:hAnsi="Poppins" w:cs="Poppins"/>
+                <w:rFonts w:ascii="Poppins" w:hAnsi="Poppins" w:cs="Poppins" w:eastAsia="Poppins"/>
                 <w:sz w:val="18"/>
                 <w:szCs w:val="18"/>
               </w:rPr>
@@ -2437,7 +2437,7 @@
               <w:spacing w:before="60" w:after="60"/>
               <w:jc w:val="both"/>
               <w:rPr>
-                <w:rFonts w:ascii="Poppins" w:hAnsi="Poppins" w:cs="Poppins"/>
+                <w:rFonts w:ascii="Poppins" w:hAnsi="Poppins" w:cs="Poppins" w:eastAsia="Poppins"/>
                 <w:sz w:val="18"/>
                 <w:szCs w:val="18"/>
               </w:rPr>
@@ -2456,7 +2456,7 @@
               <w:spacing w:before="60" w:after="60"/>
               <w:jc w:val="both"/>
               <w:rPr>
-                <w:rFonts w:ascii="Poppins" w:hAnsi="Poppins" w:cs="Poppins"/>
+                <w:rFonts w:ascii="Poppins" w:hAnsi="Poppins" w:cs="Poppins" w:eastAsia="Poppins"/>
                 <w:sz w:val="18"/>
                 <w:szCs w:val="18"/>
               </w:rPr>
@@ -2488,7 +2488,7 @@
               <w:spacing w:before="60" w:after="60"/>
               <w:jc w:val="center"/>
               <w:rPr>
-                <w:rFonts w:ascii="Poppins" w:hAnsi="Poppins" w:cs="Poppins"/>
+                <w:rFonts w:ascii="Poppins" w:hAnsi="Poppins" w:cs="Poppins" w:eastAsia="Poppins"/>
                 <w:sz w:val="18"/>
                 <w:szCs w:val="18"/>
               </w:rPr>
@@ -2507,7 +2507,7 @@
               <w:spacing w:before="60" w:after="60"/>
               <w:jc w:val="both"/>
               <w:rPr>
-                <w:rFonts w:ascii="Poppins" w:hAnsi="Poppins" w:cs="Poppins"/>
+                <w:rFonts w:ascii="Poppins" w:hAnsi="Poppins" w:cs="Poppins" w:eastAsia="Poppins"/>
                 <w:sz w:val="18"/>
                 <w:szCs w:val="18"/>
               </w:rPr>
@@ -2527,7 +2527,7 @@
               <w:spacing w:before="60" w:after="60"/>
               <w:jc w:val="center"/>
               <w:rPr>
-                <w:rFonts w:ascii="Poppins" w:hAnsi="Poppins" w:cs="Poppins"/>
+                <w:rFonts w:ascii="Poppins" w:hAnsi="Poppins" w:cs="Poppins" w:eastAsia="Poppins"/>
                 <w:sz w:val="18"/>
                 <w:szCs w:val="18"/>
               </w:rPr>
@@ -2546,7 +2546,7 @@
               <w:spacing w:before="60" w:after="60"/>
               <w:jc w:val="both"/>
               <w:rPr>
-                <w:rFonts w:ascii="Poppins" w:hAnsi="Poppins" w:cs="Poppins"/>
+                <w:rFonts w:ascii="Poppins" w:hAnsi="Poppins" w:cs="Poppins" w:eastAsia="Poppins"/>
                 <w:sz w:val="18"/>
                 <w:szCs w:val="18"/>
               </w:rPr>
@@ -2565,7 +2565,7 @@
               <w:spacing w:before="60" w:after="60"/>
               <w:jc w:val="both"/>
               <w:rPr>
-                <w:rFonts w:ascii="Poppins" w:hAnsi="Poppins" w:cs="Poppins"/>
+                <w:rFonts w:ascii="Poppins" w:hAnsi="Poppins" w:cs="Poppins" w:eastAsia="Poppins"/>
                 <w:sz w:val="18"/>
                 <w:szCs w:val="18"/>
               </w:rPr>
@@ -2597,7 +2597,7 @@
               <w:spacing w:before="60" w:after="60"/>
               <w:jc w:val="center"/>
               <w:rPr>
-                <w:rFonts w:ascii="Poppins" w:hAnsi="Poppins" w:cs="Poppins"/>
+                <w:rFonts w:ascii="Poppins" w:hAnsi="Poppins" w:cs="Poppins" w:eastAsia="Poppins"/>
                 <w:sz w:val="18"/>
                 <w:szCs w:val="18"/>
               </w:rPr>
@@ -2616,7 +2616,7 @@
               <w:spacing w:before="60" w:after="60"/>
               <w:jc w:val="both"/>
               <w:rPr>
-                <w:rFonts w:ascii="Poppins" w:hAnsi="Poppins" w:cs="Poppins"/>
+                <w:rFonts w:ascii="Poppins" w:hAnsi="Poppins" w:cs="Poppins" w:eastAsia="Poppins"/>
                 <w:sz w:val="18"/>
                 <w:szCs w:val="18"/>
               </w:rPr>
@@ -2636,7 +2636,7 @@
               <w:spacing w:before="60" w:after="60"/>
               <w:jc w:val="center"/>
               <w:rPr>
-                <w:rFonts w:ascii="Poppins" w:hAnsi="Poppins" w:cs="Poppins"/>
+                <w:rFonts w:ascii="Poppins" w:hAnsi="Poppins" w:cs="Poppins" w:eastAsia="Poppins"/>
                 <w:sz w:val="18"/>
                 <w:szCs w:val="18"/>
               </w:rPr>
@@ -2655,7 +2655,7 @@
               <w:spacing w:before="60" w:after="60"/>
               <w:jc w:val="both"/>
               <w:rPr>
-                <w:rFonts w:ascii="Poppins" w:hAnsi="Poppins" w:cs="Poppins"/>
+                <w:rFonts w:ascii="Poppins" w:hAnsi="Poppins" w:cs="Poppins" w:eastAsia="Poppins"/>
                 <w:sz w:val="18"/>
                 <w:szCs w:val="18"/>
               </w:rPr>
@@ -2674,7 +2674,7 @@
               <w:spacing w:before="60" w:after="60"/>
               <w:jc w:val="both"/>
               <w:rPr>
-                <w:rFonts w:ascii="Poppins" w:hAnsi="Poppins" w:cs="Poppins"/>
+                <w:rFonts w:ascii="Poppins" w:hAnsi="Poppins" w:cs="Poppins" w:eastAsia="Poppins"/>
                 <w:sz w:val="18"/>
                 <w:szCs w:val="18"/>
               </w:rPr>
@@ -2706,7 +2706,7 @@
               <w:spacing w:before="60" w:after="60"/>
               <w:jc w:val="center"/>
               <w:rPr>
-                <w:rFonts w:ascii="Poppins" w:hAnsi="Poppins" w:cs="Poppins"/>
+                <w:rFonts w:ascii="Poppins" w:hAnsi="Poppins" w:cs="Poppins" w:eastAsia="Poppins"/>
                 <w:sz w:val="18"/>
                 <w:szCs w:val="18"/>
               </w:rPr>
@@ -2725,7 +2725,7 @@
               <w:spacing w:before="60" w:after="60"/>
               <w:jc w:val="both"/>
               <w:rPr>
-                <w:rFonts w:ascii="Poppins" w:hAnsi="Poppins" w:cs="Poppins"/>
+                <w:rFonts w:ascii="Poppins" w:hAnsi="Poppins" w:cs="Poppins" w:eastAsia="Poppins"/>
                 <w:sz w:val="18"/>
                 <w:szCs w:val="18"/>
               </w:rPr>
@@ -2745,7 +2745,7 @@
               <w:spacing w:before="60" w:after="60"/>
               <w:jc w:val="center"/>
               <w:rPr>
-                <w:rFonts w:ascii="Poppins" w:hAnsi="Poppins" w:cs="Poppins"/>
+                <w:rFonts w:ascii="Poppins" w:hAnsi="Poppins" w:cs="Poppins" w:eastAsia="Poppins"/>
                 <w:sz w:val="18"/>
                 <w:szCs w:val="18"/>
               </w:rPr>
@@ -2764,7 +2764,7 @@
               <w:spacing w:before="60" w:after="60"/>
               <w:jc w:val="both"/>
               <w:rPr>
-                <w:rFonts w:ascii="Poppins" w:hAnsi="Poppins" w:cs="Poppins"/>
+                <w:rFonts w:ascii="Poppins" w:hAnsi="Poppins" w:cs="Poppins" w:eastAsia="Poppins"/>
                 <w:sz w:val="18"/>
                 <w:szCs w:val="18"/>
               </w:rPr>
@@ -2783,7 +2783,7 @@
               <w:spacing w:before="60" w:after="60"/>
               <w:jc w:val="both"/>
               <w:rPr>
-                <w:rFonts w:ascii="Poppins" w:hAnsi="Poppins" w:cs="Poppins"/>
+                <w:rFonts w:ascii="Poppins" w:hAnsi="Poppins" w:cs="Poppins" w:eastAsia="Poppins"/>
                 <w:sz w:val="18"/>
                 <w:szCs w:val="18"/>
               </w:rPr>
@@ -2815,7 +2815,7 @@
               <w:spacing w:before="60" w:after="60"/>
               <w:jc w:val="center"/>
               <w:rPr>
-                <w:rFonts w:ascii="Poppins" w:hAnsi="Poppins" w:cs="Poppins"/>
+                <w:rFonts w:ascii="Poppins" w:hAnsi="Poppins" w:cs="Poppins" w:eastAsia="Poppins"/>
                 <w:sz w:val="18"/>
                 <w:szCs w:val="18"/>
               </w:rPr>
@@ -2834,7 +2834,7 @@
               <w:spacing w:before="60" w:after="60"/>
               <w:jc w:val="both"/>
               <w:rPr>
-                <w:rFonts w:ascii="Poppins" w:hAnsi="Poppins" w:cs="Poppins"/>
+                <w:rFonts w:ascii="Poppins" w:hAnsi="Poppins" w:cs="Poppins" w:eastAsia="Poppins"/>
                 <w:sz w:val="18"/>
                 <w:szCs w:val="18"/>
               </w:rPr>
@@ -2854,7 +2854,7 @@
               <w:spacing w:before="60" w:after="60"/>
               <w:jc w:val="center"/>
               <w:rPr>
-                <w:rFonts w:ascii="Poppins" w:hAnsi="Poppins" w:cs="Poppins"/>
+                <w:rFonts w:ascii="Poppins" w:hAnsi="Poppins" w:cs="Poppins" w:eastAsia="Poppins"/>
                 <w:sz w:val="18"/>
                 <w:szCs w:val="18"/>
               </w:rPr>
@@ -2873,7 +2873,7 @@
               <w:spacing w:before="60" w:after="60"/>
               <w:jc w:val="both"/>
               <w:rPr>
-                <w:rFonts w:ascii="Poppins" w:hAnsi="Poppins" w:cs="Poppins"/>
+                <w:rFonts w:ascii="Poppins" w:hAnsi="Poppins" w:cs="Poppins" w:eastAsia="Poppins"/>
                 <w:sz w:val="18"/>
                 <w:szCs w:val="18"/>
               </w:rPr>
@@ -2892,7 +2892,7 @@
               <w:spacing w:before="60" w:after="60"/>
               <w:jc w:val="both"/>
               <w:rPr>
-                <w:rFonts w:ascii="Poppins" w:hAnsi="Poppins" w:cs="Poppins"/>
+                <w:rFonts w:ascii="Poppins" w:hAnsi="Poppins" w:cs="Poppins" w:eastAsia="Poppins"/>
                 <w:sz w:val="18"/>
                 <w:szCs w:val="18"/>
               </w:rPr>
@@ -2924,7 +2924,7 @@
               <w:spacing w:before="60" w:after="60"/>
               <w:jc w:val="center"/>
               <w:rPr>
-                <w:rFonts w:ascii="Poppins" w:hAnsi="Poppins" w:cs="Poppins"/>
+                <w:rFonts w:ascii="Poppins" w:hAnsi="Poppins" w:cs="Poppins" w:eastAsia="Poppins"/>
                 <w:sz w:val="18"/>
                 <w:szCs w:val="18"/>
               </w:rPr>
@@ -2943,7 +2943,7 @@
               <w:spacing w:before="60" w:after="60"/>
               <w:jc w:val="both"/>
               <w:rPr>
-                <w:rFonts w:ascii="Poppins" w:hAnsi="Poppins" w:cs="Poppins"/>
+                <w:rFonts w:ascii="Poppins" w:hAnsi="Poppins" w:cs="Poppins" w:eastAsia="Poppins"/>
                 <w:sz w:val="18"/>
                 <w:szCs w:val="18"/>
               </w:rPr>
@@ -2963,7 +2963,7 @@
               <w:spacing w:before="60" w:after="60"/>
               <w:jc w:val="center"/>
               <w:rPr>
-                <w:rFonts w:ascii="Poppins" w:hAnsi="Poppins" w:cs="Poppins"/>
+                <w:rFonts w:ascii="Poppins" w:hAnsi="Poppins" w:cs="Poppins" w:eastAsia="Poppins"/>
                 <w:sz w:val="18"/>
                 <w:szCs w:val="18"/>
               </w:rPr>
@@ -2982,7 +2982,7 @@
               <w:spacing w:before="60" w:after="60"/>
               <w:jc w:val="both"/>
               <w:rPr>
-                <w:rFonts w:ascii="Poppins" w:hAnsi="Poppins" w:cs="Poppins"/>
+                <w:rFonts w:ascii="Poppins" w:hAnsi="Poppins" w:cs="Poppins" w:eastAsia="Poppins"/>
                 <w:sz w:val="18"/>
                 <w:szCs w:val="18"/>
               </w:rPr>
@@ -3001,7 +3001,7 @@
               <w:spacing w:before="60" w:after="60"/>
               <w:jc w:val="both"/>
               <w:rPr>
-                <w:rFonts w:ascii="Poppins" w:hAnsi="Poppins" w:cs="Poppins"/>
+                <w:rFonts w:ascii="Poppins" w:hAnsi="Poppins" w:cs="Poppins" w:eastAsia="Poppins"/>
                 <w:sz w:val="18"/>
                 <w:szCs w:val="18"/>
               </w:rPr>
@@ -3033,7 +3033,7 @@
               <w:spacing w:before="60" w:after="60"/>
               <w:jc w:val="center"/>
               <w:rPr>
-                <w:rFonts w:ascii="Poppins" w:hAnsi="Poppins" w:cs="Poppins"/>
+                <w:rFonts w:ascii="Poppins" w:hAnsi="Poppins" w:cs="Poppins" w:eastAsia="Poppins"/>
                 <w:sz w:val="18"/>
                 <w:szCs w:val="18"/>
               </w:rPr>
@@ -3052,7 +3052,7 @@
               <w:spacing w:before="60" w:after="60"/>
               <w:jc w:val="both"/>
               <w:rPr>
-                <w:rFonts w:ascii="Poppins" w:hAnsi="Poppins" w:cs="Poppins"/>
+                <w:rFonts w:ascii="Poppins" w:hAnsi="Poppins" w:cs="Poppins" w:eastAsia="Poppins"/>
                 <w:sz w:val="18"/>
                 <w:szCs w:val="18"/>
               </w:rPr>
@@ -3072,7 +3072,7 @@
               <w:spacing w:before="60" w:after="60"/>
               <w:jc w:val="center"/>
               <w:rPr>
-                <w:rFonts w:ascii="Poppins" w:hAnsi="Poppins" w:cs="Poppins"/>
+                <w:rFonts w:ascii="Poppins" w:hAnsi="Poppins" w:cs="Poppins" w:eastAsia="Poppins"/>
                 <w:sz w:val="18"/>
                 <w:szCs w:val="18"/>
               </w:rPr>
@@ -3091,7 +3091,7 @@
               <w:spacing w:before="60" w:after="60"/>
               <w:jc w:val="both"/>
               <w:rPr>
-                <w:rFonts w:ascii="Poppins" w:hAnsi="Poppins" w:cs="Poppins"/>
+                <w:rFonts w:ascii="Poppins" w:hAnsi="Poppins" w:cs="Poppins" w:eastAsia="Poppins"/>
                 <w:sz w:val="18"/>
                 <w:szCs w:val="18"/>
               </w:rPr>
@@ -3110,7 +3110,7 @@
               <w:spacing w:before="60" w:after="60"/>
               <w:jc w:val="both"/>
               <w:rPr>
-                <w:rFonts w:ascii="Poppins" w:hAnsi="Poppins" w:cs="Poppins"/>
+                <w:rFonts w:ascii="Poppins" w:hAnsi="Poppins" w:cs="Poppins" w:eastAsia="Poppins"/>
                 <w:sz w:val="18"/>
                 <w:szCs w:val="18"/>
               </w:rPr>
@@ -3142,7 +3142,7 @@
               <w:spacing w:before="60" w:after="60"/>
               <w:jc w:val="center"/>
               <w:rPr>
-                <w:rFonts w:ascii="Poppins" w:hAnsi="Poppins" w:cs="Poppins"/>
+                <w:rFonts w:ascii="Poppins" w:hAnsi="Poppins" w:cs="Poppins" w:eastAsia="Poppins"/>
                 <w:sz w:val="18"/>
                 <w:szCs w:val="18"/>
               </w:rPr>
@@ -3161,7 +3161,7 @@
               <w:spacing w:before="60" w:after="60"/>
               <w:jc w:val="both"/>
               <w:rPr>
-                <w:rFonts w:ascii="Poppins" w:hAnsi="Poppins" w:cs="Poppins"/>
+                <w:rFonts w:ascii="Poppins" w:hAnsi="Poppins" w:cs="Poppins" w:eastAsia="Poppins"/>
                 <w:sz w:val="18"/>
                 <w:szCs w:val="18"/>
               </w:rPr>
@@ -3181,7 +3181,7 @@
               <w:spacing w:before="60" w:after="60"/>
               <w:jc w:val="center"/>
               <w:rPr>
-                <w:rFonts w:ascii="Poppins" w:hAnsi="Poppins" w:cs="Poppins"/>
+                <w:rFonts w:ascii="Poppins" w:hAnsi="Poppins" w:cs="Poppins" w:eastAsia="Poppins"/>
                 <w:sz w:val="18"/>
                 <w:szCs w:val="18"/>
               </w:rPr>
@@ -3200,7 +3200,7 @@
               <w:spacing w:before="60" w:after="60"/>
               <w:jc w:val="both"/>
               <w:rPr>
-                <w:rFonts w:ascii="Poppins" w:hAnsi="Poppins" w:cs="Poppins"/>
+                <w:rFonts w:ascii="Poppins" w:hAnsi="Poppins" w:cs="Poppins" w:eastAsia="Poppins"/>
                 <w:sz w:val="18"/>
                 <w:szCs w:val="18"/>
               </w:rPr>
@@ -3219,7 +3219,7 @@
               <w:spacing w:before="60" w:after="60"/>
               <w:jc w:val="both"/>
               <w:rPr>
-                <w:rFonts w:ascii="Poppins" w:hAnsi="Poppins" w:cs="Poppins"/>
+                <w:rFonts w:ascii="Poppins" w:hAnsi="Poppins" w:cs="Poppins" w:eastAsia="Poppins"/>
                 <w:sz w:val="18"/>
                 <w:szCs w:val="18"/>
               </w:rPr>
@@ -3251,7 +3251,7 @@
               <w:spacing w:before="60" w:after="60"/>
               <w:jc w:val="center"/>
               <w:rPr>
-                <w:rFonts w:ascii="Poppins" w:hAnsi="Poppins" w:cs="Poppins"/>
+                <w:rFonts w:ascii="Poppins" w:hAnsi="Poppins" w:cs="Poppins" w:eastAsia="Poppins"/>
                 <w:sz w:val="18"/>
                 <w:szCs w:val="18"/>
               </w:rPr>
@@ -3270,7 +3270,7 @@
               <w:spacing w:before="60" w:after="60"/>
               <w:jc w:val="both"/>
               <w:rPr>
-                <w:rFonts w:ascii="Poppins" w:hAnsi="Poppins" w:cs="Poppins"/>
+                <w:rFonts w:ascii="Poppins" w:hAnsi="Poppins" w:cs="Poppins" w:eastAsia="Poppins"/>
                 <w:sz w:val="18"/>
                 <w:szCs w:val="18"/>
               </w:rPr>
@@ -3290,7 +3290,7 @@
               <w:spacing w:before="60" w:after="60"/>
               <w:jc w:val="center"/>
               <w:rPr>
-                <w:rFonts w:ascii="Poppins" w:hAnsi="Poppins" w:cs="Poppins"/>
+                <w:rFonts w:ascii="Poppins" w:hAnsi="Poppins" w:cs="Poppins" w:eastAsia="Poppins"/>
                 <w:sz w:val="18"/>
                 <w:szCs w:val="18"/>
               </w:rPr>
@@ -3309,7 +3309,7 @@
               <w:spacing w:before="60" w:after="60"/>
               <w:jc w:val="both"/>
               <w:rPr>
-                <w:rFonts w:ascii="Poppins" w:hAnsi="Poppins" w:cs="Poppins"/>
+                <w:rFonts w:ascii="Poppins" w:hAnsi="Poppins" w:cs="Poppins" w:eastAsia="Poppins"/>
                 <w:sz w:val="18"/>
                 <w:szCs w:val="18"/>
               </w:rPr>
@@ -3328,7 +3328,7 @@
               <w:spacing w:before="60" w:after="60"/>
               <w:jc w:val="both"/>
               <w:rPr>
-                <w:rFonts w:ascii="Poppins" w:hAnsi="Poppins" w:cs="Poppins"/>
+                <w:rFonts w:ascii="Poppins" w:hAnsi="Poppins" w:cs="Poppins" w:eastAsia="Poppins"/>
                 <w:sz w:val="18"/>
                 <w:szCs w:val="18"/>
               </w:rPr>
@@ -3360,7 +3360,7 @@
               <w:spacing w:before="60" w:after="60"/>
               <w:jc w:val="center"/>
               <w:rPr>
-                <w:rFonts w:ascii="Poppins" w:hAnsi="Poppins" w:cs="Poppins"/>
+                <w:rFonts w:ascii="Poppins" w:hAnsi="Poppins" w:cs="Poppins" w:eastAsia="Poppins"/>
                 <w:sz w:val="18"/>
                 <w:szCs w:val="18"/>
               </w:rPr>
@@ -3379,7 +3379,7 @@
               <w:spacing w:before="60" w:after="60"/>
               <w:jc w:val="both"/>
               <w:rPr>
-                <w:rFonts w:ascii="Poppins" w:hAnsi="Poppins" w:cs="Poppins"/>
+                <w:rFonts w:ascii="Poppins" w:hAnsi="Poppins" w:cs="Poppins" w:eastAsia="Poppins"/>
                 <w:sz w:val="18"/>
                 <w:szCs w:val="18"/>
               </w:rPr>
@@ -3399,7 +3399,7 @@
               <w:spacing w:before="60" w:after="60"/>
               <w:jc w:val="center"/>
               <w:rPr>
-                <w:rFonts w:ascii="Poppins" w:hAnsi="Poppins" w:cs="Poppins"/>
+                <w:rFonts w:ascii="Poppins" w:hAnsi="Poppins" w:cs="Poppins" w:eastAsia="Poppins"/>
                 <w:sz w:val="18"/>
                 <w:szCs w:val="18"/>
               </w:rPr>
@@ -3418,7 +3418,7 @@
               <w:spacing w:before="60" w:after="60"/>
               <w:jc w:val="both"/>
               <w:rPr>
-                <w:rFonts w:ascii="Poppins" w:hAnsi="Poppins" w:cs="Poppins"/>
+                <w:rFonts w:ascii="Poppins" w:hAnsi="Poppins" w:cs="Poppins" w:eastAsia="Poppins"/>
                 <w:sz w:val="18"/>
                 <w:szCs w:val="18"/>
               </w:rPr>
@@ -3437,7 +3437,7 @@
               <w:spacing w:before="60" w:after="60"/>
               <w:jc w:val="both"/>
               <w:rPr>
-                <w:rFonts w:ascii="Poppins" w:hAnsi="Poppins" w:cs="Poppins"/>
+                <w:rFonts w:ascii="Poppins" w:hAnsi="Poppins" w:cs="Poppins" w:eastAsia="Poppins"/>
                 <w:sz w:val="18"/>
                 <w:szCs w:val="18"/>
               </w:rPr>
@@ -3469,7 +3469,7 @@
               <w:spacing w:before="60" w:after="60"/>
               <w:jc w:val="center"/>
               <w:rPr>
-                <w:rFonts w:ascii="Poppins" w:hAnsi="Poppins" w:cs="Poppins"/>
+                <w:rFonts w:ascii="Poppins" w:hAnsi="Poppins" w:cs="Poppins" w:eastAsia="Poppins"/>
                 <w:sz w:val="18"/>
                 <w:szCs w:val="18"/>
               </w:rPr>
@@ -3488,7 +3488,7 @@
               <w:spacing w:before="60" w:after="60"/>
               <w:jc w:val="both"/>
               <w:rPr>
-                <w:rFonts w:ascii="Poppins" w:hAnsi="Poppins" w:cs="Poppins"/>
+                <w:rFonts w:ascii="Poppins" w:hAnsi="Poppins" w:cs="Poppins" w:eastAsia="Poppins"/>
                 <w:sz w:val="18"/>
                 <w:szCs w:val="18"/>
               </w:rPr>
@@ -3508,7 +3508,7 @@
               <w:spacing w:before="60" w:after="60"/>
               <w:jc w:val="center"/>
               <w:rPr>
-                <w:rFonts w:ascii="Poppins" w:hAnsi="Poppins" w:cs="Poppins"/>
+                <w:rFonts w:ascii="Poppins" w:hAnsi="Poppins" w:cs="Poppins" w:eastAsia="Poppins"/>
                 <w:sz w:val="18"/>
                 <w:szCs w:val="18"/>
               </w:rPr>
@@ -3527,7 +3527,7 @@
               <w:spacing w:before="60" w:after="60"/>
               <w:jc w:val="both"/>
               <w:rPr>
-                <w:rFonts w:ascii="Poppins" w:hAnsi="Poppins" w:cs="Poppins"/>
+                <w:rFonts w:ascii="Poppins" w:hAnsi="Poppins" w:cs="Poppins" w:eastAsia="Poppins"/>
                 <w:sz w:val="18"/>
                 <w:szCs w:val="18"/>
               </w:rPr>
@@ -3546,7 +3546,7 @@
               <w:spacing w:before="60" w:after="60"/>
               <w:jc w:val="both"/>
               <w:rPr>
-                <w:rFonts w:ascii="Poppins" w:hAnsi="Poppins" w:cs="Poppins"/>
+                <w:rFonts w:ascii="Poppins" w:hAnsi="Poppins" w:cs="Poppins" w:eastAsia="Poppins"/>
                 <w:sz w:val="18"/>
                 <w:szCs w:val="18"/>
               </w:rPr>
@@ -3578,7 +3578,7 @@
               <w:spacing w:before="60" w:after="60"/>
               <w:jc w:val="center"/>
               <w:rPr>
-                <w:rFonts w:ascii="Poppins" w:hAnsi="Poppins" w:cs="Poppins"/>
+                <w:rFonts w:ascii="Poppins" w:hAnsi="Poppins" w:cs="Poppins" w:eastAsia="Poppins"/>
                 <w:sz w:val="18"/>
                 <w:szCs w:val="18"/>
               </w:rPr>
@@ -3597,7 +3597,7 @@
               <w:spacing w:before="60" w:after="60"/>
               <w:jc w:val="both"/>
               <w:rPr>
-                <w:rFonts w:ascii="Poppins" w:hAnsi="Poppins" w:cs="Poppins"/>
+                <w:rFonts w:ascii="Poppins" w:hAnsi="Poppins" w:cs="Poppins" w:eastAsia="Poppins"/>
                 <w:sz w:val="18"/>
                 <w:szCs w:val="18"/>
               </w:rPr>
@@ -3617,7 +3617,7 @@
               <w:spacing w:before="60" w:after="60"/>
               <w:jc w:val="center"/>
               <w:rPr>
-                <w:rFonts w:ascii="Poppins" w:hAnsi="Poppins" w:cs="Poppins"/>
+                <w:rFonts w:ascii="Poppins" w:hAnsi="Poppins" w:cs="Poppins" w:eastAsia="Poppins"/>
                 <w:sz w:val="18"/>
                 <w:szCs w:val="18"/>
               </w:rPr>
@@ -3636,7 +3636,7 @@
               <w:spacing w:before="60" w:after="60"/>
               <w:jc w:val="both"/>
               <w:rPr>
-                <w:rFonts w:ascii="Poppins" w:hAnsi="Poppins" w:cs="Poppins"/>
+                <w:rFonts w:ascii="Poppins" w:hAnsi="Poppins" w:cs="Poppins" w:eastAsia="Poppins"/>
                 <w:sz w:val="18"/>
                 <w:szCs w:val="18"/>
               </w:rPr>
@@ -3655,7 +3655,7 @@
               <w:spacing w:before="60" w:after="60"/>
               <w:jc w:val="both"/>
               <w:rPr>
-                <w:rFonts w:ascii="Poppins" w:hAnsi="Poppins" w:cs="Poppins"/>
+                <w:rFonts w:ascii="Poppins" w:hAnsi="Poppins" w:cs="Poppins" w:eastAsia="Poppins"/>
                 <w:sz w:val="18"/>
                 <w:szCs w:val="18"/>
               </w:rPr>
@@ -3687,7 +3687,7 @@
               <w:spacing w:before="60" w:after="60"/>
               <w:jc w:val="center"/>
               <w:rPr>
-                <w:rFonts w:ascii="Poppins" w:hAnsi="Poppins" w:cs="Poppins"/>
+                <w:rFonts w:ascii="Poppins" w:hAnsi="Poppins" w:cs="Poppins" w:eastAsia="Poppins"/>
                 <w:sz w:val="18"/>
                 <w:szCs w:val="18"/>
               </w:rPr>
@@ -3706,7 +3706,7 @@
               <w:spacing w:before="60" w:after="60"/>
               <w:jc w:val="both"/>
               <w:rPr>
-                <w:rFonts w:ascii="Poppins" w:hAnsi="Poppins" w:cs="Poppins"/>
+                <w:rFonts w:ascii="Poppins" w:hAnsi="Poppins" w:cs="Poppins" w:eastAsia="Poppins"/>
                 <w:sz w:val="18"/>
                 <w:szCs w:val="18"/>
               </w:rPr>
@@ -3726,7 +3726,7 @@
               <w:spacing w:before="60" w:after="60"/>
               <w:jc w:val="center"/>
               <w:rPr>
-                <w:rFonts w:ascii="Poppins" w:hAnsi="Poppins" w:cs="Poppins"/>
+                <w:rFonts w:ascii="Poppins" w:hAnsi="Poppins" w:cs="Poppins" w:eastAsia="Poppins"/>
                 <w:sz w:val="18"/>
                 <w:szCs w:val="18"/>
               </w:rPr>
@@ -3745,7 +3745,7 @@
               <w:spacing w:before="60" w:after="60"/>
               <w:jc w:val="both"/>
               <w:rPr>
-                <w:rFonts w:ascii="Poppins" w:hAnsi="Poppins" w:cs="Poppins"/>
+                <w:rFonts w:ascii="Poppins" w:hAnsi="Poppins" w:cs="Poppins" w:eastAsia="Poppins"/>
                 <w:sz w:val="18"/>
                 <w:szCs w:val="18"/>
               </w:rPr>
@@ -3764,7 +3764,7 @@
               <w:spacing w:before="60" w:after="60"/>
               <w:jc w:val="both"/>
               <w:rPr>
-                <w:rFonts w:ascii="Poppins" w:hAnsi="Poppins" w:cs="Poppins"/>
+                <w:rFonts w:ascii="Poppins" w:hAnsi="Poppins" w:cs="Poppins" w:eastAsia="Poppins"/>
                 <w:sz w:val="18"/>
                 <w:szCs w:val="18"/>
               </w:rPr>
@@ -3796,7 +3796,7 @@
               <w:spacing w:before="60" w:after="60"/>
               <w:jc w:val="center"/>
               <w:rPr>
-                <w:rFonts w:ascii="Poppins" w:hAnsi="Poppins" w:cs="Poppins"/>
+                <w:rFonts w:ascii="Poppins" w:hAnsi="Poppins" w:cs="Poppins" w:eastAsia="Poppins"/>
                 <w:sz w:val="18"/>
                 <w:szCs w:val="18"/>
               </w:rPr>
@@ -3815,7 +3815,7 @@
               <w:spacing w:before="60" w:after="60"/>
               <w:jc w:val="both"/>
               <w:rPr>
-                <w:rFonts w:ascii="Poppins" w:hAnsi="Poppins" w:cs="Poppins"/>
+                <w:rFonts w:ascii="Poppins" w:hAnsi="Poppins" w:cs="Poppins" w:eastAsia="Poppins"/>
                 <w:sz w:val="18"/>
                 <w:szCs w:val="18"/>
               </w:rPr>
@@ -3835,7 +3835,7 @@
               <w:spacing w:before="60" w:after="60"/>
               <w:jc w:val="center"/>
               <w:rPr>
-                <w:rFonts w:ascii="Poppins" w:hAnsi="Poppins" w:cs="Poppins"/>
+                <w:rFonts w:ascii="Poppins" w:hAnsi="Poppins" w:cs="Poppins" w:eastAsia="Poppins"/>
                 <w:sz w:val="18"/>
                 <w:szCs w:val="18"/>
               </w:rPr>
@@ -3854,7 +3854,7 @@
               <w:spacing w:before="60" w:after="60"/>
               <w:jc w:val="both"/>
               <w:rPr>
-                <w:rFonts w:ascii="Poppins" w:hAnsi="Poppins" w:cs="Poppins"/>
+                <w:rFonts w:ascii="Poppins" w:hAnsi="Poppins" w:cs="Poppins" w:eastAsia="Poppins"/>
                 <w:sz w:val="18"/>
                 <w:szCs w:val="18"/>
               </w:rPr>
@@ -3873,7 +3873,7 @@
               <w:spacing w:before="60" w:after="60"/>
               <w:jc w:val="both"/>
               <w:rPr>
-                <w:rFonts w:ascii="Poppins" w:hAnsi="Poppins" w:cs="Poppins"/>
+                <w:rFonts w:ascii="Poppins" w:hAnsi="Poppins" w:cs="Poppins" w:eastAsia="Poppins"/>
                 <w:sz w:val="18"/>
                 <w:szCs w:val="18"/>
               </w:rPr>
@@ -3905,7 +3905,7 @@
               <w:spacing w:before="60" w:after="60"/>
               <w:jc w:val="center"/>
               <w:rPr>
-                <w:rFonts w:ascii="Poppins" w:hAnsi="Poppins" w:cs="Poppins"/>
+                <w:rFonts w:ascii="Poppins" w:hAnsi="Poppins" w:cs="Poppins" w:eastAsia="Poppins"/>
                 <w:sz w:val="18"/>
                 <w:szCs w:val="18"/>
               </w:rPr>
@@ -3924,7 +3924,7 @@
               <w:spacing w:before="60" w:after="60"/>
               <w:jc w:val="both"/>
               <w:rPr>
-                <w:rFonts w:ascii="Poppins" w:hAnsi="Poppins" w:cs="Poppins"/>
+                <w:rFonts w:ascii="Poppins" w:hAnsi="Poppins" w:cs="Poppins" w:eastAsia="Poppins"/>
                 <w:sz w:val="18"/>
                 <w:szCs w:val="18"/>
               </w:rPr>
@@ -3944,7 +3944,7 @@
               <w:spacing w:before="60" w:after="60"/>
               <w:jc w:val="center"/>
               <w:rPr>
-                <w:rFonts w:ascii="Poppins" w:hAnsi="Poppins" w:cs="Poppins"/>
+                <w:rFonts w:ascii="Poppins" w:hAnsi="Poppins" w:cs="Poppins" w:eastAsia="Poppins"/>
                 <w:sz w:val="18"/>
                 <w:szCs w:val="18"/>
               </w:rPr>
@@ -3963,7 +3963,7 @@
               <w:spacing w:before="60" w:after="60"/>
               <w:jc w:val="both"/>
               <w:rPr>
-                <w:rFonts w:ascii="Poppins" w:hAnsi="Poppins" w:cs="Poppins"/>
+                <w:rFonts w:ascii="Poppins" w:hAnsi="Poppins" w:cs="Poppins" w:eastAsia="Poppins"/>
                 <w:sz w:val="18"/>
                 <w:szCs w:val="18"/>
               </w:rPr>
@@ -3982,7 +3982,7 @@
               <w:spacing w:before="60" w:after="60"/>
               <w:jc w:val="both"/>
               <w:rPr>
-                <w:rFonts w:ascii="Poppins" w:hAnsi="Poppins" w:cs="Poppins"/>
+                <w:rFonts w:ascii="Poppins" w:hAnsi="Poppins" w:cs="Poppins" w:eastAsia="Poppins"/>
                 <w:sz w:val="18"/>
                 <w:szCs w:val="18"/>
               </w:rPr>
@@ -4014,7 +4014,7 @@
               <w:spacing w:before="60" w:after="60"/>
               <w:jc w:val="center"/>
               <w:rPr>
-                <w:rFonts w:ascii="Poppins" w:hAnsi="Poppins" w:cs="Poppins"/>
+                <w:rFonts w:ascii="Poppins" w:hAnsi="Poppins" w:cs="Poppins" w:eastAsia="Poppins"/>
                 <w:sz w:val="18"/>
                 <w:szCs w:val="18"/>
               </w:rPr>
@@ -4033,7 +4033,7 @@
               <w:spacing w:before="60" w:after="60"/>
               <w:jc w:val="both"/>
               <w:rPr>
-                <w:rFonts w:ascii="Poppins" w:hAnsi="Poppins" w:cs="Poppins"/>
+                <w:rFonts w:ascii="Poppins" w:hAnsi="Poppins" w:cs="Poppins" w:eastAsia="Poppins"/>
                 <w:sz w:val="18"/>
                 <w:szCs w:val="18"/>
               </w:rPr>
@@ -4053,7 +4053,7 @@
               <w:spacing w:before="60" w:after="60"/>
               <w:jc w:val="center"/>
               <w:rPr>
-                <w:rFonts w:ascii="Poppins" w:hAnsi="Poppins" w:cs="Poppins"/>
+                <w:rFonts w:ascii="Poppins" w:hAnsi="Poppins" w:cs="Poppins" w:eastAsia="Poppins"/>
                 <w:sz w:val="18"/>
                 <w:szCs w:val="18"/>
               </w:rPr>
@@ -4072,7 +4072,7 @@
               <w:spacing w:before="60" w:after="60"/>
               <w:jc w:val="both"/>
               <w:rPr>
-                <w:rFonts w:ascii="Poppins" w:hAnsi="Poppins" w:cs="Poppins"/>
+                <w:rFonts w:ascii="Poppins" w:hAnsi="Poppins" w:cs="Poppins" w:eastAsia="Poppins"/>
                 <w:sz w:val="18"/>
                 <w:szCs w:val="18"/>
               </w:rPr>
@@ -4091,7 +4091,7 @@
               <w:spacing w:before="60" w:after="60"/>
               <w:jc w:val="both"/>
               <w:rPr>
-                <w:rFonts w:ascii="Poppins" w:hAnsi="Poppins" w:cs="Poppins"/>
+                <w:rFonts w:ascii="Poppins" w:hAnsi="Poppins" w:cs="Poppins" w:eastAsia="Poppins"/>
                 <w:sz w:val="18"/>
                 <w:szCs w:val="18"/>
               </w:rPr>
@@ -4123,7 +4123,7 @@
               <w:spacing w:before="60" w:after="60"/>
               <w:jc w:val="center"/>
               <w:rPr>
-                <w:rFonts w:ascii="Poppins" w:hAnsi="Poppins" w:cs="Poppins"/>
+                <w:rFonts w:ascii="Poppins" w:hAnsi="Poppins" w:cs="Poppins" w:eastAsia="Poppins"/>
                 <w:sz w:val="18"/>
                 <w:szCs w:val="18"/>
               </w:rPr>
@@ -4142,7 +4142,7 @@
               <w:spacing w:before="60" w:after="60"/>
               <w:jc w:val="both"/>
               <w:rPr>
-                <w:rFonts w:ascii="Poppins" w:hAnsi="Poppins" w:cs="Poppins"/>
+                <w:rFonts w:ascii="Poppins" w:hAnsi="Poppins" w:cs="Poppins" w:eastAsia="Poppins"/>
                 <w:sz w:val="18"/>
                 <w:szCs w:val="18"/>
               </w:rPr>
@@ -4162,7 +4162,7 @@
               <w:spacing w:before="60" w:after="60"/>
               <w:jc w:val="center"/>
               <w:rPr>
-                <w:rFonts w:ascii="Poppins" w:hAnsi="Poppins" w:cs="Poppins"/>
+                <w:rFonts w:ascii="Poppins" w:hAnsi="Poppins" w:cs="Poppins" w:eastAsia="Poppins"/>
                 <w:sz w:val="18"/>
                 <w:szCs w:val="18"/>
               </w:rPr>
@@ -4181,7 +4181,7 @@
               <w:spacing w:before="60" w:after="60"/>
               <w:jc w:val="both"/>
               <w:rPr>
-                <w:rFonts w:ascii="Poppins" w:hAnsi="Poppins" w:cs="Poppins"/>
+                <w:rFonts w:ascii="Poppins" w:hAnsi="Poppins" w:cs="Poppins" w:eastAsia="Poppins"/>
                 <w:sz w:val="18"/>
                 <w:szCs w:val="18"/>
               </w:rPr>
@@ -4200,7 +4200,7 @@
               <w:spacing w:before="60" w:after="60"/>
               <w:jc w:val="both"/>
               <w:rPr>
-                <w:rFonts w:ascii="Poppins" w:hAnsi="Poppins" w:cs="Poppins"/>
+                <w:rFonts w:ascii="Poppins" w:hAnsi="Poppins" w:cs="Poppins" w:eastAsia="Poppins"/>
                 <w:sz w:val="18"/>
                 <w:szCs w:val="18"/>
               </w:rPr>
@@ -4232,7 +4232,7 @@
               <w:spacing w:before="60" w:after="60"/>
               <w:jc w:val="center"/>
               <w:rPr>
-                <w:rFonts w:ascii="Poppins" w:hAnsi="Poppins" w:cs="Poppins"/>
+                <w:rFonts w:ascii="Poppins" w:hAnsi="Poppins" w:cs="Poppins" w:eastAsia="Poppins"/>
                 <w:sz w:val="18"/>
                 <w:szCs w:val="18"/>
               </w:rPr>
@@ -4251,7 +4251,7 @@
               <w:spacing w:before="60" w:after="60"/>
               <w:jc w:val="both"/>
               <w:rPr>
-                <w:rFonts w:ascii="Poppins" w:hAnsi="Poppins" w:cs="Poppins"/>
+                <w:rFonts w:ascii="Poppins" w:hAnsi="Poppins" w:cs="Poppins" w:eastAsia="Poppins"/>
                 <w:sz w:val="18"/>
                 <w:szCs w:val="18"/>
               </w:rPr>
@@ -4271,7 +4271,7 @@
               <w:spacing w:before="60" w:after="60"/>
               <w:jc w:val="center"/>
               <w:rPr>
-                <w:rFonts w:ascii="Poppins" w:hAnsi="Poppins" w:cs="Poppins"/>
+                <w:rFonts w:ascii="Poppins" w:hAnsi="Poppins" w:cs="Poppins" w:eastAsia="Poppins"/>
                 <w:sz w:val="18"/>
                 <w:szCs w:val="18"/>
               </w:rPr>
@@ -4290,7 +4290,7 @@
               <w:spacing w:before="60" w:after="60"/>
               <w:jc w:val="both"/>
               <w:rPr>
-                <w:rFonts w:ascii="Poppins" w:hAnsi="Poppins" w:cs="Poppins"/>
+                <w:rFonts w:ascii="Poppins" w:hAnsi="Poppins" w:cs="Poppins" w:eastAsia="Poppins"/>
                 <w:sz w:val="18"/>
                 <w:szCs w:val="18"/>
               </w:rPr>
@@ -4309,7 +4309,7 @@
               <w:spacing w:before="60" w:after="60"/>
               <w:jc w:val="both"/>
               <w:rPr>
-                <w:rFonts w:ascii="Poppins" w:hAnsi="Poppins" w:cs="Poppins"/>
+                <w:rFonts w:ascii="Poppins" w:hAnsi="Poppins" w:cs="Poppins" w:eastAsia="Poppins"/>
                 <w:sz w:val="18"/>
                 <w:szCs w:val="18"/>
               </w:rPr>
@@ -4341,7 +4341,7 @@
               <w:spacing w:before="60" w:after="60"/>
               <w:jc w:val="center"/>
               <w:rPr>
-                <w:rFonts w:ascii="Poppins" w:hAnsi="Poppins" w:cs="Poppins"/>
+                <w:rFonts w:ascii="Poppins" w:hAnsi="Poppins" w:cs="Poppins" w:eastAsia="Poppins"/>
                 <w:sz w:val="18"/>
                 <w:szCs w:val="18"/>
               </w:rPr>
@@ -4360,7 +4360,7 @@
               <w:spacing w:before="60" w:after="60"/>
               <w:jc w:val="both"/>
               <w:rPr>
-                <w:rFonts w:ascii="Poppins" w:hAnsi="Poppins" w:cs="Poppins"/>
+                <w:rFonts w:ascii="Poppins" w:hAnsi="Poppins" w:cs="Poppins" w:eastAsia="Poppins"/>
                 <w:sz w:val="18"/>
                 <w:szCs w:val="18"/>
               </w:rPr>
@@ -4380,7 +4380,7 @@
               <w:spacing w:before="60" w:after="60"/>
               <w:jc w:val="center"/>
               <w:rPr>
-                <w:rFonts w:ascii="Poppins" w:hAnsi="Poppins" w:cs="Poppins"/>
+                <w:rFonts w:ascii="Poppins" w:hAnsi="Poppins" w:cs="Poppins" w:eastAsia="Poppins"/>
                 <w:sz w:val="18"/>
                 <w:szCs w:val="18"/>
               </w:rPr>
@@ -4399,7 +4399,7 @@
               <w:spacing w:before="60" w:after="60"/>
               <w:jc w:val="both"/>
               <w:rPr>
-                <w:rFonts w:ascii="Poppins" w:hAnsi="Poppins" w:cs="Poppins"/>
+                <w:rFonts w:ascii="Poppins" w:hAnsi="Poppins" w:cs="Poppins" w:eastAsia="Poppins"/>
                 <w:sz w:val="18"/>
                 <w:szCs w:val="18"/>
               </w:rPr>
@@ -4418,7 +4418,7 @@
               <w:spacing w:before="60" w:after="60"/>
               <w:jc w:val="both"/>
               <w:rPr>
-                <w:rFonts w:ascii="Poppins" w:hAnsi="Poppins" w:cs="Poppins"/>
+                <w:rFonts w:ascii="Poppins" w:hAnsi="Poppins" w:cs="Poppins" w:eastAsia="Poppins"/>
                 <w:sz w:val="18"/>
                 <w:szCs w:val="18"/>
               </w:rPr>
@@ -4435,7 +4435,7 @@
         </w:tabs>
         <w:jc w:val="both"/>
         <w:rPr>
-          <w:rFonts w:ascii="Poppins" w:hAnsi="Poppins" w:cs="Poppins"/>
+          <w:rFonts w:ascii="Poppins" w:hAnsi="Poppins" w:cs="Poppins" w:eastAsia="Poppins"/>
           <w:sz w:val="18"/>
           <w:szCs w:val="18"/>
         </w:rPr>
@@ -4449,7 +4449,7 @@
         </w:tabs>
         <w:jc w:val="both"/>
         <w:rPr>
-          <w:rFonts w:ascii="Poppins" w:hAnsi="Poppins" w:cs="Poppins"/>
+          <w:rFonts w:ascii="Poppins" w:hAnsi="Poppins" w:cs="Poppins" w:eastAsia="Poppins"/>
           <w:sz w:val="18"/>
           <w:szCs w:val="18"/>
         </w:rPr>
@@ -4463,7 +4463,7 @@
         </w:tabs>
         <w:jc w:val="both"/>
         <w:rPr>
-          <w:rFonts w:ascii="Poppins" w:hAnsi="Poppins" w:cs="Poppins"/>
+          <w:rFonts w:ascii="Poppins" w:hAnsi="Poppins" w:cs="Poppins" w:eastAsia="Poppins"/>
           <w:sz w:val="18"/>
           <w:szCs w:val="18"/>
         </w:rPr>
@@ -4477,7 +4477,7 @@
         </w:tabs>
         <w:jc w:val="center"/>
         <w:rPr>
-          <w:rFonts w:ascii="Poppins" w:hAnsi="Poppins" w:cs="Poppins"/>
+          <w:rFonts w:ascii="Poppins" w:hAnsi="Poppins" w:cs="Poppins" w:eastAsia="Poppins"/>
           <w:sz w:val="18"/>
           <w:szCs w:val="18"/>
         </w:rPr>
@@ -4485,7 +4485,7 @@
       <w:bookmarkStart w:id="0" w:name="_Hlk159846975"/>
       <w:r>
         <w:rPr>
-          <w:rFonts w:ascii="Poppins" w:hAnsi="Poppins" w:cs="Poppins"/>
+          <w:rFonts w:ascii="Poppins" w:hAnsi="Poppins" w:cs="Poppins" w:eastAsia="Poppins"/>
           <w:sz w:val="18"/>
           <w:szCs w:val="18"/>
         </w:rPr>
@@ -4493,7 +4493,7 @@
       </w:r>
       <w:r>
         <w:rPr>
-          <w:rFonts w:ascii="Poppins" w:hAnsi="Poppins" w:cs="Poppins"/>
+          <w:rFonts w:ascii="Poppins" w:hAnsi="Poppins" w:cs="Poppins" w:eastAsia="Poppins"/>
           <w:sz w:val="18"/>
           <w:szCs w:val="18"/>
         </w:rPr>
@@ -4508,14 +4508,14 @@
         </w:tabs>
         <w:jc w:val="both"/>
         <w:rPr>
-          <w:rFonts w:ascii="Poppins" w:hAnsi="Poppins" w:cs="Poppins"/>
+          <w:rFonts w:ascii="Poppins" w:hAnsi="Poppins" w:cs="Poppins" w:eastAsia="Poppins"/>
           <w:sz w:val="18"/>
           <w:szCs w:val="18"/>
         </w:rPr>
       </w:pPr>
       <w:r>
         <w:rPr>
-          <w:rFonts w:ascii="Poppins" w:hAnsi="Poppins" w:cs="Poppins"/>
+          <w:rFonts w:ascii="Poppins" w:hAnsi="Poppins" w:cs="Poppins" w:eastAsia="Poppins"/>
           <w:sz w:val="18"/>
           <w:szCs w:val="18"/>
         </w:rPr>
@@ -4525,7 +4525,7 @@
       <w:bookmarkEnd w:id="0"/>
       <w:r>
         <w:rPr>
-          <w:rFonts w:ascii="Poppins" w:hAnsi="Poppins" w:cs="Poppins"/>
+          <w:rFonts w:ascii="Poppins" w:hAnsi="Poppins" w:cs="Poppins" w:eastAsia="Poppins"/>
           <w:sz w:val="18"/>
           <w:szCs w:val="18"/>
         </w:rPr>
@@ -4541,7 +4541,7 @@
         <w:spacing w:line="240" w:lineRule="atLeast"/>
         <w:jc w:val="center"/>
         <w:rPr>
-          <w:rFonts w:ascii="Poppins" w:hAnsi="Poppins" w:cs="Poppins"/>
+          <w:rFonts w:ascii="Poppins" w:hAnsi="Poppins" w:cs="Poppins" w:eastAsia="Poppins"/>
           <w:b/>
           <w:i/>
           <w:sz w:val="28"/>
@@ -4550,7 +4550,7 @@
       </w:pPr>
       <w:r>
         <w:rPr>
-          <w:rFonts w:ascii="Poppins" w:hAnsi="Poppins" w:cs="Poppins"/>
+          <w:rFonts w:ascii="Poppins" w:hAnsi="Poppins" w:cs="Poppins" w:eastAsia="Poppins"/>
           <w:b/>
           <w:i/>
           <w:sz w:val="28"/>
@@ -4562,7 +4562,7 @@
       <w:proofErr w:type="spellStart"/>
       <w:r>
         <w:rPr>
-          <w:rFonts w:ascii="Poppins" w:hAnsi="Poppins" w:cs="Poppins"/>
+          <w:rFonts w:ascii="Poppins" w:hAnsi="Poppins" w:cs="Poppins" w:eastAsia="Poppins"/>
           <w:b/>
           <w:i/>
           <w:sz w:val="28"/>
@@ -4573,7 +4573,7 @@
       <w:proofErr w:type="spellEnd"/>
       <w:r>
         <w:rPr>
-          <w:rFonts w:ascii="Poppins" w:hAnsi="Poppins" w:cs="Poppins"/>
+          <w:rFonts w:ascii="Poppins" w:hAnsi="Poppins" w:cs="Poppins" w:eastAsia="Poppins"/>
           <w:b/>
           <w:i/>
           <w:sz w:val="28"/>
@@ -4591,7 +4591,7 @@
         <w:spacing w:line="240" w:lineRule="atLeast"/>
         <w:jc w:val="both"/>
         <w:rPr>
-          <w:rFonts w:ascii="Poppins" w:hAnsi="Poppins" w:cs="Poppins"/>
+          <w:rFonts w:ascii="Poppins" w:hAnsi="Poppins" w:cs="Poppins" w:eastAsia="Poppins"/>
           <w:b/>
           <w:i/>
           <w:sz w:val="18"/>
@@ -4624,7 +4624,7 @@
               <w:spacing w:before="60" w:after="60"/>
               <w:jc w:val="center"/>
               <w:rPr>
-                <w:rFonts w:ascii="Poppins" w:hAnsi="Poppins" w:cs="Poppins"/>
+                <w:rFonts w:ascii="Poppins" w:hAnsi="Poppins" w:cs="Poppins" w:eastAsia="Poppins"/>
                 <w:bCs/>
                 <w:iCs/>
                 <w:sz w:val="18"/>
@@ -4634,7 +4634,7 @@
             </w:pPr>
             <w:r>
               <w:rPr>
-                <w:rFonts w:ascii="Poppins" w:hAnsi="Poppins" w:cs="Poppins"/>
+                <w:rFonts w:ascii="Poppins" w:hAnsi="Poppins" w:cs="Poppins" w:eastAsia="Poppins"/>
                 <w:b/>
                 <w:sz w:val="18"/>
                 <w:szCs w:val="18"/>
@@ -4657,7 +4657,7 @@
               <w:spacing w:line="240" w:lineRule="atLeast"/>
               <w:jc w:val="both"/>
               <w:rPr>
-                <w:rFonts w:ascii="Poppins" w:hAnsi="Poppins" w:cs="Poppins"/>
+                <w:rFonts w:ascii="Poppins" w:hAnsi="Poppins" w:cs="Poppins" w:eastAsia="Poppins"/>
                 <w:b/>
                 <w:iCs/>
                 <w:sz w:val="18"/>
@@ -4677,7 +4677,7 @@
         <w:spacing w:line="240" w:lineRule="atLeast"/>
         <w:jc w:val="both"/>
         <w:rPr>
-          <w:rFonts w:ascii="Poppins" w:hAnsi="Poppins" w:cs="Poppins"/>
+          <w:rFonts w:ascii="Poppins" w:hAnsi="Poppins" w:cs="Poppins" w:eastAsia="Poppins"/>
           <w:b/>
           <w:i/>
           <w:sz w:val="18"/>
@@ -4694,7 +4694,7 @@
         <w:spacing w:line="240" w:lineRule="atLeast"/>
         <w:jc w:val="both"/>
         <w:rPr>
-          <w:rFonts w:ascii="Poppins" w:hAnsi="Poppins" w:cs="Poppins"/>
+          <w:rFonts w:ascii="Poppins" w:hAnsi="Poppins" w:cs="Poppins" w:eastAsia="Poppins"/>
           <w:sz w:val="18"/>
           <w:szCs w:val="18"/>
         </w:rPr>
@@ -4739,7 +4739,7 @@
               <w:spacing w:before="60" w:after="60"/>
               <w:jc w:val="center"/>
               <w:rPr>
-                <w:rFonts w:ascii="Poppins" w:hAnsi="Poppins" w:cs="Poppins"/>
+                <w:rFonts w:ascii="Poppins" w:hAnsi="Poppins" w:cs="Poppins" w:eastAsia="Poppins"/>
                 <w:b/>
                 <w:sz w:val="18"/>
                 <w:szCs w:val="18"/>
@@ -4747,7 +4747,7 @@
             </w:pPr>
             <w:r>
               <w:rPr>
-                <w:rFonts w:ascii="Poppins" w:hAnsi="Poppins" w:cs="Poppins"/>
+                <w:rFonts w:ascii="Poppins" w:hAnsi="Poppins" w:cs="Poppins" w:eastAsia="Poppins"/>
                 <w:b/>
                 <w:sz w:val="18"/>
                 <w:szCs w:val="18"/>
@@ -4770,7 +4770,7 @@
               <w:spacing w:before="60" w:after="60"/>
               <w:jc w:val="center"/>
               <w:rPr>
-                <w:rFonts w:ascii="Poppins" w:hAnsi="Poppins" w:cs="Poppins"/>
+                <w:rFonts w:ascii="Poppins" w:hAnsi="Poppins" w:cs="Poppins" w:eastAsia="Poppins"/>
                 <w:b/>
                 <w:sz w:val="18"/>
                 <w:szCs w:val="18"/>
@@ -4778,7 +4778,7 @@
             </w:pPr>
             <w:r>
               <w:rPr>
-                <w:rFonts w:ascii="Poppins" w:hAnsi="Poppins" w:cs="Poppins"/>
+                <w:rFonts w:ascii="Poppins" w:hAnsi="Poppins" w:cs="Poppins" w:eastAsia="Poppins"/>
                 <w:b/>
                 <w:sz w:val="18"/>
                 <w:szCs w:val="18"/>
@@ -4801,7 +4801,7 @@
               <w:spacing w:before="60" w:after="60"/>
               <w:jc w:val="center"/>
               <w:rPr>
-                <w:rFonts w:ascii="Poppins" w:hAnsi="Poppins" w:cs="Poppins"/>
+                <w:rFonts w:ascii="Poppins" w:hAnsi="Poppins" w:cs="Poppins" w:eastAsia="Poppins"/>
                 <w:b/>
                 <w:sz w:val="18"/>
                 <w:szCs w:val="18"/>
@@ -4809,7 +4809,7 @@
             </w:pPr>
             <w:r>
               <w:rPr>
-                <w:rFonts w:ascii="Poppins" w:hAnsi="Poppins" w:cs="Poppins"/>
+                <w:rFonts w:ascii="Poppins" w:hAnsi="Poppins" w:cs="Poppins" w:eastAsia="Poppins"/>
                 <w:b/>
                 <w:sz w:val="18"/>
                 <w:szCs w:val="18"/>
@@ -4832,7 +4832,7 @@
               <w:spacing w:before="60" w:after="60"/>
               <w:jc w:val="center"/>
               <w:rPr>
-                <w:rFonts w:ascii="Poppins" w:hAnsi="Poppins" w:cs="Poppins"/>
+                <w:rFonts w:ascii="Poppins" w:hAnsi="Poppins" w:cs="Poppins" w:eastAsia="Poppins"/>
                 <w:b/>
                 <w:sz w:val="18"/>
                 <w:szCs w:val="18"/>
@@ -4840,7 +4840,7 @@
             </w:pPr>
             <w:r>
               <w:rPr>
-                <w:rFonts w:ascii="Poppins" w:hAnsi="Poppins" w:cs="Poppins"/>
+                <w:rFonts w:ascii="Poppins" w:hAnsi="Poppins" w:cs="Poppins" w:eastAsia="Poppins"/>
                 <w:b/>
                 <w:sz w:val="18"/>
                 <w:szCs w:val="18"/>
@@ -4863,7 +4863,7 @@
               <w:spacing w:before="60" w:after="60"/>
               <w:jc w:val="center"/>
               <w:rPr>
-                <w:rFonts w:ascii="Poppins" w:hAnsi="Poppins" w:cs="Poppins"/>
+                <w:rFonts w:ascii="Poppins" w:hAnsi="Poppins" w:cs="Poppins" w:eastAsia="Poppins"/>
                 <w:b/>
                 <w:sz w:val="18"/>
                 <w:szCs w:val="18"/>
@@ -4871,7 +4871,7 @@
             </w:pPr>
             <w:r>
               <w:rPr>
-                <w:rFonts w:ascii="Poppins" w:hAnsi="Poppins" w:cs="Poppins"/>
+                <w:rFonts w:ascii="Poppins" w:hAnsi="Poppins" w:cs="Poppins" w:eastAsia="Poppins"/>
                 <w:b/>
                 <w:sz w:val="18"/>
                 <w:szCs w:val="18"/>
@@ -4904,7 +4904,7 @@
               <w:spacing w:before="60" w:after="60"/>
               <w:jc w:val="center"/>
               <w:rPr>
-                <w:rFonts w:ascii="Poppins" w:hAnsi="Poppins" w:cs="Poppins"/>
+                <w:rFonts w:ascii="Poppins" w:hAnsi="Poppins" w:cs="Poppins" w:eastAsia="Poppins"/>
                 <w:sz w:val="18"/>
                 <w:szCs w:val="18"/>
               </w:rPr>
@@ -4923,7 +4923,7 @@
               <w:spacing w:before="60" w:after="60"/>
               <w:jc w:val="both"/>
               <w:rPr>
-                <w:rFonts w:ascii="Poppins" w:hAnsi="Poppins" w:cs="Poppins"/>
+                <w:rFonts w:ascii="Poppins" w:hAnsi="Poppins" w:cs="Poppins" w:eastAsia="Poppins"/>
                 <w:sz w:val="18"/>
                 <w:szCs w:val="18"/>
               </w:rPr>
@@ -4943,7 +4943,7 @@
               <w:spacing w:before="60" w:after="60"/>
               <w:jc w:val="center"/>
               <w:rPr>
-                <w:rFonts w:ascii="Poppins" w:hAnsi="Poppins" w:cs="Poppins"/>
+                <w:rFonts w:ascii="Poppins" w:hAnsi="Poppins" w:cs="Poppins" w:eastAsia="Poppins"/>
                 <w:sz w:val="18"/>
                 <w:szCs w:val="18"/>
               </w:rPr>
@@ -4962,7 +4962,7 @@
               <w:spacing w:before="60" w:after="60"/>
               <w:jc w:val="both"/>
               <w:rPr>
-                <w:rFonts w:ascii="Poppins" w:hAnsi="Poppins" w:cs="Poppins"/>
+                <w:rFonts w:ascii="Poppins" w:hAnsi="Poppins" w:cs="Poppins" w:eastAsia="Poppins"/>
                 <w:sz w:val="18"/>
                 <w:szCs w:val="18"/>
               </w:rPr>
@@ -4981,7 +4981,7 @@
               <w:spacing w:before="60" w:after="60"/>
               <w:jc w:val="both"/>
               <w:rPr>
-                <w:rFonts w:ascii="Poppins" w:hAnsi="Poppins" w:cs="Poppins"/>
+                <w:rFonts w:ascii="Poppins" w:hAnsi="Poppins" w:cs="Poppins" w:eastAsia="Poppins"/>
                 <w:sz w:val="18"/>
                 <w:szCs w:val="18"/>
               </w:rPr>
@@ -5013,7 +5013,7 @@
               <w:spacing w:before="60" w:after="60"/>
               <w:jc w:val="center"/>
               <w:rPr>
-                <w:rFonts w:ascii="Poppins" w:hAnsi="Poppins" w:cs="Poppins"/>
+                <w:rFonts w:ascii="Poppins" w:hAnsi="Poppins" w:cs="Poppins" w:eastAsia="Poppins"/>
                 <w:sz w:val="18"/>
                 <w:szCs w:val="18"/>
               </w:rPr>
@@ -5032,7 +5032,7 @@
               <w:spacing w:before="60" w:after="60"/>
               <w:jc w:val="both"/>
               <w:rPr>
-                <w:rFonts w:ascii="Poppins" w:hAnsi="Poppins" w:cs="Poppins"/>
+                <w:rFonts w:ascii="Poppins" w:hAnsi="Poppins" w:cs="Poppins" w:eastAsia="Poppins"/>
                 <w:sz w:val="18"/>
                 <w:szCs w:val="18"/>
               </w:rPr>
@@ -5052,7 +5052,7 @@
               <w:spacing w:before="60" w:after="60"/>
               <w:jc w:val="center"/>
               <w:rPr>
-                <w:rFonts w:ascii="Poppins" w:hAnsi="Poppins" w:cs="Poppins"/>
+                <w:rFonts w:ascii="Poppins" w:hAnsi="Poppins" w:cs="Poppins" w:eastAsia="Poppins"/>
                 <w:sz w:val="18"/>
                 <w:szCs w:val="18"/>
               </w:rPr>
@@ -5071,7 +5071,7 @@
               <w:spacing w:before="60" w:after="60"/>
               <w:jc w:val="both"/>
               <w:rPr>
-                <w:rFonts w:ascii="Poppins" w:hAnsi="Poppins" w:cs="Poppins"/>
+                <w:rFonts w:ascii="Poppins" w:hAnsi="Poppins" w:cs="Poppins" w:eastAsia="Poppins"/>
                 <w:sz w:val="18"/>
                 <w:szCs w:val="18"/>
               </w:rPr>
@@ -5090,7 +5090,7 @@
               <w:spacing w:before="60" w:after="60"/>
               <w:jc w:val="both"/>
               <w:rPr>
-                <w:rFonts w:ascii="Poppins" w:hAnsi="Poppins" w:cs="Poppins"/>
+                <w:rFonts w:ascii="Poppins" w:hAnsi="Poppins" w:cs="Poppins" w:eastAsia="Poppins"/>
                 <w:sz w:val="18"/>
                 <w:szCs w:val="18"/>
               </w:rPr>
@@ -5122,7 +5122,7 @@
               <w:spacing w:before="60" w:after="60"/>
               <w:jc w:val="center"/>
               <w:rPr>
-                <w:rFonts w:ascii="Poppins" w:hAnsi="Poppins" w:cs="Poppins"/>
+                <w:rFonts w:ascii="Poppins" w:hAnsi="Poppins" w:cs="Poppins" w:eastAsia="Poppins"/>
                 <w:sz w:val="18"/>
                 <w:szCs w:val="18"/>
               </w:rPr>
@@ -5141,7 +5141,7 @@
               <w:spacing w:before="60" w:after="60"/>
               <w:jc w:val="both"/>
               <w:rPr>
-                <w:rFonts w:ascii="Poppins" w:hAnsi="Poppins" w:cs="Poppins"/>
+                <w:rFonts w:ascii="Poppins" w:hAnsi="Poppins" w:cs="Poppins" w:eastAsia="Poppins"/>
                 <w:sz w:val="18"/>
                 <w:szCs w:val="18"/>
               </w:rPr>
@@ -5161,7 +5161,7 @@
               <w:spacing w:before="60" w:after="60"/>
               <w:jc w:val="center"/>
               <w:rPr>
-                <w:rFonts w:ascii="Poppins" w:hAnsi="Poppins" w:cs="Poppins"/>
+                <w:rFonts w:ascii="Poppins" w:hAnsi="Poppins" w:cs="Poppins" w:eastAsia="Poppins"/>
                 <w:sz w:val="18"/>
                 <w:szCs w:val="18"/>
               </w:rPr>
@@ -5180,7 +5180,7 @@
               <w:spacing w:before="60" w:after="60"/>
               <w:jc w:val="both"/>
               <w:rPr>
-                <w:rFonts w:ascii="Poppins" w:hAnsi="Poppins" w:cs="Poppins"/>
+                <w:rFonts w:ascii="Poppins" w:hAnsi="Poppins" w:cs="Poppins" w:eastAsia="Poppins"/>
                 <w:sz w:val="18"/>
                 <w:szCs w:val="18"/>
               </w:rPr>
@@ -5199,7 +5199,7 @@
               <w:spacing w:before="60" w:after="60"/>
               <w:jc w:val="both"/>
               <w:rPr>
-                <w:rFonts w:ascii="Poppins" w:hAnsi="Poppins" w:cs="Poppins"/>
+                <w:rFonts w:ascii="Poppins" w:hAnsi="Poppins" w:cs="Poppins" w:eastAsia="Poppins"/>
                 <w:sz w:val="18"/>
                 <w:szCs w:val="18"/>
               </w:rPr>
@@ -5231,7 +5231,7 @@
               <w:spacing w:before="60" w:after="60"/>
               <w:jc w:val="center"/>
               <w:rPr>
-                <w:rFonts w:ascii="Poppins" w:hAnsi="Poppins" w:cs="Poppins"/>
+                <w:rFonts w:ascii="Poppins" w:hAnsi="Poppins" w:cs="Poppins" w:eastAsia="Poppins"/>
                 <w:sz w:val="18"/>
                 <w:szCs w:val="18"/>
               </w:rPr>
@@ -5250,7 +5250,7 @@
               <w:spacing w:before="60" w:after="60"/>
               <w:jc w:val="both"/>
               <w:rPr>
-                <w:rFonts w:ascii="Poppins" w:hAnsi="Poppins" w:cs="Poppins"/>
+                <w:rFonts w:ascii="Poppins" w:hAnsi="Poppins" w:cs="Poppins" w:eastAsia="Poppins"/>
                 <w:sz w:val="18"/>
                 <w:szCs w:val="18"/>
               </w:rPr>
@@ -5270,7 +5270,7 @@
               <w:spacing w:before="60" w:after="60"/>
               <w:jc w:val="center"/>
               <w:rPr>
-                <w:rFonts w:ascii="Poppins" w:hAnsi="Poppins" w:cs="Poppins"/>
+                <w:rFonts w:ascii="Poppins" w:hAnsi="Poppins" w:cs="Poppins" w:eastAsia="Poppins"/>
                 <w:sz w:val="18"/>
                 <w:szCs w:val="18"/>
               </w:rPr>
@@ -5289,7 +5289,7 @@
               <w:spacing w:before="60" w:after="60"/>
               <w:jc w:val="both"/>
               <w:rPr>
-                <w:rFonts w:ascii="Poppins" w:hAnsi="Poppins" w:cs="Poppins"/>
+                <w:rFonts w:ascii="Poppins" w:hAnsi="Poppins" w:cs="Poppins" w:eastAsia="Poppins"/>
                 <w:sz w:val="18"/>
                 <w:szCs w:val="18"/>
               </w:rPr>
@@ -5308,7 +5308,7 @@
               <w:spacing w:before="60" w:after="60"/>
               <w:jc w:val="both"/>
               <w:rPr>
-                <w:rFonts w:ascii="Poppins" w:hAnsi="Poppins" w:cs="Poppins"/>
+                <w:rFonts w:ascii="Poppins" w:hAnsi="Poppins" w:cs="Poppins" w:eastAsia="Poppins"/>
                 <w:sz w:val="18"/>
                 <w:szCs w:val="18"/>
               </w:rPr>
@@ -5340,7 +5340,7 @@
               <w:spacing w:before="60" w:after="60"/>
               <w:jc w:val="center"/>
               <w:rPr>
-                <w:rFonts w:ascii="Poppins" w:hAnsi="Poppins" w:cs="Poppins"/>
+                <w:rFonts w:ascii="Poppins" w:hAnsi="Poppins" w:cs="Poppins" w:eastAsia="Poppins"/>
                 <w:sz w:val="18"/>
                 <w:szCs w:val="18"/>
               </w:rPr>
@@ -5359,7 +5359,7 @@
               <w:spacing w:before="60" w:after="60"/>
               <w:jc w:val="both"/>
               <w:rPr>
-                <w:rFonts w:ascii="Poppins" w:hAnsi="Poppins" w:cs="Poppins"/>
+                <w:rFonts w:ascii="Poppins" w:hAnsi="Poppins" w:cs="Poppins" w:eastAsia="Poppins"/>
                 <w:sz w:val="18"/>
                 <w:szCs w:val="18"/>
               </w:rPr>
@@ -5379,7 +5379,7 @@
               <w:spacing w:before="60" w:after="60"/>
               <w:jc w:val="center"/>
               <w:rPr>
-                <w:rFonts w:ascii="Poppins" w:hAnsi="Poppins" w:cs="Poppins"/>
+                <w:rFonts w:ascii="Poppins" w:hAnsi="Poppins" w:cs="Poppins" w:eastAsia="Poppins"/>
                 <w:sz w:val="18"/>
                 <w:szCs w:val="18"/>
               </w:rPr>
@@ -5398,7 +5398,7 @@
               <w:spacing w:before="60" w:after="60"/>
               <w:jc w:val="both"/>
               <w:rPr>
-                <w:rFonts w:ascii="Poppins" w:hAnsi="Poppins" w:cs="Poppins"/>
+                <w:rFonts w:ascii="Poppins" w:hAnsi="Poppins" w:cs="Poppins" w:eastAsia="Poppins"/>
                 <w:sz w:val="18"/>
                 <w:szCs w:val="18"/>
               </w:rPr>
@@ -5417,7 +5417,7 @@
               <w:spacing w:before="60" w:after="60"/>
               <w:jc w:val="both"/>
               <w:rPr>
-                <w:rFonts w:ascii="Poppins" w:hAnsi="Poppins" w:cs="Poppins"/>
+                <w:rFonts w:ascii="Poppins" w:hAnsi="Poppins" w:cs="Poppins" w:eastAsia="Poppins"/>
                 <w:sz w:val="18"/>
                 <w:szCs w:val="18"/>
               </w:rPr>
@@ -5449,7 +5449,7 @@
               <w:spacing w:before="60" w:after="60"/>
               <w:jc w:val="center"/>
               <w:rPr>
-                <w:rFonts w:ascii="Poppins" w:hAnsi="Poppins" w:cs="Poppins"/>
+                <w:rFonts w:ascii="Poppins" w:hAnsi="Poppins" w:cs="Poppins" w:eastAsia="Poppins"/>
                 <w:sz w:val="18"/>
                 <w:szCs w:val="18"/>
               </w:rPr>
@@ -5468,7 +5468,7 @@
               <w:spacing w:before="60" w:after="60"/>
               <w:jc w:val="both"/>
               <w:rPr>
-                <w:rFonts w:ascii="Poppins" w:hAnsi="Poppins" w:cs="Poppins"/>
+                <w:rFonts w:ascii="Poppins" w:hAnsi="Poppins" w:cs="Poppins" w:eastAsia="Poppins"/>
                 <w:sz w:val="18"/>
                 <w:szCs w:val="18"/>
               </w:rPr>
@@ -5488,7 +5488,7 @@
               <w:spacing w:before="60" w:after="60"/>
               <w:jc w:val="center"/>
               <w:rPr>
-                <w:rFonts w:ascii="Poppins" w:hAnsi="Poppins" w:cs="Poppins"/>
+                <w:rFonts w:ascii="Poppins" w:hAnsi="Poppins" w:cs="Poppins" w:eastAsia="Poppins"/>
                 <w:sz w:val="18"/>
                 <w:szCs w:val="18"/>
               </w:rPr>
@@ -5507,7 +5507,7 @@
               <w:spacing w:before="60" w:after="60"/>
               <w:jc w:val="both"/>
               <w:rPr>
-                <w:rFonts w:ascii="Poppins" w:hAnsi="Poppins" w:cs="Poppins"/>
+                <w:rFonts w:ascii="Poppins" w:hAnsi="Poppins" w:cs="Poppins" w:eastAsia="Poppins"/>
                 <w:sz w:val="18"/>
                 <w:szCs w:val="18"/>
               </w:rPr>
@@ -5526,7 +5526,7 @@
               <w:spacing w:before="60" w:after="60"/>
               <w:jc w:val="both"/>
               <w:rPr>
-                <w:rFonts w:ascii="Poppins" w:hAnsi="Poppins" w:cs="Poppins"/>
+                <w:rFonts w:ascii="Poppins" w:hAnsi="Poppins" w:cs="Poppins" w:eastAsia="Poppins"/>
                 <w:sz w:val="18"/>
                 <w:szCs w:val="18"/>
               </w:rPr>
@@ -5558,7 +5558,7 @@
               <w:spacing w:before="60" w:after="60"/>
               <w:jc w:val="center"/>
               <w:rPr>
-                <w:rFonts w:ascii="Poppins" w:hAnsi="Poppins" w:cs="Poppins"/>
+                <w:rFonts w:ascii="Poppins" w:hAnsi="Poppins" w:cs="Poppins" w:eastAsia="Poppins"/>
                 <w:sz w:val="18"/>
                 <w:szCs w:val="18"/>
               </w:rPr>
@@ -5577,7 +5577,7 @@
               <w:spacing w:before="60" w:after="60"/>
               <w:jc w:val="both"/>
               <w:rPr>
-                <w:rFonts w:ascii="Poppins" w:hAnsi="Poppins" w:cs="Poppins"/>
+                <w:rFonts w:ascii="Poppins" w:hAnsi="Poppins" w:cs="Poppins" w:eastAsia="Poppins"/>
                 <w:sz w:val="18"/>
                 <w:szCs w:val="18"/>
               </w:rPr>
@@ -5597,7 +5597,7 @@
               <w:spacing w:before="60" w:after="60"/>
               <w:jc w:val="center"/>
               <w:rPr>
-                <w:rFonts w:ascii="Poppins" w:hAnsi="Poppins" w:cs="Poppins"/>
+                <w:rFonts w:ascii="Poppins" w:hAnsi="Poppins" w:cs="Poppins" w:eastAsia="Poppins"/>
                 <w:sz w:val="18"/>
                 <w:szCs w:val="18"/>
               </w:rPr>
@@ -5616,7 +5616,7 @@
               <w:spacing w:before="60" w:after="60"/>
               <w:jc w:val="both"/>
               <w:rPr>
-                <w:rFonts w:ascii="Poppins" w:hAnsi="Poppins" w:cs="Poppins"/>
+                <w:rFonts w:ascii="Poppins" w:hAnsi="Poppins" w:cs="Poppins" w:eastAsia="Poppins"/>
                 <w:sz w:val="18"/>
                 <w:szCs w:val="18"/>
               </w:rPr>
@@ -5635,7 +5635,7 @@
               <w:spacing w:before="60" w:after="60"/>
               <w:jc w:val="both"/>
               <w:rPr>
-                <w:rFonts w:ascii="Poppins" w:hAnsi="Poppins" w:cs="Poppins"/>
+                <w:rFonts w:ascii="Poppins" w:hAnsi="Poppins" w:cs="Poppins" w:eastAsia="Poppins"/>
                 <w:sz w:val="18"/>
                 <w:szCs w:val="18"/>
               </w:rPr>
@@ -5667,7 +5667,7 @@
               <w:spacing w:before="60" w:after="60"/>
               <w:jc w:val="center"/>
               <w:rPr>
-                <w:rFonts w:ascii="Poppins" w:hAnsi="Poppins" w:cs="Poppins"/>
+                <w:rFonts w:ascii="Poppins" w:hAnsi="Poppins" w:cs="Poppins" w:eastAsia="Poppins"/>
                 <w:sz w:val="18"/>
                 <w:szCs w:val="18"/>
               </w:rPr>
@@ -5686,7 +5686,7 @@
               <w:spacing w:before="60" w:after="60"/>
               <w:jc w:val="both"/>
               <w:rPr>
-                <w:rFonts w:ascii="Poppins" w:hAnsi="Poppins" w:cs="Poppins"/>
+                <w:rFonts w:ascii="Poppins" w:hAnsi="Poppins" w:cs="Poppins" w:eastAsia="Poppins"/>
                 <w:sz w:val="18"/>
                 <w:szCs w:val="18"/>
               </w:rPr>
@@ -5706,7 +5706,7 @@
               <w:spacing w:before="60" w:after="60"/>
               <w:jc w:val="center"/>
               <w:rPr>
-                <w:rFonts w:ascii="Poppins" w:hAnsi="Poppins" w:cs="Poppins"/>
+                <w:rFonts w:ascii="Poppins" w:hAnsi="Poppins" w:cs="Poppins" w:eastAsia="Poppins"/>
                 <w:sz w:val="18"/>
                 <w:szCs w:val="18"/>
               </w:rPr>
@@ -5725,7 +5725,7 @@
               <w:spacing w:before="60" w:after="60"/>
               <w:jc w:val="both"/>
               <w:rPr>
-                <w:rFonts w:ascii="Poppins" w:hAnsi="Poppins" w:cs="Poppins"/>
+                <w:rFonts w:ascii="Poppins" w:hAnsi="Poppins" w:cs="Poppins" w:eastAsia="Poppins"/>
                 <w:sz w:val="18"/>
                 <w:szCs w:val="18"/>
               </w:rPr>
@@ -5744,7 +5744,7 @@
               <w:spacing w:before="60" w:after="60"/>
               <w:jc w:val="both"/>
               <w:rPr>
-                <w:rFonts w:ascii="Poppins" w:hAnsi="Poppins" w:cs="Poppins"/>
+                <w:rFonts w:ascii="Poppins" w:hAnsi="Poppins" w:cs="Poppins" w:eastAsia="Poppins"/>
                 <w:sz w:val="18"/>
                 <w:szCs w:val="18"/>
               </w:rPr>
@@ -5776,7 +5776,7 @@
               <w:spacing w:before="60" w:after="60"/>
               <w:jc w:val="center"/>
               <w:rPr>
-                <w:rFonts w:ascii="Poppins" w:hAnsi="Poppins" w:cs="Poppins"/>
+                <w:rFonts w:ascii="Poppins" w:hAnsi="Poppins" w:cs="Poppins" w:eastAsia="Poppins"/>
                 <w:sz w:val="18"/>
                 <w:szCs w:val="18"/>
               </w:rPr>
@@ -5795,7 +5795,7 @@
               <w:spacing w:before="60" w:after="60"/>
               <w:jc w:val="both"/>
               <w:rPr>
-                <w:rFonts w:ascii="Poppins" w:hAnsi="Poppins" w:cs="Poppins"/>
+                <w:rFonts w:ascii="Poppins" w:hAnsi="Poppins" w:cs="Poppins" w:eastAsia="Poppins"/>
                 <w:sz w:val="18"/>
                 <w:szCs w:val="18"/>
               </w:rPr>
@@ -5815,7 +5815,7 @@
               <w:spacing w:before="60" w:after="60"/>
               <w:jc w:val="center"/>
               <w:rPr>
-                <w:rFonts w:ascii="Poppins" w:hAnsi="Poppins" w:cs="Poppins"/>
+                <w:rFonts w:ascii="Poppins" w:hAnsi="Poppins" w:cs="Poppins" w:eastAsia="Poppins"/>
                 <w:sz w:val="18"/>
                 <w:szCs w:val="18"/>
               </w:rPr>
@@ -5834,7 +5834,7 @@
               <w:spacing w:before="60" w:after="60"/>
               <w:jc w:val="both"/>
               <w:rPr>
-                <w:rFonts w:ascii="Poppins" w:hAnsi="Poppins" w:cs="Poppins"/>
+                <w:rFonts w:ascii="Poppins" w:hAnsi="Poppins" w:cs="Poppins" w:eastAsia="Poppins"/>
                 <w:sz w:val="18"/>
                 <w:szCs w:val="18"/>
               </w:rPr>
@@ -5853,7 +5853,7 @@
               <w:spacing w:before="60" w:after="60"/>
               <w:jc w:val="both"/>
               <w:rPr>
-                <w:rFonts w:ascii="Poppins" w:hAnsi="Poppins" w:cs="Poppins"/>
+                <w:rFonts w:ascii="Poppins" w:hAnsi="Poppins" w:cs="Poppins" w:eastAsia="Poppins"/>
                 <w:sz w:val="18"/>
                 <w:szCs w:val="18"/>
               </w:rPr>
@@ -5885,7 +5885,7 @@
               <w:spacing w:before="60" w:after="60"/>
               <w:jc w:val="center"/>
               <w:rPr>
-                <w:rFonts w:ascii="Poppins" w:hAnsi="Poppins" w:cs="Poppins"/>
+                <w:rFonts w:ascii="Poppins" w:hAnsi="Poppins" w:cs="Poppins" w:eastAsia="Poppins"/>
                 <w:sz w:val="18"/>
                 <w:szCs w:val="18"/>
               </w:rPr>
@@ -5904,7 +5904,7 @@
               <w:spacing w:before="60" w:after="60"/>
               <w:jc w:val="both"/>
               <w:rPr>
-                <w:rFonts w:ascii="Poppins" w:hAnsi="Poppins" w:cs="Poppins"/>
+                <w:rFonts w:ascii="Poppins" w:hAnsi="Poppins" w:cs="Poppins" w:eastAsia="Poppins"/>
                 <w:sz w:val="18"/>
                 <w:szCs w:val="18"/>
               </w:rPr>
@@ -5924,7 +5924,7 @@
               <w:spacing w:before="60" w:after="60"/>
               <w:jc w:val="center"/>
               <w:rPr>
-                <w:rFonts w:ascii="Poppins" w:hAnsi="Poppins" w:cs="Poppins"/>
+                <w:rFonts w:ascii="Poppins" w:hAnsi="Poppins" w:cs="Poppins" w:eastAsia="Poppins"/>
                 <w:sz w:val="18"/>
                 <w:szCs w:val="18"/>
               </w:rPr>
@@ -5943,7 +5943,7 @@
               <w:spacing w:before="60" w:after="60"/>
               <w:jc w:val="both"/>
               <w:rPr>
-                <w:rFonts w:ascii="Poppins" w:hAnsi="Poppins" w:cs="Poppins"/>
+                <w:rFonts w:ascii="Poppins" w:hAnsi="Poppins" w:cs="Poppins" w:eastAsia="Poppins"/>
                 <w:sz w:val="18"/>
                 <w:szCs w:val="18"/>
               </w:rPr>
@@ -5962,7 +5962,7 @@
               <w:spacing w:before="60" w:after="60"/>
               <w:jc w:val="both"/>
               <w:rPr>
-                <w:rFonts w:ascii="Poppins" w:hAnsi="Poppins" w:cs="Poppins"/>
+                <w:rFonts w:ascii="Poppins" w:hAnsi="Poppins" w:cs="Poppins" w:eastAsia="Poppins"/>
                 <w:sz w:val="18"/>
                 <w:szCs w:val="18"/>
               </w:rPr>
@@ -5994,7 +5994,7 @@
               <w:spacing w:before="60" w:after="60"/>
               <w:jc w:val="center"/>
               <w:rPr>
-                <w:rFonts w:ascii="Poppins" w:hAnsi="Poppins" w:cs="Poppins"/>
+                <w:rFonts w:ascii="Poppins" w:hAnsi="Poppins" w:cs="Poppins" w:eastAsia="Poppins"/>
                 <w:sz w:val="18"/>
                 <w:szCs w:val="18"/>
               </w:rPr>
@@ -6013,7 +6013,7 @@
               <w:spacing w:before="60" w:after="60"/>
               <w:jc w:val="both"/>
               <w:rPr>
-                <w:rFonts w:ascii="Poppins" w:hAnsi="Poppins" w:cs="Poppins"/>
+                <w:rFonts w:ascii="Poppins" w:hAnsi="Poppins" w:cs="Poppins" w:eastAsia="Poppins"/>
                 <w:sz w:val="18"/>
                 <w:szCs w:val="18"/>
               </w:rPr>
@@ -6033,7 +6033,7 @@
               <w:spacing w:before="60" w:after="60"/>
               <w:jc w:val="center"/>
               <w:rPr>
-                <w:rFonts w:ascii="Poppins" w:hAnsi="Poppins" w:cs="Poppins"/>
+                <w:rFonts w:ascii="Poppins" w:hAnsi="Poppins" w:cs="Poppins" w:eastAsia="Poppins"/>
                 <w:sz w:val="18"/>
                 <w:szCs w:val="18"/>
               </w:rPr>
@@ -6052,7 +6052,7 @@
               <w:spacing w:before="60" w:after="60"/>
               <w:jc w:val="both"/>
               <w:rPr>
-                <w:rFonts w:ascii="Poppins" w:hAnsi="Poppins" w:cs="Poppins"/>
+                <w:rFonts w:ascii="Poppins" w:hAnsi="Poppins" w:cs="Poppins" w:eastAsia="Poppins"/>
                 <w:sz w:val="18"/>
                 <w:szCs w:val="18"/>
               </w:rPr>
@@ -6071,7 +6071,7 @@
               <w:spacing w:before="60" w:after="60"/>
               <w:jc w:val="both"/>
               <w:rPr>
-                <w:rFonts w:ascii="Poppins" w:hAnsi="Poppins" w:cs="Poppins"/>
+                <w:rFonts w:ascii="Poppins" w:hAnsi="Poppins" w:cs="Poppins" w:eastAsia="Poppins"/>
                 <w:sz w:val="18"/>
                 <w:szCs w:val="18"/>
               </w:rPr>
@@ -6103,7 +6103,7 @@
               <w:spacing w:before="60" w:after="60"/>
               <w:jc w:val="center"/>
               <w:rPr>
-                <w:rFonts w:ascii="Poppins" w:hAnsi="Poppins" w:cs="Poppins"/>
+                <w:rFonts w:ascii="Poppins" w:hAnsi="Poppins" w:cs="Poppins" w:eastAsia="Poppins"/>
                 <w:sz w:val="18"/>
                 <w:szCs w:val="18"/>
               </w:rPr>
@@ -6122,7 +6122,7 @@
               <w:spacing w:before="60" w:after="60"/>
               <w:jc w:val="both"/>
               <w:rPr>
-                <w:rFonts w:ascii="Poppins" w:hAnsi="Poppins" w:cs="Poppins"/>
+                <w:rFonts w:ascii="Poppins" w:hAnsi="Poppins" w:cs="Poppins" w:eastAsia="Poppins"/>
                 <w:sz w:val="18"/>
                 <w:szCs w:val="18"/>
               </w:rPr>
@@ -6142,7 +6142,7 @@
               <w:spacing w:before="60" w:after="60"/>
               <w:jc w:val="center"/>
               <w:rPr>
-                <w:rFonts w:ascii="Poppins" w:hAnsi="Poppins" w:cs="Poppins"/>
+                <w:rFonts w:ascii="Poppins" w:hAnsi="Poppins" w:cs="Poppins" w:eastAsia="Poppins"/>
                 <w:sz w:val="18"/>
                 <w:szCs w:val="18"/>
               </w:rPr>
@@ -6161,7 +6161,7 @@
               <w:spacing w:before="60" w:after="60"/>
               <w:jc w:val="both"/>
               <w:rPr>
-                <w:rFonts w:ascii="Poppins" w:hAnsi="Poppins" w:cs="Poppins"/>
+                <w:rFonts w:ascii="Poppins" w:hAnsi="Poppins" w:cs="Poppins" w:eastAsia="Poppins"/>
                 <w:sz w:val="18"/>
                 <w:szCs w:val="18"/>
               </w:rPr>
@@ -6180,7 +6180,7 @@
               <w:spacing w:before="60" w:after="60"/>
               <w:jc w:val="both"/>
               <w:rPr>
-                <w:rFonts w:ascii="Poppins" w:hAnsi="Poppins" w:cs="Poppins"/>
+                <w:rFonts w:ascii="Poppins" w:hAnsi="Poppins" w:cs="Poppins" w:eastAsia="Poppins"/>
                 <w:sz w:val="18"/>
                 <w:szCs w:val="18"/>
               </w:rPr>
@@ -6212,7 +6212,7 @@
               <w:spacing w:before="60" w:after="60"/>
               <w:jc w:val="center"/>
               <w:rPr>
-                <w:rFonts w:ascii="Poppins" w:hAnsi="Poppins" w:cs="Poppins"/>
+                <w:rFonts w:ascii="Poppins" w:hAnsi="Poppins" w:cs="Poppins" w:eastAsia="Poppins"/>
                 <w:sz w:val="18"/>
                 <w:szCs w:val="18"/>
               </w:rPr>
@@ -6231,7 +6231,7 @@
               <w:spacing w:before="60" w:after="60"/>
               <w:jc w:val="both"/>
               <w:rPr>
-                <w:rFonts w:ascii="Poppins" w:hAnsi="Poppins" w:cs="Poppins"/>
+                <w:rFonts w:ascii="Poppins" w:hAnsi="Poppins" w:cs="Poppins" w:eastAsia="Poppins"/>
                 <w:sz w:val="18"/>
                 <w:szCs w:val="18"/>
               </w:rPr>
@@ -6251,7 +6251,7 @@
               <w:spacing w:before="60" w:after="60"/>
               <w:jc w:val="center"/>
               <w:rPr>
-                <w:rFonts w:ascii="Poppins" w:hAnsi="Poppins" w:cs="Poppins"/>
+                <w:rFonts w:ascii="Poppins" w:hAnsi="Poppins" w:cs="Poppins" w:eastAsia="Poppins"/>
                 <w:sz w:val="18"/>
                 <w:szCs w:val="18"/>
               </w:rPr>
@@ -6270,7 +6270,7 @@
               <w:spacing w:before="60" w:after="60"/>
               <w:jc w:val="both"/>
               <w:rPr>
-                <w:rFonts w:ascii="Poppins" w:hAnsi="Poppins" w:cs="Poppins"/>
+                <w:rFonts w:ascii="Poppins" w:hAnsi="Poppins" w:cs="Poppins" w:eastAsia="Poppins"/>
                 <w:sz w:val="18"/>
                 <w:szCs w:val="18"/>
               </w:rPr>
@@ -6289,7 +6289,7 @@
               <w:spacing w:before="60" w:after="60"/>
               <w:jc w:val="both"/>
               <w:rPr>
-                <w:rFonts w:ascii="Poppins" w:hAnsi="Poppins" w:cs="Poppins"/>
+                <w:rFonts w:ascii="Poppins" w:hAnsi="Poppins" w:cs="Poppins" w:eastAsia="Poppins"/>
                 <w:sz w:val="18"/>
                 <w:szCs w:val="18"/>
               </w:rPr>
@@ -6321,7 +6321,7 @@
               <w:spacing w:before="60" w:after="60"/>
               <w:jc w:val="center"/>
               <w:rPr>
-                <w:rFonts w:ascii="Poppins" w:hAnsi="Poppins" w:cs="Poppins"/>
+                <w:rFonts w:ascii="Poppins" w:hAnsi="Poppins" w:cs="Poppins" w:eastAsia="Poppins"/>
                 <w:sz w:val="18"/>
                 <w:szCs w:val="18"/>
               </w:rPr>
@@ -6340,7 +6340,7 @@
               <w:spacing w:before="60" w:after="60"/>
               <w:jc w:val="both"/>
               <w:rPr>
-                <w:rFonts w:ascii="Poppins" w:hAnsi="Poppins" w:cs="Poppins"/>
+                <w:rFonts w:ascii="Poppins" w:hAnsi="Poppins" w:cs="Poppins" w:eastAsia="Poppins"/>
                 <w:sz w:val="18"/>
                 <w:szCs w:val="18"/>
               </w:rPr>
@@ -6360,7 +6360,7 @@
               <w:spacing w:before="60" w:after="60"/>
               <w:jc w:val="center"/>
               <w:rPr>
-                <w:rFonts w:ascii="Poppins" w:hAnsi="Poppins" w:cs="Poppins"/>
+                <w:rFonts w:ascii="Poppins" w:hAnsi="Poppins" w:cs="Poppins" w:eastAsia="Poppins"/>
                 <w:sz w:val="18"/>
                 <w:szCs w:val="18"/>
               </w:rPr>
@@ -6379,7 +6379,7 @@
               <w:spacing w:before="60" w:after="60"/>
               <w:jc w:val="both"/>
               <w:rPr>
-                <w:rFonts w:ascii="Poppins" w:hAnsi="Poppins" w:cs="Poppins"/>
+                <w:rFonts w:ascii="Poppins" w:hAnsi="Poppins" w:cs="Poppins" w:eastAsia="Poppins"/>
                 <w:sz w:val="18"/>
                 <w:szCs w:val="18"/>
               </w:rPr>
@@ -6398,7 +6398,7 @@
               <w:spacing w:before="60" w:after="60"/>
               <w:jc w:val="both"/>
               <w:rPr>
-                <w:rFonts w:ascii="Poppins" w:hAnsi="Poppins" w:cs="Poppins"/>
+                <w:rFonts w:ascii="Poppins" w:hAnsi="Poppins" w:cs="Poppins" w:eastAsia="Poppins"/>
                 <w:sz w:val="18"/>
                 <w:szCs w:val="18"/>
               </w:rPr>
@@ -6430,7 +6430,7 @@
               <w:spacing w:before="60" w:after="60"/>
               <w:jc w:val="center"/>
               <w:rPr>
-                <w:rFonts w:ascii="Poppins" w:hAnsi="Poppins" w:cs="Poppins"/>
+                <w:rFonts w:ascii="Poppins" w:hAnsi="Poppins" w:cs="Poppins" w:eastAsia="Poppins"/>
                 <w:sz w:val="18"/>
                 <w:szCs w:val="18"/>
               </w:rPr>
@@ -6449,7 +6449,7 @@
               <w:spacing w:before="60" w:after="60"/>
               <w:jc w:val="both"/>
               <w:rPr>
-                <w:rFonts w:ascii="Poppins" w:hAnsi="Poppins" w:cs="Poppins"/>
+                <w:rFonts w:ascii="Poppins" w:hAnsi="Poppins" w:cs="Poppins" w:eastAsia="Poppins"/>
                 <w:sz w:val="18"/>
                 <w:szCs w:val="18"/>
               </w:rPr>
@@ -6469,7 +6469,7 @@
               <w:spacing w:before="60" w:after="60"/>
               <w:jc w:val="center"/>
               <w:rPr>
-                <w:rFonts w:ascii="Poppins" w:hAnsi="Poppins" w:cs="Poppins"/>
+                <w:rFonts w:ascii="Poppins" w:hAnsi="Poppins" w:cs="Poppins" w:eastAsia="Poppins"/>
                 <w:sz w:val="18"/>
                 <w:szCs w:val="18"/>
               </w:rPr>
@@ -6488,7 +6488,7 @@
               <w:spacing w:before="60" w:after="60"/>
               <w:jc w:val="both"/>
               <w:rPr>
-                <w:rFonts w:ascii="Poppins" w:hAnsi="Poppins" w:cs="Poppins"/>
+                <w:rFonts w:ascii="Poppins" w:hAnsi="Poppins" w:cs="Poppins" w:eastAsia="Poppins"/>
                 <w:sz w:val="18"/>
                 <w:szCs w:val="18"/>
               </w:rPr>
@@ -6507,7 +6507,7 @@
               <w:spacing w:before="60" w:after="60"/>
               <w:jc w:val="both"/>
               <w:rPr>
-                <w:rFonts w:ascii="Poppins" w:hAnsi="Poppins" w:cs="Poppins"/>
+                <w:rFonts w:ascii="Poppins" w:hAnsi="Poppins" w:cs="Poppins" w:eastAsia="Poppins"/>
                 <w:sz w:val="18"/>
                 <w:szCs w:val="18"/>
               </w:rPr>
@@ -6539,7 +6539,7 @@
               <w:spacing w:before="60" w:after="60"/>
               <w:jc w:val="center"/>
               <w:rPr>
-                <w:rFonts w:ascii="Poppins" w:hAnsi="Poppins" w:cs="Poppins"/>
+                <w:rFonts w:ascii="Poppins" w:hAnsi="Poppins" w:cs="Poppins" w:eastAsia="Poppins"/>
                 <w:sz w:val="18"/>
                 <w:szCs w:val="18"/>
               </w:rPr>
@@ -6558,7 +6558,7 @@
               <w:spacing w:before="60" w:after="60"/>
               <w:jc w:val="both"/>
               <w:rPr>
-                <w:rFonts w:ascii="Poppins" w:hAnsi="Poppins" w:cs="Poppins"/>
+                <w:rFonts w:ascii="Poppins" w:hAnsi="Poppins" w:cs="Poppins" w:eastAsia="Poppins"/>
                 <w:sz w:val="18"/>
                 <w:szCs w:val="18"/>
               </w:rPr>
@@ -6578,7 +6578,7 @@
               <w:spacing w:before="60" w:after="60"/>
               <w:jc w:val="center"/>
               <w:rPr>
-                <w:rFonts w:ascii="Poppins" w:hAnsi="Poppins" w:cs="Poppins"/>
+                <w:rFonts w:ascii="Poppins" w:hAnsi="Poppins" w:cs="Poppins" w:eastAsia="Poppins"/>
                 <w:sz w:val="18"/>
                 <w:szCs w:val="18"/>
               </w:rPr>
@@ -6597,7 +6597,7 @@
               <w:spacing w:before="60" w:after="60"/>
               <w:jc w:val="both"/>
               <w:rPr>
-                <w:rFonts w:ascii="Poppins" w:hAnsi="Poppins" w:cs="Poppins"/>
+                <w:rFonts w:ascii="Poppins" w:hAnsi="Poppins" w:cs="Poppins" w:eastAsia="Poppins"/>
                 <w:sz w:val="18"/>
                 <w:szCs w:val="18"/>
               </w:rPr>
@@ -6616,7 +6616,7 @@
               <w:spacing w:before="60" w:after="60"/>
               <w:jc w:val="both"/>
               <w:rPr>
-                <w:rFonts w:ascii="Poppins" w:hAnsi="Poppins" w:cs="Poppins"/>
+                <w:rFonts w:ascii="Poppins" w:hAnsi="Poppins" w:cs="Poppins" w:eastAsia="Poppins"/>
                 <w:sz w:val="18"/>
                 <w:szCs w:val="18"/>
               </w:rPr>
@@ -6648,7 +6648,7 @@
               <w:spacing w:before="60" w:after="60"/>
               <w:jc w:val="center"/>
               <w:rPr>
-                <w:rFonts w:ascii="Poppins" w:hAnsi="Poppins" w:cs="Poppins"/>
+                <w:rFonts w:ascii="Poppins" w:hAnsi="Poppins" w:cs="Poppins" w:eastAsia="Poppins"/>
                 <w:sz w:val="18"/>
                 <w:szCs w:val="18"/>
               </w:rPr>
@@ -6667,7 +6667,7 @@
               <w:spacing w:before="60" w:after="60"/>
               <w:jc w:val="both"/>
               <w:rPr>
-                <w:rFonts w:ascii="Poppins" w:hAnsi="Poppins" w:cs="Poppins"/>
+                <w:rFonts w:ascii="Poppins" w:hAnsi="Poppins" w:cs="Poppins" w:eastAsia="Poppins"/>
                 <w:sz w:val="18"/>
                 <w:szCs w:val="18"/>
               </w:rPr>
@@ -6687,7 +6687,7 @@
               <w:spacing w:before="60" w:after="60"/>
               <w:jc w:val="center"/>
               <w:rPr>
-                <w:rFonts w:ascii="Poppins" w:hAnsi="Poppins" w:cs="Poppins"/>
+                <w:rFonts w:ascii="Poppins" w:hAnsi="Poppins" w:cs="Poppins" w:eastAsia="Poppins"/>
                 <w:sz w:val="18"/>
                 <w:szCs w:val="18"/>
               </w:rPr>
@@ -6706,7 +6706,7 @@
               <w:spacing w:before="60" w:after="60"/>
               <w:jc w:val="both"/>
               <w:rPr>
-                <w:rFonts w:ascii="Poppins" w:hAnsi="Poppins" w:cs="Poppins"/>
+                <w:rFonts w:ascii="Poppins" w:hAnsi="Poppins" w:cs="Poppins" w:eastAsia="Poppins"/>
                 <w:sz w:val="18"/>
                 <w:szCs w:val="18"/>
               </w:rPr>
@@ -6725,7 +6725,7 @@
               <w:spacing w:before="60" w:after="60"/>
               <w:jc w:val="both"/>
               <w:rPr>
-                <w:rFonts w:ascii="Poppins" w:hAnsi="Poppins" w:cs="Poppins"/>
+                <w:rFonts w:ascii="Poppins" w:hAnsi="Poppins" w:cs="Poppins" w:eastAsia="Poppins"/>
                 <w:sz w:val="18"/>
                 <w:szCs w:val="18"/>
               </w:rPr>
@@ -6757,7 +6757,7 @@
               <w:spacing w:before="60" w:after="60"/>
               <w:jc w:val="center"/>
               <w:rPr>
-                <w:rFonts w:ascii="Poppins" w:hAnsi="Poppins" w:cs="Poppins"/>
+                <w:rFonts w:ascii="Poppins" w:hAnsi="Poppins" w:cs="Poppins" w:eastAsia="Poppins"/>
                 <w:sz w:val="18"/>
                 <w:szCs w:val="18"/>
               </w:rPr>
@@ -6776,7 +6776,7 @@
               <w:spacing w:before="60" w:after="60"/>
               <w:jc w:val="both"/>
               <w:rPr>
-                <w:rFonts w:ascii="Poppins" w:hAnsi="Poppins" w:cs="Poppins"/>
+                <w:rFonts w:ascii="Poppins" w:hAnsi="Poppins" w:cs="Poppins" w:eastAsia="Poppins"/>
                 <w:sz w:val="18"/>
                 <w:szCs w:val="18"/>
               </w:rPr>
@@ -6796,7 +6796,7 @@
               <w:spacing w:before="60" w:after="60"/>
               <w:jc w:val="center"/>
               <w:rPr>
-                <w:rFonts w:ascii="Poppins" w:hAnsi="Poppins" w:cs="Poppins"/>
+                <w:rFonts w:ascii="Poppins" w:hAnsi="Poppins" w:cs="Poppins" w:eastAsia="Poppins"/>
                 <w:sz w:val="18"/>
                 <w:szCs w:val="18"/>
               </w:rPr>
@@ -6815,7 +6815,7 @@
               <w:spacing w:before="60" w:after="60"/>
               <w:jc w:val="both"/>
               <w:rPr>
-                <w:rFonts w:ascii="Poppins" w:hAnsi="Poppins" w:cs="Poppins"/>
+                <w:rFonts w:ascii="Poppins" w:hAnsi="Poppins" w:cs="Poppins" w:eastAsia="Poppins"/>
                 <w:sz w:val="18"/>
                 <w:szCs w:val="18"/>
               </w:rPr>
@@ -6834,7 +6834,7 @@
               <w:spacing w:before="60" w:after="60"/>
               <w:jc w:val="both"/>
               <w:rPr>
-                <w:rFonts w:ascii="Poppins" w:hAnsi="Poppins" w:cs="Poppins"/>
+                <w:rFonts w:ascii="Poppins" w:hAnsi="Poppins" w:cs="Poppins" w:eastAsia="Poppins"/>
                 <w:sz w:val="18"/>
                 <w:szCs w:val="18"/>
               </w:rPr>
@@ -6866,7 +6866,7 @@
               <w:spacing w:before="60" w:after="60"/>
               <w:jc w:val="center"/>
               <w:rPr>
-                <w:rFonts w:ascii="Poppins" w:hAnsi="Poppins" w:cs="Poppins"/>
+                <w:rFonts w:ascii="Poppins" w:hAnsi="Poppins" w:cs="Poppins" w:eastAsia="Poppins"/>
                 <w:sz w:val="18"/>
                 <w:szCs w:val="18"/>
               </w:rPr>
@@ -6885,7 +6885,7 @@
               <w:spacing w:before="60" w:after="60"/>
               <w:jc w:val="both"/>
               <w:rPr>
-                <w:rFonts w:ascii="Poppins" w:hAnsi="Poppins" w:cs="Poppins"/>
+                <w:rFonts w:ascii="Poppins" w:hAnsi="Poppins" w:cs="Poppins" w:eastAsia="Poppins"/>
                 <w:sz w:val="18"/>
                 <w:szCs w:val="18"/>
               </w:rPr>
@@ -6905,7 +6905,7 @@
               <w:spacing w:before="60" w:after="60"/>
               <w:jc w:val="center"/>
               <w:rPr>
-                <w:rFonts w:ascii="Poppins" w:hAnsi="Poppins" w:cs="Poppins"/>
+                <w:rFonts w:ascii="Poppins" w:hAnsi="Poppins" w:cs="Poppins" w:eastAsia="Poppins"/>
                 <w:sz w:val="18"/>
                 <w:szCs w:val="18"/>
               </w:rPr>
@@ -6924,7 +6924,7 @@
               <w:spacing w:before="60" w:after="60"/>
               <w:jc w:val="both"/>
               <w:rPr>
-                <w:rFonts w:ascii="Poppins" w:hAnsi="Poppins" w:cs="Poppins"/>
+                <w:rFonts w:ascii="Poppins" w:hAnsi="Poppins" w:cs="Poppins" w:eastAsia="Poppins"/>
                 <w:sz w:val="18"/>
                 <w:szCs w:val="18"/>
               </w:rPr>
@@ -6943,7 +6943,7 @@
               <w:spacing w:before="60" w:after="60"/>
               <w:jc w:val="both"/>
               <w:rPr>
-                <w:rFonts w:ascii="Poppins" w:hAnsi="Poppins" w:cs="Poppins"/>
+                <w:rFonts w:ascii="Poppins" w:hAnsi="Poppins" w:cs="Poppins" w:eastAsia="Poppins"/>
                 <w:sz w:val="18"/>
                 <w:szCs w:val="18"/>
               </w:rPr>
@@ -6975,7 +6975,7 @@
               <w:spacing w:before="60" w:after="60"/>
               <w:jc w:val="center"/>
               <w:rPr>
-                <w:rFonts w:ascii="Poppins" w:hAnsi="Poppins" w:cs="Poppins"/>
+                <w:rFonts w:ascii="Poppins" w:hAnsi="Poppins" w:cs="Poppins" w:eastAsia="Poppins"/>
                 <w:sz w:val="18"/>
                 <w:szCs w:val="18"/>
               </w:rPr>
@@ -6994,7 +6994,7 @@
               <w:spacing w:before="60" w:after="60"/>
               <w:jc w:val="both"/>
               <w:rPr>
-                <w:rFonts w:ascii="Poppins" w:hAnsi="Poppins" w:cs="Poppins"/>
+                <w:rFonts w:ascii="Poppins" w:hAnsi="Poppins" w:cs="Poppins" w:eastAsia="Poppins"/>
                 <w:sz w:val="18"/>
                 <w:szCs w:val="18"/>
               </w:rPr>
@@ -7014,7 +7014,7 @@
               <w:spacing w:before="60" w:after="60"/>
               <w:jc w:val="center"/>
               <w:rPr>
-                <w:rFonts w:ascii="Poppins" w:hAnsi="Poppins" w:cs="Poppins"/>
+                <w:rFonts w:ascii="Poppins" w:hAnsi="Poppins" w:cs="Poppins" w:eastAsia="Poppins"/>
                 <w:sz w:val="18"/>
                 <w:szCs w:val="18"/>
               </w:rPr>
@@ -7033,7 +7033,7 @@
               <w:spacing w:before="60" w:after="60"/>
               <w:jc w:val="both"/>
               <w:rPr>
-                <w:rFonts w:ascii="Poppins" w:hAnsi="Poppins" w:cs="Poppins"/>
+                <w:rFonts w:ascii="Poppins" w:hAnsi="Poppins" w:cs="Poppins" w:eastAsia="Poppins"/>
                 <w:sz w:val="18"/>
                 <w:szCs w:val="18"/>
               </w:rPr>
@@ -7052,7 +7052,7 @@
               <w:spacing w:before="60" w:after="60"/>
               <w:jc w:val="both"/>
               <w:rPr>
-                <w:rFonts w:ascii="Poppins" w:hAnsi="Poppins" w:cs="Poppins"/>
+                <w:rFonts w:ascii="Poppins" w:hAnsi="Poppins" w:cs="Poppins" w:eastAsia="Poppins"/>
                 <w:sz w:val="18"/>
                 <w:szCs w:val="18"/>
               </w:rPr>
@@ -7084,7 +7084,7 @@
               <w:spacing w:before="60" w:after="60"/>
               <w:jc w:val="center"/>
               <w:rPr>
-                <w:rFonts w:ascii="Poppins" w:hAnsi="Poppins" w:cs="Poppins"/>
+                <w:rFonts w:ascii="Poppins" w:hAnsi="Poppins" w:cs="Poppins" w:eastAsia="Poppins"/>
                 <w:sz w:val="18"/>
                 <w:szCs w:val="18"/>
               </w:rPr>
@@ -7103,7 +7103,7 @@
               <w:spacing w:before="60" w:after="60"/>
               <w:jc w:val="both"/>
               <w:rPr>
-                <w:rFonts w:ascii="Poppins" w:hAnsi="Poppins" w:cs="Poppins"/>
+                <w:rFonts w:ascii="Poppins" w:hAnsi="Poppins" w:cs="Poppins" w:eastAsia="Poppins"/>
                 <w:sz w:val="18"/>
                 <w:szCs w:val="18"/>
               </w:rPr>
@@ -7123,7 +7123,7 @@
               <w:spacing w:before="60" w:after="60"/>
               <w:jc w:val="center"/>
               <w:rPr>
-                <w:rFonts w:ascii="Poppins" w:hAnsi="Poppins" w:cs="Poppins"/>
+                <w:rFonts w:ascii="Poppins" w:hAnsi="Poppins" w:cs="Poppins" w:eastAsia="Poppins"/>
                 <w:sz w:val="18"/>
                 <w:szCs w:val="18"/>
               </w:rPr>
@@ -7142,7 +7142,7 @@
               <w:spacing w:before="60" w:after="60"/>
               <w:jc w:val="both"/>
               <w:rPr>
-                <w:rFonts w:ascii="Poppins" w:hAnsi="Poppins" w:cs="Poppins"/>
+                <w:rFonts w:ascii="Poppins" w:hAnsi="Poppins" w:cs="Poppins" w:eastAsia="Poppins"/>
                 <w:sz w:val="18"/>
                 <w:szCs w:val="18"/>
               </w:rPr>
@@ -7161,7 +7161,7 @@
               <w:spacing w:before="60" w:after="60"/>
               <w:jc w:val="both"/>
               <w:rPr>
-                <w:rFonts w:ascii="Poppins" w:hAnsi="Poppins" w:cs="Poppins"/>
+                <w:rFonts w:ascii="Poppins" w:hAnsi="Poppins" w:cs="Poppins" w:eastAsia="Poppins"/>
                 <w:sz w:val="18"/>
                 <w:szCs w:val="18"/>
               </w:rPr>
@@ -7193,7 +7193,7 @@
               <w:spacing w:before="60" w:after="60"/>
               <w:jc w:val="center"/>
               <w:rPr>
-                <w:rFonts w:ascii="Poppins" w:hAnsi="Poppins" w:cs="Poppins"/>
+                <w:rFonts w:ascii="Poppins" w:hAnsi="Poppins" w:cs="Poppins" w:eastAsia="Poppins"/>
                 <w:sz w:val="18"/>
                 <w:szCs w:val="18"/>
               </w:rPr>
@@ -7212,7 +7212,7 @@
               <w:spacing w:before="60" w:after="60"/>
               <w:jc w:val="both"/>
               <w:rPr>
-                <w:rFonts w:ascii="Poppins" w:hAnsi="Poppins" w:cs="Poppins"/>
+                <w:rFonts w:ascii="Poppins" w:hAnsi="Poppins" w:cs="Poppins" w:eastAsia="Poppins"/>
                 <w:sz w:val="18"/>
                 <w:szCs w:val="18"/>
               </w:rPr>
@@ -7232,7 +7232,7 @@
               <w:spacing w:before="60" w:after="60"/>
               <w:jc w:val="center"/>
               <w:rPr>
-                <w:rFonts w:ascii="Poppins" w:hAnsi="Poppins" w:cs="Poppins"/>
+                <w:rFonts w:ascii="Poppins" w:hAnsi="Poppins" w:cs="Poppins" w:eastAsia="Poppins"/>
                 <w:sz w:val="18"/>
                 <w:szCs w:val="18"/>
               </w:rPr>
@@ -7251,7 +7251,7 @@
               <w:spacing w:before="60" w:after="60"/>
               <w:jc w:val="both"/>
               <w:rPr>
-                <w:rFonts w:ascii="Poppins" w:hAnsi="Poppins" w:cs="Poppins"/>
+                <w:rFonts w:ascii="Poppins" w:hAnsi="Poppins" w:cs="Poppins" w:eastAsia="Poppins"/>
                 <w:sz w:val="18"/>
                 <w:szCs w:val="18"/>
               </w:rPr>
@@ -7270,7 +7270,7 @@
               <w:spacing w:before="60" w:after="60"/>
               <w:jc w:val="both"/>
               <w:rPr>
-                <w:rFonts w:ascii="Poppins" w:hAnsi="Poppins" w:cs="Poppins"/>
+                <w:rFonts w:ascii="Poppins" w:hAnsi="Poppins" w:cs="Poppins" w:eastAsia="Poppins"/>
                 <w:sz w:val="18"/>
                 <w:szCs w:val="18"/>
               </w:rPr>
@@ -7302,7 +7302,7 @@
               <w:spacing w:before="60" w:after="60"/>
               <w:jc w:val="center"/>
               <w:rPr>
-                <w:rFonts w:ascii="Poppins" w:hAnsi="Poppins" w:cs="Poppins"/>
+                <w:rFonts w:ascii="Poppins" w:hAnsi="Poppins" w:cs="Poppins" w:eastAsia="Poppins"/>
                 <w:sz w:val="18"/>
                 <w:szCs w:val="18"/>
               </w:rPr>
@@ -7321,7 +7321,7 @@
               <w:spacing w:before="60" w:after="60"/>
               <w:jc w:val="both"/>
               <w:rPr>
-                <w:rFonts w:ascii="Poppins" w:hAnsi="Poppins" w:cs="Poppins"/>
+                <w:rFonts w:ascii="Poppins" w:hAnsi="Poppins" w:cs="Poppins" w:eastAsia="Poppins"/>
                 <w:sz w:val="18"/>
                 <w:szCs w:val="18"/>
               </w:rPr>
@@ -7341,7 +7341,7 @@
               <w:spacing w:before="60" w:after="60"/>
               <w:jc w:val="center"/>
               <w:rPr>
-                <w:rFonts w:ascii="Poppins" w:hAnsi="Poppins" w:cs="Poppins"/>
+                <w:rFonts w:ascii="Poppins" w:hAnsi="Poppins" w:cs="Poppins" w:eastAsia="Poppins"/>
                 <w:sz w:val="18"/>
                 <w:szCs w:val="18"/>
               </w:rPr>
@@ -7360,7 +7360,7 @@
               <w:spacing w:before="60" w:after="60"/>
               <w:jc w:val="both"/>
               <w:rPr>
-                <w:rFonts w:ascii="Poppins" w:hAnsi="Poppins" w:cs="Poppins"/>
+                <w:rFonts w:ascii="Poppins" w:hAnsi="Poppins" w:cs="Poppins" w:eastAsia="Poppins"/>
                 <w:sz w:val="18"/>
                 <w:szCs w:val="18"/>
               </w:rPr>
@@ -7379,7 +7379,7 @@
               <w:spacing w:before="60" w:after="60"/>
               <w:jc w:val="both"/>
               <w:rPr>
-                <w:rFonts w:ascii="Poppins" w:hAnsi="Poppins" w:cs="Poppins"/>
+                <w:rFonts w:ascii="Poppins" w:hAnsi="Poppins" w:cs="Poppins" w:eastAsia="Poppins"/>
                 <w:sz w:val="18"/>
                 <w:szCs w:val="18"/>
               </w:rPr>
@@ -7411,7 +7411,7 @@
               <w:spacing w:before="60" w:after="60"/>
               <w:jc w:val="center"/>
               <w:rPr>
-                <w:rFonts w:ascii="Poppins" w:hAnsi="Poppins" w:cs="Poppins"/>
+                <w:rFonts w:ascii="Poppins" w:hAnsi="Poppins" w:cs="Poppins" w:eastAsia="Poppins"/>
                 <w:sz w:val="18"/>
                 <w:szCs w:val="18"/>
               </w:rPr>
@@ -7430,7 +7430,7 @@
               <w:spacing w:before="60" w:after="60"/>
               <w:jc w:val="both"/>
               <w:rPr>
-                <w:rFonts w:ascii="Poppins" w:hAnsi="Poppins" w:cs="Poppins"/>
+                <w:rFonts w:ascii="Poppins" w:hAnsi="Poppins" w:cs="Poppins" w:eastAsia="Poppins"/>
                 <w:sz w:val="18"/>
                 <w:szCs w:val="18"/>
               </w:rPr>
@@ -7450,7 +7450,7 @@
               <w:spacing w:before="60" w:after="60"/>
               <w:jc w:val="center"/>
               <w:rPr>
-                <w:rFonts w:ascii="Poppins" w:hAnsi="Poppins" w:cs="Poppins"/>
+                <w:rFonts w:ascii="Poppins" w:hAnsi="Poppins" w:cs="Poppins" w:eastAsia="Poppins"/>
                 <w:sz w:val="18"/>
                 <w:szCs w:val="18"/>
               </w:rPr>
@@ -7469,7 +7469,7 @@
               <w:spacing w:before="60" w:after="60"/>
               <w:jc w:val="both"/>
               <w:rPr>
-                <w:rFonts w:ascii="Poppins" w:hAnsi="Poppins" w:cs="Poppins"/>
+                <w:rFonts w:ascii="Poppins" w:hAnsi="Poppins" w:cs="Poppins" w:eastAsia="Poppins"/>
                 <w:sz w:val="18"/>
                 <w:szCs w:val="18"/>
               </w:rPr>
@@ -7488,7 +7488,7 @@
               <w:spacing w:before="60" w:after="60"/>
               <w:jc w:val="both"/>
               <w:rPr>
-                <w:rFonts w:ascii="Poppins" w:hAnsi="Poppins" w:cs="Poppins"/>
+                <w:rFonts w:ascii="Poppins" w:hAnsi="Poppins" w:cs="Poppins" w:eastAsia="Poppins"/>
                 <w:sz w:val="18"/>
                 <w:szCs w:val="18"/>
               </w:rPr>
@@ -7520,7 +7520,7 @@
               <w:spacing w:before="60" w:after="60"/>
               <w:jc w:val="center"/>
               <w:rPr>
-                <w:rFonts w:ascii="Poppins" w:hAnsi="Poppins" w:cs="Poppins"/>
+                <w:rFonts w:ascii="Poppins" w:hAnsi="Poppins" w:cs="Poppins" w:eastAsia="Poppins"/>
                 <w:sz w:val="18"/>
                 <w:szCs w:val="18"/>
               </w:rPr>
@@ -7539,7 +7539,7 @@
               <w:spacing w:before="60" w:after="60"/>
               <w:jc w:val="both"/>
               <w:rPr>
-                <w:rFonts w:ascii="Poppins" w:hAnsi="Poppins" w:cs="Poppins"/>
+                <w:rFonts w:ascii="Poppins" w:hAnsi="Poppins" w:cs="Poppins" w:eastAsia="Poppins"/>
                 <w:sz w:val="18"/>
                 <w:szCs w:val="18"/>
               </w:rPr>
@@ -7559,7 +7559,7 @@
               <w:spacing w:before="60" w:after="60"/>
               <w:jc w:val="center"/>
               <w:rPr>
-                <w:rFonts w:ascii="Poppins" w:hAnsi="Poppins" w:cs="Poppins"/>
+                <w:rFonts w:ascii="Poppins" w:hAnsi="Poppins" w:cs="Poppins" w:eastAsia="Poppins"/>
                 <w:sz w:val="18"/>
                 <w:szCs w:val="18"/>
               </w:rPr>
@@ -7578,7 +7578,7 @@
               <w:spacing w:before="60" w:after="60"/>
               <w:jc w:val="both"/>
               <w:rPr>
-                <w:rFonts w:ascii="Poppins" w:hAnsi="Poppins" w:cs="Poppins"/>
+                <w:rFonts w:ascii="Poppins" w:hAnsi="Poppins" w:cs="Poppins" w:eastAsia="Poppins"/>
                 <w:sz w:val="18"/>
                 <w:szCs w:val="18"/>
               </w:rPr>
@@ -7597,7 +7597,7 @@
               <w:spacing w:before="60" w:after="60"/>
               <w:jc w:val="both"/>
               <w:rPr>
-                <w:rFonts w:ascii="Poppins" w:hAnsi="Poppins" w:cs="Poppins"/>
+                <w:rFonts w:ascii="Poppins" w:hAnsi="Poppins" w:cs="Poppins" w:eastAsia="Poppins"/>
                 <w:sz w:val="18"/>
                 <w:szCs w:val="18"/>
               </w:rPr>
@@ -7615,7 +7615,7 @@
         <w:spacing w:line="240" w:lineRule="atLeast"/>
         <w:jc w:val="both"/>
         <w:rPr>
-          <w:rFonts w:ascii="Poppins" w:hAnsi="Poppins" w:cs="Poppins"/>
+          <w:rFonts w:ascii="Poppins" w:hAnsi="Poppins" w:cs="Poppins" w:eastAsia="Poppins"/>
           <w:sz w:val="18"/>
           <w:szCs w:val="18"/>
         </w:rPr>
@@ -7630,7 +7630,7 @@
         <w:spacing w:line="240" w:lineRule="atLeast"/>
         <w:jc w:val="both"/>
         <w:rPr>
-          <w:rFonts w:ascii="Poppins" w:hAnsi="Poppins" w:cs="Poppins"/>
+          <w:rFonts w:ascii="Poppins" w:hAnsi="Poppins" w:cs="Poppins" w:eastAsia="Poppins"/>
           <w:sz w:val="18"/>
           <w:szCs w:val="18"/>
         </w:rPr>
@@ -7645,7 +7645,7 @@
         <w:spacing w:line="240" w:lineRule="atLeast"/>
         <w:jc w:val="both"/>
         <w:rPr>
-          <w:rFonts w:ascii="Poppins" w:hAnsi="Poppins" w:cs="Poppins"/>
+          <w:rFonts w:ascii="Poppins" w:hAnsi="Poppins" w:cs="Poppins" w:eastAsia="Poppins"/>
           <w:sz w:val="18"/>
           <w:szCs w:val="18"/>
         </w:rPr>
@@ -7659,14 +7659,14 @@
         </w:tabs>
         <w:jc w:val="both"/>
         <w:rPr>
-          <w:rFonts w:ascii="Poppins" w:hAnsi="Poppins" w:cs="Poppins"/>
+          <w:rFonts w:ascii="Poppins" w:hAnsi="Poppins" w:cs="Poppins" w:eastAsia="Poppins"/>
           <w:sz w:val="18"/>
           <w:szCs w:val="18"/>
         </w:rPr>
       </w:pPr>
       <w:r>
         <w:rPr>
-          <w:rFonts w:ascii="Poppins" w:hAnsi="Poppins" w:cs="Poppins"/>
+          <w:rFonts w:ascii="Poppins" w:hAnsi="Poppins" w:cs="Poppins" w:eastAsia="Poppins"/>
           <w:sz w:val="18"/>
           <w:szCs w:val="18"/>
         </w:rPr>
@@ -7682,14 +7682,14 @@
         </w:tabs>
         <w:jc w:val="both"/>
         <w:rPr>
-          <w:rFonts w:ascii="Poppins" w:hAnsi="Poppins" w:cs="Poppins"/>
+          <w:rFonts w:ascii="Poppins" w:hAnsi="Poppins" w:cs="Poppins" w:eastAsia="Poppins"/>
           <w:sz w:val="18"/>
           <w:szCs w:val="18"/>
         </w:rPr>
       </w:pPr>
       <w:r>
         <w:rPr>
-          <w:rFonts w:ascii="Poppins" w:hAnsi="Poppins" w:cs="Poppins"/>
+          <w:rFonts w:ascii="Poppins" w:hAnsi="Poppins" w:cs="Poppins" w:eastAsia="Poppins"/>
           <w:sz w:val="18"/>
           <w:szCs w:val="18"/>
         </w:rPr>
@@ -7706,7 +7706,7 @@
         <w:spacing w:line="240" w:lineRule="atLeast"/>
         <w:jc w:val="both"/>
         <w:rPr>
-          <w:rFonts w:ascii="Poppins" w:hAnsi="Poppins" w:cs="Poppins"/>
+          <w:rFonts w:ascii="Poppins" w:hAnsi="Poppins" w:cs="Poppins" w:eastAsia="Poppins"/>
           <w:sz w:val="18"/>
           <w:szCs w:val="18"/>
         </w:rPr>
@@ -7821,7 +7821,7 @@
         <w:ind w:left="397" w:hanging="397"/>
       </w:pPr>
       <w:rPr>
-        <w:rFonts w:ascii="Symbol" w:hAnsi="Symbol" w:hint="default"/>
+        <w:rFonts w:ascii="Poppins" w:hAnsi="Poppins" w:hint="default" w:eastAsia="Poppins" w:cs="Poppins"/>
       </w:rPr>
     </w:lvl>
     <w:lvl w:ilvl="1" w:tplc="9A2AD840" w:tentative="1">
@@ -7836,7 +7836,7 @@
         <w:ind w:left="873" w:hanging="360"/>
       </w:pPr>
       <w:rPr>
-        <w:rFonts w:ascii="Courier New" w:hAnsi="Courier New" w:hint="default"/>
+        <w:rFonts w:ascii="Poppins" w:hAnsi="Poppins" w:hint="default" w:eastAsia="Poppins" w:cs="Poppins"/>
       </w:rPr>
     </w:lvl>
     <w:lvl w:ilvl="2" w:tplc="B172F2DA" w:tentative="1">
@@ -7851,7 +7851,7 @@
         <w:ind w:left="1593" w:hanging="360"/>
       </w:pPr>
       <w:rPr>
-        <w:rFonts w:ascii="Wingdings" w:hAnsi="Wingdings" w:hint="default"/>
+        <w:rFonts w:ascii="Poppins" w:hAnsi="Poppins" w:hint="default" w:eastAsia="Poppins" w:cs="Poppins"/>
       </w:rPr>
     </w:lvl>
     <w:lvl w:ilvl="3" w:tplc="58121B1E" w:tentative="1">
@@ -7866,7 +7866,7 @@
         <w:ind w:left="2313" w:hanging="360"/>
       </w:pPr>
       <w:rPr>
-        <w:rFonts w:ascii="Symbol" w:hAnsi="Symbol" w:hint="default"/>
+        <w:rFonts w:ascii="Poppins" w:hAnsi="Poppins" w:hint="default" w:eastAsia="Poppins" w:cs="Poppins"/>
       </w:rPr>
     </w:lvl>
     <w:lvl w:ilvl="4" w:tplc="945E43A0" w:tentative="1">
@@ -7881,7 +7881,7 @@
         <w:ind w:left="3033" w:hanging="360"/>
       </w:pPr>
       <w:rPr>
-        <w:rFonts w:ascii="Courier New" w:hAnsi="Courier New" w:hint="default"/>
+        <w:rFonts w:ascii="Poppins" w:hAnsi="Poppins" w:hint="default" w:eastAsia="Poppins" w:cs="Poppins"/>
       </w:rPr>
     </w:lvl>
     <w:lvl w:ilvl="5" w:tplc="B6EE7CB8" w:tentative="1">
@@ -7896,7 +7896,7 @@
         <w:ind w:left="3753" w:hanging="360"/>
       </w:pPr>
       <w:rPr>
-        <w:rFonts w:ascii="Wingdings" w:hAnsi="Wingdings" w:hint="default"/>
+        <w:rFonts w:ascii="Poppins" w:hAnsi="Poppins" w:hint="default" w:eastAsia="Poppins" w:cs="Poppins"/>
       </w:rPr>
     </w:lvl>
     <w:lvl w:ilvl="6" w:tplc="0C5EF47A" w:tentative="1">
@@ -7911,7 +7911,7 @@
         <w:ind w:left="4473" w:hanging="360"/>
       </w:pPr>
       <w:rPr>
-        <w:rFonts w:ascii="Symbol" w:hAnsi="Symbol" w:hint="default"/>
+        <w:rFonts w:ascii="Poppins" w:hAnsi="Poppins" w:hint="default" w:eastAsia="Poppins" w:cs="Poppins"/>
       </w:rPr>
     </w:lvl>
     <w:lvl w:ilvl="7" w:tplc="871804EC" w:tentative="1">
@@ -7926,7 +7926,7 @@
         <w:ind w:left="5193" w:hanging="360"/>
       </w:pPr>
       <w:rPr>
-        <w:rFonts w:ascii="Courier New" w:hAnsi="Courier New" w:hint="default"/>
+        <w:rFonts w:ascii="Poppins" w:hAnsi="Poppins" w:hint="default" w:eastAsia="Poppins" w:cs="Poppins"/>
       </w:rPr>
     </w:lvl>
     <w:lvl w:ilvl="8" w:tplc="487AC0B2" w:tentative="1">
@@ -7941,7 +7941,7 @@
         <w:ind w:left="5913" w:hanging="360"/>
       </w:pPr>
       <w:rPr>
-        <w:rFonts w:ascii="Wingdings" w:hAnsi="Wingdings" w:hint="default"/>
+        <w:rFonts w:ascii="Poppins" w:hAnsi="Poppins" w:hint="default" w:eastAsia="Poppins" w:cs="Poppins"/>
       </w:rPr>
     </w:lvl>
   </w:abstractNum>
@@ -7961,7 +7961,7 @@
         <w:ind w:left="350" w:hanging="170"/>
       </w:pPr>
       <w:rPr>
-        <w:rFonts w:hint="default"/>
+        <w:rFonts w:hint="default" w:ascii="Poppins" w:hAnsi="Poppins" w:eastAsia="Poppins" w:cs="Poppins"/>
       </w:rPr>
     </w:lvl>
     <w:lvl w:ilvl="1" w:tplc="FFFFFFFF" w:tentative="1">
@@ -8077,7 +8077,7 @@
         <w:ind w:left="350" w:hanging="170"/>
       </w:pPr>
       <w:rPr>
-        <w:rFonts w:hint="default"/>
+        <w:rFonts w:hint="default" w:ascii="Poppins" w:hAnsi="Poppins" w:eastAsia="Poppins" w:cs="Poppins"/>
       </w:rPr>
     </w:lvl>
     <w:lvl w:ilvl="1" w:tplc="FFFFFFFF" w:tentative="1">
@@ -8193,7 +8193,7 @@
         <w:ind w:left="907" w:hanging="340"/>
       </w:pPr>
       <w:rPr>
-        <w:rFonts w:ascii="Symbol" w:hAnsi="Symbol" w:hint="default"/>
+        <w:rFonts w:ascii="Poppins" w:hAnsi="Poppins" w:hint="default" w:eastAsia="Poppins" w:cs="Poppins"/>
       </w:rPr>
     </w:lvl>
     <w:lvl w:ilvl="1" w:tplc="040E0003" w:tentative="1">
@@ -8208,7 +8208,7 @@
         <w:ind w:left="1440" w:hanging="360"/>
       </w:pPr>
       <w:rPr>
-        <w:rFonts w:ascii="Courier New" w:hAnsi="Courier New" w:cs="Courier New" w:hint="default"/>
+        <w:rFonts w:ascii="Poppins" w:hAnsi="Poppins" w:cs="Poppins" w:hint="default" w:eastAsia="Poppins"/>
       </w:rPr>
     </w:lvl>
     <w:lvl w:ilvl="2" w:tplc="040E0005" w:tentative="1">
@@ -8223,7 +8223,7 @@
         <w:ind w:left="2160" w:hanging="360"/>
       </w:pPr>
       <w:rPr>
-        <w:rFonts w:ascii="Wingdings" w:hAnsi="Wingdings" w:hint="default"/>
+        <w:rFonts w:ascii="Poppins" w:hAnsi="Poppins" w:hint="default" w:eastAsia="Poppins" w:cs="Poppins"/>
       </w:rPr>
     </w:lvl>
     <w:lvl w:ilvl="3" w:tplc="040E0001" w:tentative="1">
@@ -8238,7 +8238,7 @@
         <w:ind w:left="2880" w:hanging="360"/>
       </w:pPr>
       <w:rPr>
-        <w:rFonts w:ascii="Symbol" w:hAnsi="Symbol" w:hint="default"/>
+        <w:rFonts w:ascii="Poppins" w:hAnsi="Poppins" w:hint="default" w:eastAsia="Poppins" w:cs="Poppins"/>
       </w:rPr>
     </w:lvl>
     <w:lvl w:ilvl="4" w:tplc="040E0003" w:tentative="1">
@@ -8253,7 +8253,7 @@
         <w:ind w:left="3600" w:hanging="360"/>
       </w:pPr>
       <w:rPr>
-        <w:rFonts w:ascii="Courier New" w:hAnsi="Courier New" w:cs="Courier New" w:hint="default"/>
+        <w:rFonts w:ascii="Poppins" w:hAnsi="Poppins" w:cs="Poppins" w:hint="default" w:eastAsia="Poppins"/>
       </w:rPr>
     </w:lvl>
     <w:lvl w:ilvl="5" w:tplc="040E0005" w:tentative="1">
@@ -8268,7 +8268,7 @@
         <w:ind w:left="4320" w:hanging="360"/>
       </w:pPr>
       <w:rPr>
-        <w:rFonts w:ascii="Wingdings" w:hAnsi="Wingdings" w:hint="default"/>
+        <w:rFonts w:ascii="Poppins" w:hAnsi="Poppins" w:hint="default" w:eastAsia="Poppins" w:cs="Poppins"/>
       </w:rPr>
     </w:lvl>
     <w:lvl w:ilvl="6" w:tplc="040E0001" w:tentative="1">
@@ -8283,7 +8283,7 @@
         <w:ind w:left="5040" w:hanging="360"/>
       </w:pPr>
       <w:rPr>
-        <w:rFonts w:ascii="Symbol" w:hAnsi="Symbol" w:hint="default"/>
+        <w:rFonts w:ascii="Poppins" w:hAnsi="Poppins" w:hint="default" w:eastAsia="Poppins" w:cs="Poppins"/>
       </w:rPr>
     </w:lvl>
     <w:lvl w:ilvl="7" w:tplc="040E0003" w:tentative="1">
@@ -8298,7 +8298,7 @@
         <w:ind w:left="5760" w:hanging="360"/>
       </w:pPr>
       <w:rPr>
-        <w:rFonts w:ascii="Courier New" w:hAnsi="Courier New" w:cs="Courier New" w:hint="default"/>
+        <w:rFonts w:ascii="Poppins" w:hAnsi="Poppins" w:cs="Poppins" w:hint="default" w:eastAsia="Poppins"/>
       </w:rPr>
     </w:lvl>
     <w:lvl w:ilvl="8" w:tplc="040E0005" w:tentative="1">
@@ -8313,7 +8313,7 @@
         <w:ind w:left="6480" w:hanging="360"/>
       </w:pPr>
       <w:rPr>
-        <w:rFonts w:ascii="Wingdings" w:hAnsi="Wingdings" w:hint="default"/>
+        <w:rFonts w:ascii="Poppins" w:hAnsi="Poppins" w:hint="default" w:eastAsia="Poppins" w:cs="Poppins"/>
       </w:rPr>
     </w:lvl>
   </w:abstractNum>
@@ -8333,7 +8333,7 @@
         <w:ind w:left="350" w:hanging="170"/>
       </w:pPr>
       <w:rPr>
-        <w:rFonts w:hint="default"/>
+        <w:rFonts w:hint="default" w:ascii="Poppins" w:hAnsi="Poppins" w:eastAsia="Poppins" w:cs="Poppins"/>
       </w:rPr>
     </w:lvl>
     <w:lvl w:ilvl="1" w:tplc="FFFFFFFF" w:tentative="1">
@@ -8449,7 +8449,7 @@
         <w:ind w:left="350" w:hanging="170"/>
       </w:pPr>
       <w:rPr>
-        <w:rFonts w:hint="default"/>
+        <w:rFonts w:hint="default" w:ascii="Poppins" w:hAnsi="Poppins" w:eastAsia="Poppins" w:cs="Poppins"/>
       </w:rPr>
     </w:lvl>
     <w:lvl w:ilvl="1" w:tplc="FFFFFFFF" w:tentative="1">
@@ -8575,7 +8575,7 @@
   <w:docDefaults>
     <w:rPrDefault>
       <w:rPr>
-        <w:rFonts w:asciiTheme="minorHAnsi" w:eastAsiaTheme="minorHAnsi" w:hAnsiTheme="minorHAnsi" w:cstheme="minorBidi"/>
+        <w:rFonts w:ascii="Poppins" w:hAnsi="Poppins" w:eastAsia="Poppins" w:cs="Poppins"/>
         <w:sz w:val="22"/>
         <w:szCs w:val="22"/>
         <w:lang w:val="hu-HU" w:eastAsia="en-US" w:bidi="ar-SA"/>
@@ -8975,7 +8975,7 @@
       <w:spacing w:after="0" w:line="240" w:lineRule="auto"/>
     </w:pPr>
     <w:rPr>
-      <w:rFonts w:ascii="Times New Roman" w:eastAsia="Times New Roman" w:hAnsi="Times New Roman" w:cs="Times New Roman"/>
+      <w:rFonts w:ascii="Poppins" w:eastAsia="Poppins" w:hAnsi="Poppins" w:cs="Poppins"/>
       <w:sz w:val="20"/>
       <w:szCs w:val="20"/>
       <w:lang w:eastAsia="hu-HU"/>
@@ -9021,7 +9021,7 @@
       <w:jc w:val="both"/>
     </w:pPr>
     <w:rPr>
-      <w:rFonts w:ascii="Arial" w:hAnsi="Arial" w:cs="Arial"/>
+      <w:rFonts w:ascii="Poppins" w:hAnsi="Poppins" w:cs="Poppins" w:eastAsia="Poppins"/>
     </w:rPr>
   </w:style>
   <w:style w:type="character" w:customStyle="1" w:styleId="SzvegtrzsChar">
@@ -9030,7 +9030,7 @@
     <w:link w:val="Szvegtrzs"/>
     <w:rsid w:val="001D047C"/>
     <w:rPr>
-      <w:rFonts w:ascii="Arial" w:eastAsia="Times New Roman" w:hAnsi="Arial" w:cs="Arial"/>
+      <w:rFonts w:ascii="Poppins" w:eastAsia="Poppins" w:hAnsi="Poppins" w:cs="Poppins"/>
       <w:sz w:val="20"/>
       <w:szCs w:val="20"/>
       <w:lang w:eastAsia="hu-HU"/>
@@ -9073,7 +9073,7 @@
     <w:uiPriority w:val="99"/>
     <w:rsid w:val="002C3B79"/>
     <w:rPr>
-      <w:rFonts w:ascii="Times New Roman" w:eastAsia="Times New Roman" w:hAnsi="Times New Roman" w:cs="Times New Roman"/>
+      <w:rFonts w:ascii="Poppins" w:eastAsia="Poppins" w:hAnsi="Poppins" w:cs="Poppins"/>
       <w:sz w:val="20"/>
       <w:szCs w:val="20"/>
       <w:lang w:eastAsia="hu-HU"/>
@@ -9100,7 +9100,7 @@
     <w:uiPriority w:val="99"/>
     <w:rsid w:val="002C3B79"/>
     <w:rPr>
-      <w:rFonts w:ascii="Times New Roman" w:eastAsia="Times New Roman" w:hAnsi="Times New Roman" w:cs="Times New Roman"/>
+      <w:rFonts w:ascii="Poppins" w:eastAsia="Poppins" w:hAnsi="Poppins" w:cs="Poppins"/>
       <w:sz w:val="20"/>
       <w:szCs w:val="20"/>
       <w:lang w:eastAsia="hu-HU"/>
@@ -9171,9 +9171,9 @@
     </a:clrScheme>
     <a:fontScheme name="Office">
       <a:majorFont>
-        <a:latin typeface="Calibri Light"/>
-        <a:ea typeface=""/>
-        <a:cs typeface=""/>
+        <a:latin typeface="Poppins"/>
+        <a:ea typeface="Poppins"/>
+        <a:cs typeface="Poppins"/>
         <a:font script="Jpan" typeface="游ゴシック Light"/>
         <a:font script="Hang" typeface="맑은 고딕"/>
         <a:font script="Hans" typeface="等线 Light"/>
@@ -9223,9 +9223,9 @@
         <a:font script="Tfng" typeface="Ebrima"/>
       </a:majorFont>
       <a:minorFont>
-        <a:latin typeface="Calibri"/>
-        <a:ea typeface=""/>
-        <a:cs typeface=""/>
+        <a:latin typeface="Poppins"/>
+        <a:ea typeface="Poppins"/>
+        <a:cs typeface="Poppins"/>
         <a:font script="Jpan" typeface="游明朝"/>
         <a:font script="Hang" typeface="맑은 고딕"/>
         <a:font script="Hans" typeface="等线"/>
